--- a/DreamLandToys.docx
+++ b/DreamLandToys.docx
@@ -326,24 +326,7 @@
           <w:szCs w:val="36"/>
         </w:rPr>
         <w:tab/>
-      </w:r>
-      <w:r>
-        <w:rPr>
-          <w:bCs/>
-          <w:color w:val="000000"/>
-          <w:sz w:val="28"/>
-          <w:szCs w:val="36"/>
-        </w:rPr>
-        <w:t>Student</w:t>
-      </w:r>
-      <w:r>
-        <w:rPr>
-          <w:bCs/>
-          <w:color w:val="000000"/>
-          <w:sz w:val="28"/>
-          <w:szCs w:val="36"/>
-        </w:rPr>
-        <w:t>:</w:t>
+        <w:t>Student:</w:t>
       </w:r>
     </w:p>
     <w:p>
@@ -366,6 +349,7 @@
         <w:t xml:space="preserve">prof. </w:t>
       </w:r>
       <w:proofErr w:type="spellStart"/>
+      <w:proofErr w:type="gramStart"/>
       <w:r>
         <w:rPr>
           <w:bCs/>
@@ -407,6 +391,7 @@
         <w:t>Mlađan</w:t>
       </w:r>
       <w:proofErr w:type="spellEnd"/>
+      <w:proofErr w:type="gramEnd"/>
       <w:r>
         <w:rPr>
           <w:bCs/>
@@ -660,6 +645,14 @@
     </w:p>
     <w:sdt>
       <w:sdtPr>
+        <w:rPr>
+          <w:rFonts w:ascii="Times New Roman" w:eastAsiaTheme="minorEastAsia" w:hAnsi="Times New Roman" w:cstheme="minorBidi"/>
+          <w:b w:val="0"/>
+          <w:bCs w:val="0"/>
+          <w:color w:val="auto"/>
+          <w:sz w:val="24"/>
+          <w:szCs w:val="22"/>
+        </w:rPr>
         <w:id w:val="-1046753267"/>
         <w:docPartObj>
           <w:docPartGallery w:val="Table of Contents"/>
@@ -668,11 +661,7 @@
       </w:sdtPr>
       <w:sdtEndPr>
         <w:rPr>
-          <w:rFonts w:ascii="Times New Roman" w:eastAsiaTheme="minorEastAsia" w:hAnsi="Times New Roman" w:cstheme="minorBidi"/>
           <w:noProof/>
-          <w:color w:val="auto"/>
-          <w:sz w:val="24"/>
-          <w:szCs w:val="22"/>
         </w:rPr>
       </w:sdtEndPr>
       <w:sdtContent>
@@ -713,10 +702,10 @@
             <w:pStyle w:val="TOC1"/>
             <w:tabs>
               <w:tab w:val="left" w:pos="440"/>
-              <w:tab w:val="right" w:leader="dot" w:pos="9396"/>
+              <w:tab w:val="right" w:leader="dot" w:pos="10070"/>
             </w:tabs>
             <w:rPr>
-              <w:rFonts w:cs="Times New Roman"/>
+              <w:rFonts w:asciiTheme="minorHAnsi" w:hAnsiTheme="minorHAnsi"/>
               <w:noProof/>
               <w:sz w:val="22"/>
             </w:rPr>
@@ -739,7 +728,7 @@
             </w:rPr>
             <w:fldChar w:fldCharType="separate"/>
           </w:r>
-          <w:hyperlink w:anchor="_Toc240492831" w:history="1">
+          <w:hyperlink w:anchor="_Toc240552328" w:history="1">
             <w:r>
               <w:rPr>
                 <w:rStyle w:val="Hyperlink"/>
@@ -750,7 +739,7 @@
             </w:r>
             <w:r>
               <w:rPr>
-                <w:rFonts w:cs="Times New Roman"/>
+                <w:rFonts w:asciiTheme="minorHAnsi" w:hAnsiTheme="minorHAnsi"/>
                 <w:noProof/>
                 <w:sz w:val="22"/>
               </w:rPr>
@@ -766,7 +755,6 @@
             </w:r>
             <w:r>
               <w:rPr>
-                <w:rFonts w:cs="Times New Roman"/>
                 <w:noProof/>
                 <w:webHidden/>
               </w:rPr>
@@ -774,7 +762,6 @@
             </w:r>
             <w:r>
               <w:rPr>
-                <w:rFonts w:cs="Times New Roman"/>
                 <w:noProof/>
                 <w:webHidden/>
               </w:rPr>
@@ -782,22 +769,19 @@
             </w:r>
             <w:r>
               <w:rPr>
-                <w:rFonts w:cs="Times New Roman"/>
                 <w:noProof/>
                 <w:webHidden/>
               </w:rPr>
-              <w:instrText xml:space="preserve"> PAGEREF _Toc240492831 \h </w:instrText>
+              <w:instrText xml:space="preserve"> PAGEREF _Toc240552328 \h </w:instrText>
             </w:r>
             <w:r>
               <w:rPr>
-                <w:rFonts w:cs="Times New Roman"/>
                 <w:noProof/>
                 <w:webHidden/>
               </w:rPr>
             </w:r>
             <w:r>
               <w:rPr>
-                <w:rFonts w:cs="Times New Roman"/>
                 <w:noProof/>
                 <w:webHidden/>
               </w:rPr>
@@ -805,15 +789,13 @@
             </w:r>
             <w:r>
               <w:rPr>
-                <w:rFonts w:cs="Times New Roman"/>
                 <w:noProof/>
                 <w:webHidden/>
               </w:rPr>
-              <w:t>2</w:t>
+              <w:t>3</w:t>
             </w:r>
             <w:r>
               <w:rPr>
-                <w:rFonts w:cs="Times New Roman"/>
                 <w:noProof/>
                 <w:webHidden/>
               </w:rPr>
@@ -826,15 +808,15 @@
             <w:pStyle w:val="TOC2"/>
             <w:tabs>
               <w:tab w:val="left" w:pos="880"/>
-              <w:tab w:val="right" w:leader="dot" w:pos="9396"/>
+              <w:tab w:val="right" w:leader="dot" w:pos="10070"/>
             </w:tabs>
             <w:rPr>
-              <w:rFonts w:cs="Times New Roman"/>
+              <w:rFonts w:asciiTheme="minorHAnsi" w:hAnsiTheme="minorHAnsi"/>
               <w:noProof/>
               <w:sz w:val="22"/>
             </w:rPr>
           </w:pPr>
-          <w:hyperlink w:anchor="_Toc240492832" w:history="1">
+          <w:hyperlink w:anchor="_Toc240552329" w:history="1">
             <w:r>
               <w:rPr>
                 <w:rStyle w:val="Hyperlink"/>
@@ -845,7 +827,7 @@
             </w:r>
             <w:r>
               <w:rPr>
-                <w:rFonts w:cs="Times New Roman"/>
+                <w:rFonts w:asciiTheme="minorHAnsi" w:hAnsiTheme="minorHAnsi"/>
                 <w:noProof/>
                 <w:sz w:val="22"/>
               </w:rPr>
@@ -861,7 +843,6 @@
             </w:r>
             <w:r>
               <w:rPr>
-                <w:rFonts w:cs="Times New Roman"/>
                 <w:noProof/>
                 <w:webHidden/>
               </w:rPr>
@@ -869,7 +850,6 @@
             </w:r>
             <w:r>
               <w:rPr>
-                <w:rFonts w:cs="Times New Roman"/>
                 <w:noProof/>
                 <w:webHidden/>
               </w:rPr>
@@ -877,22 +857,19 @@
             </w:r>
             <w:r>
               <w:rPr>
-                <w:rFonts w:cs="Times New Roman"/>
                 <w:noProof/>
                 <w:webHidden/>
               </w:rPr>
-              <w:instrText xml:space="preserve"> PAGEREF _Toc240492832 \h </w:instrText>
+              <w:instrText xml:space="preserve"> PAGEREF _Toc240552329 \h </w:instrText>
             </w:r>
             <w:r>
               <w:rPr>
-                <w:rFonts w:cs="Times New Roman"/>
                 <w:noProof/>
                 <w:webHidden/>
               </w:rPr>
             </w:r>
             <w:r>
               <w:rPr>
-                <w:rFonts w:cs="Times New Roman"/>
                 <w:noProof/>
                 <w:webHidden/>
               </w:rPr>
@@ -900,15 +877,13 @@
             </w:r>
             <w:r>
               <w:rPr>
-                <w:rFonts w:cs="Times New Roman"/>
                 <w:noProof/>
                 <w:webHidden/>
               </w:rPr>
-              <w:t>2</w:t>
+              <w:t>3</w:t>
             </w:r>
             <w:r>
               <w:rPr>
-                <w:rFonts w:cs="Times New Roman"/>
                 <w:noProof/>
                 <w:webHidden/>
               </w:rPr>
@@ -921,15 +896,15 @@
             <w:pStyle w:val="TOC2"/>
             <w:tabs>
               <w:tab w:val="left" w:pos="880"/>
-              <w:tab w:val="right" w:leader="dot" w:pos="9396"/>
+              <w:tab w:val="right" w:leader="dot" w:pos="10070"/>
             </w:tabs>
             <w:rPr>
-              <w:rFonts w:cs="Times New Roman"/>
+              <w:rFonts w:asciiTheme="minorHAnsi" w:hAnsiTheme="minorHAnsi"/>
               <w:noProof/>
               <w:sz w:val="22"/>
             </w:rPr>
           </w:pPr>
-          <w:hyperlink w:anchor="_Toc240492833" w:history="1">
+          <w:hyperlink w:anchor="_Toc240552330" w:history="1">
             <w:r>
               <w:rPr>
                 <w:rStyle w:val="Hyperlink"/>
@@ -940,7 +915,7 @@
             </w:r>
             <w:r>
               <w:rPr>
-                <w:rFonts w:cs="Times New Roman"/>
+                <w:rFonts w:asciiTheme="minorHAnsi" w:hAnsiTheme="minorHAnsi"/>
                 <w:noProof/>
                 <w:sz w:val="22"/>
               </w:rPr>
@@ -956,7 +931,6 @@
             </w:r>
             <w:r>
               <w:rPr>
-                <w:rFonts w:cs="Times New Roman"/>
                 <w:noProof/>
                 <w:webHidden/>
               </w:rPr>
@@ -964,7 +938,6 @@
             </w:r>
             <w:r>
               <w:rPr>
-                <w:rFonts w:cs="Times New Roman"/>
                 <w:noProof/>
                 <w:webHidden/>
               </w:rPr>
@@ -972,22 +945,19 @@
             </w:r>
             <w:r>
               <w:rPr>
-                <w:rFonts w:cs="Times New Roman"/>
                 <w:noProof/>
                 <w:webHidden/>
               </w:rPr>
-              <w:instrText xml:space="preserve"> PAGEREF _Toc240492833 \h </w:instrText>
+              <w:instrText xml:space="preserve"> PAGEREF _Toc240552330 \h </w:instrText>
             </w:r>
             <w:r>
               <w:rPr>
-                <w:rFonts w:cs="Times New Roman"/>
                 <w:noProof/>
                 <w:webHidden/>
               </w:rPr>
             </w:r>
             <w:r>
               <w:rPr>
-                <w:rFonts w:cs="Times New Roman"/>
                 <w:noProof/>
                 <w:webHidden/>
               </w:rPr>
@@ -995,15 +965,13 @@
             </w:r>
             <w:r>
               <w:rPr>
-                <w:rFonts w:cs="Times New Roman"/>
                 <w:noProof/>
                 <w:webHidden/>
               </w:rPr>
-              <w:t>2</w:t>
+              <w:t>3</w:t>
             </w:r>
             <w:r>
               <w:rPr>
-                <w:rFonts w:cs="Times New Roman"/>
                 <w:noProof/>
                 <w:webHidden/>
               </w:rPr>
@@ -1016,15 +984,15 @@
             <w:pStyle w:val="TOC1"/>
             <w:tabs>
               <w:tab w:val="left" w:pos="440"/>
-              <w:tab w:val="right" w:leader="dot" w:pos="9396"/>
+              <w:tab w:val="right" w:leader="dot" w:pos="10070"/>
             </w:tabs>
             <w:rPr>
-              <w:rFonts w:cs="Times New Roman"/>
+              <w:rFonts w:asciiTheme="minorHAnsi" w:hAnsiTheme="minorHAnsi"/>
               <w:noProof/>
               <w:sz w:val="22"/>
             </w:rPr>
           </w:pPr>
-          <w:hyperlink w:anchor="_Toc240492834" w:history="1">
+          <w:hyperlink w:anchor="_Toc240552331" w:history="1">
             <w:r>
               <w:rPr>
                 <w:rStyle w:val="Hyperlink"/>
@@ -1035,7 +1003,7 @@
             </w:r>
             <w:r>
               <w:rPr>
-                <w:rFonts w:cs="Times New Roman"/>
+                <w:rFonts w:asciiTheme="minorHAnsi" w:hAnsiTheme="minorHAnsi"/>
                 <w:noProof/>
                 <w:sz w:val="22"/>
               </w:rPr>
@@ -1047,11 +1015,10 @@
                 <w:rFonts w:cs="Times New Roman"/>
                 <w:noProof/>
               </w:rPr>
-              <w:t>Početna stranica</w:t>
+              <w:t>Izgled aplikacije</w:t>
             </w:r>
             <w:r>
               <w:rPr>
-                <w:rFonts w:cs="Times New Roman"/>
                 <w:noProof/>
                 <w:webHidden/>
               </w:rPr>
@@ -1059,7 +1026,6 @@
             </w:r>
             <w:r>
               <w:rPr>
-                <w:rFonts w:cs="Times New Roman"/>
                 <w:noProof/>
                 <w:webHidden/>
               </w:rPr>
@@ -1067,22 +1033,19 @@
             </w:r>
             <w:r>
               <w:rPr>
-                <w:rFonts w:cs="Times New Roman"/>
                 <w:noProof/>
                 <w:webHidden/>
               </w:rPr>
-              <w:instrText xml:space="preserve"> PAGEREF _Toc240492834 \h </w:instrText>
+              <w:instrText xml:space="preserve"> PAGEREF _Toc240552331 \h </w:instrText>
             </w:r>
             <w:r>
               <w:rPr>
-                <w:rFonts w:cs="Times New Roman"/>
                 <w:noProof/>
                 <w:webHidden/>
               </w:rPr>
             </w:r>
             <w:r>
               <w:rPr>
-                <w:rFonts w:cs="Times New Roman"/>
                 <w:noProof/>
                 <w:webHidden/>
               </w:rPr>
@@ -1090,15 +1053,13 @@
             </w:r>
             <w:r>
               <w:rPr>
-                <w:rFonts w:cs="Times New Roman"/>
                 <w:noProof/>
                 <w:webHidden/>
               </w:rPr>
-              <w:t>3</w:t>
+              <w:t>4</w:t>
             </w:r>
             <w:r>
               <w:rPr>
-                <w:rFonts w:cs="Times New Roman"/>
                 <w:noProof/>
                 <w:webHidden/>
               </w:rPr>
@@ -1108,28 +1069,44 @@
         </w:p>
         <w:p>
           <w:pPr>
-            <w:pStyle w:val="TOC1"/>
+            <w:pStyle w:val="TOC2"/>
             <w:tabs>
-              <w:tab w:val="right" w:leader="dot" w:pos="9396"/>
+              <w:tab w:val="left" w:pos="880"/>
+              <w:tab w:val="right" w:leader="dot" w:pos="10070"/>
             </w:tabs>
             <w:rPr>
-              <w:rFonts w:cs="Times New Roman"/>
+              <w:rFonts w:asciiTheme="minorHAnsi" w:hAnsiTheme="minorHAnsi"/>
               <w:noProof/>
               <w:sz w:val="22"/>
             </w:rPr>
           </w:pPr>
-          <w:hyperlink w:anchor="_Toc240492835" w:history="1">
+          <w:hyperlink w:anchor="_Toc240552332" w:history="1">
             <w:r>
               <w:rPr>
                 <w:rStyle w:val="Hyperlink"/>
                 <w:rFonts w:cs="Times New Roman"/>
                 <w:noProof/>
               </w:rPr>
-              <w:t>3. Detalji igračke</w:t>
+              <w:t>2.1.</w:t>
             </w:r>
             <w:r>
               <w:rPr>
+                <w:rFonts w:asciiTheme="minorHAnsi" w:hAnsiTheme="minorHAnsi"/>
+                <w:noProof/>
+                <w:sz w:val="22"/>
+              </w:rPr>
+              <w:tab/>
+            </w:r>
+            <w:r>
+              <w:rPr>
+                <w:rStyle w:val="Hyperlink"/>
                 <w:rFonts w:cs="Times New Roman"/>
+                <w:noProof/>
+              </w:rPr>
+              <w:t>Home stranica</w:t>
+            </w:r>
+            <w:r>
+              <w:rPr>
                 <w:noProof/>
                 <w:webHidden/>
               </w:rPr>
@@ -1137,7 +1114,6 @@
             </w:r>
             <w:r>
               <w:rPr>
-                <w:rFonts w:cs="Times New Roman"/>
                 <w:noProof/>
                 <w:webHidden/>
               </w:rPr>
@@ -1145,22 +1121,19 @@
             </w:r>
             <w:r>
               <w:rPr>
-                <w:rFonts w:cs="Times New Roman"/>
                 <w:noProof/>
                 <w:webHidden/>
               </w:rPr>
-              <w:instrText xml:space="preserve"> PAGEREF _Toc240492835 \h </w:instrText>
+              <w:instrText xml:space="preserve"> PAGEREF _Toc240552332 \h </w:instrText>
             </w:r>
             <w:r>
               <w:rPr>
-                <w:rFonts w:cs="Times New Roman"/>
                 <w:noProof/>
                 <w:webHidden/>
               </w:rPr>
             </w:r>
             <w:r>
               <w:rPr>
-                <w:rFonts w:cs="Times New Roman"/>
                 <w:noProof/>
                 <w:webHidden/>
               </w:rPr>
@@ -1168,7 +1141,6 @@
             </w:r>
             <w:r>
               <w:rPr>
-                <w:rFonts w:cs="Times New Roman"/>
                 <w:noProof/>
                 <w:webHidden/>
               </w:rPr>
@@ -1176,7 +1148,6 @@
             </w:r>
             <w:r>
               <w:rPr>
-                <w:rFonts w:cs="Times New Roman"/>
                 <w:noProof/>
                 <w:webHidden/>
               </w:rPr>
@@ -1186,29 +1157,117 @@
         </w:p>
         <w:p>
           <w:pPr>
-            <w:pStyle w:val="TOC1"/>
+            <w:pStyle w:val="TOC2"/>
             <w:tabs>
-              <w:tab w:val="left" w:pos="440"/>
-              <w:tab w:val="right" w:leader="dot" w:pos="9396"/>
+              <w:tab w:val="left" w:pos="880"/>
+              <w:tab w:val="right" w:leader="dot" w:pos="10070"/>
             </w:tabs>
             <w:rPr>
-              <w:rFonts w:cs="Times New Roman"/>
+              <w:rFonts w:asciiTheme="minorHAnsi" w:hAnsiTheme="minorHAnsi"/>
               <w:noProof/>
               <w:sz w:val="22"/>
             </w:rPr>
           </w:pPr>
-          <w:hyperlink w:anchor="_Toc240492836" w:history="1">
+          <w:hyperlink w:anchor="_Toc240552333" w:history="1">
             <w:r>
               <w:rPr>
                 <w:rStyle w:val="Hyperlink"/>
                 <w:rFonts w:cs="Times New Roman"/>
                 <w:noProof/>
               </w:rPr>
-              <w:t>3.</w:t>
+              <w:t>2.2.</w:t>
             </w:r>
             <w:r>
               <w:rPr>
+                <w:rFonts w:asciiTheme="minorHAnsi" w:hAnsiTheme="minorHAnsi"/>
+                <w:noProof/>
+                <w:sz w:val="22"/>
+              </w:rPr>
+              <w:tab/>
+            </w:r>
+            <w:r>
+              <w:rPr>
+                <w:rStyle w:val="Hyperlink"/>
                 <w:rFonts w:cs="Times New Roman"/>
+                <w:noProof/>
+              </w:rPr>
+              <w:t>Detalji igračke</w:t>
+            </w:r>
+            <w:r>
+              <w:rPr>
+                <w:noProof/>
+                <w:webHidden/>
+              </w:rPr>
+              <w:tab/>
+            </w:r>
+            <w:r>
+              <w:rPr>
+                <w:noProof/>
+                <w:webHidden/>
+              </w:rPr>
+              <w:fldChar w:fldCharType="begin"/>
+            </w:r>
+            <w:r>
+              <w:rPr>
+                <w:noProof/>
+                <w:webHidden/>
+              </w:rPr>
+              <w:instrText xml:space="preserve"> PAGEREF _Toc240552333 \h </w:instrText>
+            </w:r>
+            <w:r>
+              <w:rPr>
+                <w:noProof/>
+                <w:webHidden/>
+              </w:rPr>
+            </w:r>
+            <w:r>
+              <w:rPr>
+                <w:noProof/>
+                <w:webHidden/>
+              </w:rPr>
+              <w:fldChar w:fldCharType="separate"/>
+            </w:r>
+            <w:r>
+              <w:rPr>
+                <w:noProof/>
+                <w:webHidden/>
+              </w:rPr>
+              <w:t>5</w:t>
+            </w:r>
+            <w:r>
+              <w:rPr>
+                <w:noProof/>
+                <w:webHidden/>
+              </w:rPr>
+              <w:fldChar w:fldCharType="end"/>
+            </w:r>
+          </w:hyperlink>
+        </w:p>
+        <w:p>
+          <w:pPr>
+            <w:pStyle w:val="TOC2"/>
+            <w:tabs>
+              <w:tab w:val="left" w:pos="880"/>
+              <w:tab w:val="right" w:leader="dot" w:pos="10070"/>
+            </w:tabs>
+            <w:rPr>
+              <w:rFonts w:asciiTheme="minorHAnsi" w:hAnsiTheme="minorHAnsi"/>
+              <w:noProof/>
+              <w:sz w:val="22"/>
+            </w:rPr>
+          </w:pPr>
+          <w:hyperlink w:anchor="_Toc240552334" w:history="1">
+            <w:r>
+              <w:rPr>
+                <w:rStyle w:val="Hyperlink"/>
+                <w:rFonts w:cs="Times New Roman"/>
+                <w:noProof/>
+              </w:rPr>
+              <w:t>2.3.</w:t>
+            </w:r>
+            <w:r>
+              <w:rPr>
+                <w:rFonts w:asciiTheme="minorHAnsi" w:hAnsiTheme="minorHAnsi"/>
                 <w:noProof/>
                 <w:sz w:val="22"/>
               </w:rPr>
@@ -1224,7 +1283,6 @@
             </w:r>
             <w:r>
               <w:rPr>
-                <w:rFonts w:cs="Times New Roman"/>
                 <w:noProof/>
                 <w:webHidden/>
               </w:rPr>
@@ -1232,7 +1290,6 @@
             </w:r>
             <w:r>
               <w:rPr>
-                <w:rFonts w:cs="Times New Roman"/>
                 <w:noProof/>
                 <w:webHidden/>
               </w:rPr>
@@ -1240,22 +1297,19 @@
             </w:r>
             <w:r>
               <w:rPr>
-                <w:rFonts w:cs="Times New Roman"/>
                 <w:noProof/>
                 <w:webHidden/>
               </w:rPr>
-              <w:instrText xml:space="preserve"> PAGEREF _Toc240492836 \h </w:instrText>
+              <w:instrText xml:space="preserve"> PAGEREF _Toc240552334 \h </w:instrText>
             </w:r>
             <w:r>
               <w:rPr>
-                <w:rFonts w:cs="Times New Roman"/>
                 <w:noProof/>
                 <w:webHidden/>
               </w:rPr>
             </w:r>
             <w:r>
               <w:rPr>
-                <w:rFonts w:cs="Times New Roman"/>
                 <w:noProof/>
                 <w:webHidden/>
               </w:rPr>
@@ -1263,15 +1317,13 @@
             </w:r>
             <w:r>
               <w:rPr>
-                <w:rFonts w:cs="Times New Roman"/>
                 <w:noProof/>
                 <w:webHidden/>
               </w:rPr>
-              <w:t>6</w:t>
+              <w:t>7</w:t>
             </w:r>
             <w:r>
               <w:rPr>
-                <w:rFonts w:cs="Times New Roman"/>
                 <w:noProof/>
                 <w:webHidden/>
               </w:rPr>
@@ -1281,29 +1333,29 @@
         </w:p>
         <w:p>
           <w:pPr>
-            <w:pStyle w:val="TOC1"/>
+            <w:pStyle w:val="TOC2"/>
             <w:tabs>
-              <w:tab w:val="left" w:pos="440"/>
-              <w:tab w:val="right" w:leader="dot" w:pos="9396"/>
+              <w:tab w:val="left" w:pos="880"/>
+              <w:tab w:val="right" w:leader="dot" w:pos="10070"/>
             </w:tabs>
             <w:rPr>
-              <w:rFonts w:cs="Times New Roman"/>
+              <w:rFonts w:asciiTheme="minorHAnsi" w:hAnsiTheme="minorHAnsi"/>
               <w:noProof/>
               <w:sz w:val="22"/>
             </w:rPr>
           </w:pPr>
-          <w:hyperlink w:anchor="_Toc240492837" w:history="1">
+          <w:hyperlink w:anchor="_Toc240552335" w:history="1">
             <w:r>
               <w:rPr>
                 <w:rStyle w:val="Hyperlink"/>
                 <w:rFonts w:cs="Times New Roman"/>
                 <w:noProof/>
               </w:rPr>
-              <w:t>4.</w:t>
+              <w:t>2.4.</w:t>
             </w:r>
             <w:r>
               <w:rPr>
-                <w:rFonts w:cs="Times New Roman"/>
+                <w:rFonts w:asciiTheme="minorHAnsi" w:hAnsiTheme="minorHAnsi"/>
                 <w:noProof/>
                 <w:sz w:val="22"/>
               </w:rPr>
@@ -1319,7 +1371,6 @@
             </w:r>
             <w:r>
               <w:rPr>
-                <w:rFonts w:cs="Times New Roman"/>
                 <w:noProof/>
                 <w:webHidden/>
               </w:rPr>
@@ -1327,7 +1378,6 @@
             </w:r>
             <w:r>
               <w:rPr>
-                <w:rFonts w:cs="Times New Roman"/>
                 <w:noProof/>
                 <w:webHidden/>
               </w:rPr>
@@ -1335,22 +1385,19 @@
             </w:r>
             <w:r>
               <w:rPr>
-                <w:rFonts w:cs="Times New Roman"/>
                 <w:noProof/>
                 <w:webHidden/>
               </w:rPr>
-              <w:instrText xml:space="preserve"> PAGEREF _Toc240492837 \h </w:instrText>
+              <w:instrText xml:space="preserve"> PAGEREF _Toc240552335 \h </w:instrText>
             </w:r>
             <w:r>
               <w:rPr>
-                <w:rFonts w:cs="Times New Roman"/>
                 <w:noProof/>
                 <w:webHidden/>
               </w:rPr>
             </w:r>
             <w:r>
               <w:rPr>
-                <w:rFonts w:cs="Times New Roman"/>
                 <w:noProof/>
                 <w:webHidden/>
               </w:rPr>
@@ -1358,15 +1405,13 @@
             </w:r>
             <w:r>
               <w:rPr>
-                <w:rFonts w:cs="Times New Roman"/>
                 <w:noProof/>
                 <w:webHidden/>
               </w:rPr>
-              <w:t>7</w:t>
+              <w:t>8</w:t>
             </w:r>
             <w:r>
               <w:rPr>
-                <w:rFonts w:cs="Times New Roman"/>
                 <w:noProof/>
                 <w:webHidden/>
               </w:rPr>
@@ -1376,29 +1421,29 @@
         </w:p>
         <w:p>
           <w:pPr>
-            <w:pStyle w:val="TOC1"/>
+            <w:pStyle w:val="TOC2"/>
             <w:tabs>
-              <w:tab w:val="left" w:pos="440"/>
-              <w:tab w:val="right" w:leader="dot" w:pos="9396"/>
+              <w:tab w:val="left" w:pos="880"/>
+              <w:tab w:val="right" w:leader="dot" w:pos="10070"/>
             </w:tabs>
             <w:rPr>
-              <w:rFonts w:cs="Times New Roman"/>
+              <w:rFonts w:asciiTheme="minorHAnsi" w:hAnsiTheme="minorHAnsi"/>
               <w:noProof/>
               <w:sz w:val="22"/>
             </w:rPr>
           </w:pPr>
-          <w:hyperlink w:anchor="_Toc240492838" w:history="1">
+          <w:hyperlink w:anchor="_Toc240552336" w:history="1">
             <w:r>
               <w:rPr>
                 <w:rStyle w:val="Hyperlink"/>
                 <w:rFonts w:cs="Times New Roman"/>
                 <w:noProof/>
               </w:rPr>
-              <w:t>5.</w:t>
+              <w:t>2.5.</w:t>
             </w:r>
             <w:r>
               <w:rPr>
-                <w:rFonts w:cs="Times New Roman"/>
+                <w:rFonts w:asciiTheme="minorHAnsi" w:hAnsiTheme="minorHAnsi"/>
                 <w:noProof/>
                 <w:sz w:val="22"/>
               </w:rPr>
@@ -1414,7 +1459,6 @@
             </w:r>
             <w:r>
               <w:rPr>
-                <w:rFonts w:cs="Times New Roman"/>
                 <w:noProof/>
                 <w:webHidden/>
               </w:rPr>
@@ -1422,7 +1466,6 @@
             </w:r>
             <w:r>
               <w:rPr>
-                <w:rFonts w:cs="Times New Roman"/>
                 <w:noProof/>
                 <w:webHidden/>
               </w:rPr>
@@ -1430,22 +1473,19 @@
             </w:r>
             <w:r>
               <w:rPr>
-                <w:rFonts w:cs="Times New Roman"/>
                 <w:noProof/>
                 <w:webHidden/>
               </w:rPr>
-              <w:instrText xml:space="preserve"> PAGEREF _Toc240492838 \h </w:instrText>
+              <w:instrText xml:space="preserve"> PAGEREF _Toc240552336 \h </w:instrText>
             </w:r>
             <w:r>
               <w:rPr>
-                <w:rFonts w:cs="Times New Roman"/>
                 <w:noProof/>
                 <w:webHidden/>
               </w:rPr>
             </w:r>
             <w:r>
               <w:rPr>
-                <w:rFonts w:cs="Times New Roman"/>
                 <w:noProof/>
                 <w:webHidden/>
               </w:rPr>
@@ -1453,15 +1493,84 @@
             </w:r>
             <w:r>
               <w:rPr>
-                <w:rFonts w:cs="Times New Roman"/>
                 <w:noProof/>
                 <w:webHidden/>
               </w:rPr>
-              <w:t>9</w:t>
+              <w:t>10</w:t>
             </w:r>
             <w:r>
               <w:rPr>
+                <w:noProof/>
+                <w:webHidden/>
+              </w:rPr>
+              <w:fldChar w:fldCharType="end"/>
+            </w:r>
+          </w:hyperlink>
+        </w:p>
+        <w:p>
+          <w:pPr>
+            <w:pStyle w:val="TOC2"/>
+            <w:tabs>
+              <w:tab w:val="right" w:leader="dot" w:pos="10070"/>
+            </w:tabs>
+            <w:rPr>
+              <w:rFonts w:asciiTheme="minorHAnsi" w:hAnsiTheme="minorHAnsi"/>
+              <w:noProof/>
+              <w:sz w:val="22"/>
+            </w:rPr>
+          </w:pPr>
+          <w:hyperlink w:anchor="_Toc240552337" w:history="1">
+            <w:r>
+              <w:rPr>
+                <w:rStyle w:val="Hyperlink"/>
                 <w:rFonts w:cs="Times New Roman"/>
+                <w:noProof/>
+              </w:rPr>
+              <w:t>2.6. Profil korisnika</w:t>
+            </w:r>
+            <w:r>
+              <w:rPr>
+                <w:noProof/>
+                <w:webHidden/>
+              </w:rPr>
+              <w:tab/>
+            </w:r>
+            <w:r>
+              <w:rPr>
+                <w:noProof/>
+                <w:webHidden/>
+              </w:rPr>
+              <w:fldChar w:fldCharType="begin"/>
+            </w:r>
+            <w:r>
+              <w:rPr>
+                <w:noProof/>
+                <w:webHidden/>
+              </w:rPr>
+              <w:instrText xml:space="preserve"> PAGEREF _Toc240552337 \h </w:instrText>
+            </w:r>
+            <w:r>
+              <w:rPr>
+                <w:noProof/>
+                <w:webHidden/>
+              </w:rPr>
+            </w:r>
+            <w:r>
+              <w:rPr>
+                <w:noProof/>
+                <w:webHidden/>
+              </w:rPr>
+              <w:fldChar w:fldCharType="separate"/>
+            </w:r>
+            <w:r>
+              <w:rPr>
+                <w:noProof/>
+                <w:webHidden/>
+              </w:rPr>
+              <w:t>11</w:t>
+            </w:r>
+            <w:r>
+              <w:rPr>
                 <w:noProof/>
                 <w:webHidden/>
               </w:rPr>
@@ -1473,26 +1582,25 @@
           <w:pPr>
             <w:pStyle w:val="TOC1"/>
             <w:tabs>
-              <w:tab w:val="right" w:leader="dot" w:pos="9396"/>
+              <w:tab w:val="right" w:leader="dot" w:pos="10070"/>
             </w:tabs>
             <w:rPr>
-              <w:rFonts w:cs="Times New Roman"/>
+              <w:rFonts w:asciiTheme="minorHAnsi" w:hAnsiTheme="minorHAnsi"/>
               <w:noProof/>
               <w:sz w:val="22"/>
             </w:rPr>
           </w:pPr>
-          <w:hyperlink w:anchor="_Toc240492839" w:history="1">
+          <w:hyperlink w:anchor="_Toc240552338" w:history="1">
             <w:r>
               <w:rPr>
                 <w:rStyle w:val="Hyperlink"/>
                 <w:rFonts w:cs="Times New Roman"/>
                 <w:noProof/>
               </w:rPr>
-              <w:t>8. Profil korisnika</w:t>
+              <w:t>3. Servisi i model podataka</w:t>
             </w:r>
             <w:r>
               <w:rPr>
-                <w:rFonts w:cs="Times New Roman"/>
                 <w:noProof/>
                 <w:webHidden/>
               </w:rPr>
@@ -1500,7 +1608,6 @@
             </w:r>
             <w:r>
               <w:rPr>
-                <w:rFonts w:cs="Times New Roman"/>
                 <w:noProof/>
                 <w:webHidden/>
               </w:rPr>
@@ -1508,22 +1615,19 @@
             </w:r>
             <w:r>
               <w:rPr>
-                <w:rFonts w:cs="Times New Roman"/>
                 <w:noProof/>
                 <w:webHidden/>
               </w:rPr>
-              <w:instrText xml:space="preserve"> PAGEREF _Toc240492839 \h </w:instrText>
+              <w:instrText xml:space="preserve"> PAGEREF _Toc240552338 \h </w:instrText>
             </w:r>
             <w:r>
               <w:rPr>
-                <w:rFonts w:cs="Times New Roman"/>
                 <w:noProof/>
                 <w:webHidden/>
               </w:rPr>
             </w:r>
             <w:r>
               <w:rPr>
-                <w:rFonts w:cs="Times New Roman"/>
                 <w:noProof/>
                 <w:webHidden/>
               </w:rPr>
@@ -1531,15 +1635,368 @@
             </w:r>
             <w:r>
               <w:rPr>
-                <w:rFonts w:cs="Times New Roman"/>
                 <w:noProof/>
                 <w:webHidden/>
               </w:rPr>
-              <w:t>10</w:t>
+              <w:t>12</w:t>
             </w:r>
             <w:r>
               <w:rPr>
+                <w:noProof/>
+                <w:webHidden/>
+              </w:rPr>
+              <w:fldChar w:fldCharType="end"/>
+            </w:r>
+          </w:hyperlink>
+        </w:p>
+        <w:p>
+          <w:pPr>
+            <w:pStyle w:val="TOC2"/>
+            <w:tabs>
+              <w:tab w:val="right" w:leader="dot" w:pos="10070"/>
+            </w:tabs>
+            <w:rPr>
+              <w:rFonts w:asciiTheme="minorHAnsi" w:hAnsiTheme="minorHAnsi"/>
+              <w:noProof/>
+              <w:sz w:val="22"/>
+            </w:rPr>
+          </w:pPr>
+          <w:hyperlink w:anchor="_Toc240552339" w:history="1">
+            <w:r>
+              <w:rPr>
+                <w:rStyle w:val="Hyperlink"/>
                 <w:rFonts w:cs="Times New Roman"/>
+                <w:noProof/>
+              </w:rPr>
+              <w:t>3.1. Toy servis</w:t>
+            </w:r>
+            <w:r>
+              <w:rPr>
+                <w:noProof/>
+                <w:webHidden/>
+              </w:rPr>
+              <w:tab/>
+            </w:r>
+            <w:r>
+              <w:rPr>
+                <w:noProof/>
+                <w:webHidden/>
+              </w:rPr>
+              <w:fldChar w:fldCharType="begin"/>
+            </w:r>
+            <w:r>
+              <w:rPr>
+                <w:noProof/>
+                <w:webHidden/>
+              </w:rPr>
+              <w:instrText xml:space="preserve"> PAGEREF _Toc240552339 \h </w:instrText>
+            </w:r>
+            <w:r>
+              <w:rPr>
+                <w:noProof/>
+                <w:webHidden/>
+              </w:rPr>
+            </w:r>
+            <w:r>
+              <w:rPr>
+                <w:noProof/>
+                <w:webHidden/>
+              </w:rPr>
+              <w:fldChar w:fldCharType="separate"/>
+            </w:r>
+            <w:r>
+              <w:rPr>
+                <w:noProof/>
+                <w:webHidden/>
+              </w:rPr>
+              <w:t>12</w:t>
+            </w:r>
+            <w:r>
+              <w:rPr>
+                <w:noProof/>
+                <w:webHidden/>
+              </w:rPr>
+              <w:fldChar w:fldCharType="end"/>
+            </w:r>
+          </w:hyperlink>
+        </w:p>
+        <w:p>
+          <w:pPr>
+            <w:pStyle w:val="TOC2"/>
+            <w:tabs>
+              <w:tab w:val="right" w:leader="dot" w:pos="10070"/>
+            </w:tabs>
+            <w:rPr>
+              <w:rFonts w:asciiTheme="minorHAnsi" w:hAnsiTheme="minorHAnsi"/>
+              <w:noProof/>
+              <w:sz w:val="22"/>
+            </w:rPr>
+          </w:pPr>
+          <w:hyperlink w:anchor="_Toc240552340" w:history="1">
+            <w:r>
+              <w:rPr>
+                <w:rStyle w:val="Hyperlink"/>
+                <w:rFonts w:cs="Times New Roman"/>
+                <w:noProof/>
+              </w:rPr>
+              <w:t>3.2. AuthService</w:t>
+            </w:r>
+            <w:r>
+              <w:rPr>
+                <w:noProof/>
+                <w:webHidden/>
+              </w:rPr>
+              <w:tab/>
+            </w:r>
+            <w:r>
+              <w:rPr>
+                <w:noProof/>
+                <w:webHidden/>
+              </w:rPr>
+              <w:fldChar w:fldCharType="begin"/>
+            </w:r>
+            <w:r>
+              <w:rPr>
+                <w:noProof/>
+                <w:webHidden/>
+              </w:rPr>
+              <w:instrText xml:space="preserve"> PAGEREF _Toc240552340 \h </w:instrText>
+            </w:r>
+            <w:r>
+              <w:rPr>
+                <w:noProof/>
+                <w:webHidden/>
+              </w:rPr>
+            </w:r>
+            <w:r>
+              <w:rPr>
+                <w:noProof/>
+                <w:webHidden/>
+              </w:rPr>
+              <w:fldChar w:fldCharType="separate"/>
+            </w:r>
+            <w:r>
+              <w:rPr>
+                <w:noProof/>
+                <w:webHidden/>
+              </w:rPr>
+              <w:t>12</w:t>
+            </w:r>
+            <w:r>
+              <w:rPr>
+                <w:noProof/>
+                <w:webHidden/>
+              </w:rPr>
+              <w:fldChar w:fldCharType="end"/>
+            </w:r>
+          </w:hyperlink>
+        </w:p>
+        <w:p>
+          <w:pPr>
+            <w:pStyle w:val="TOC2"/>
+            <w:tabs>
+              <w:tab w:val="right" w:leader="dot" w:pos="10070"/>
+            </w:tabs>
+            <w:rPr>
+              <w:rFonts w:asciiTheme="minorHAnsi" w:hAnsiTheme="minorHAnsi"/>
+              <w:noProof/>
+              <w:sz w:val="22"/>
+            </w:rPr>
+          </w:pPr>
+          <w:hyperlink w:anchor="_Toc240552341" w:history="1">
+            <w:r>
+              <w:rPr>
+                <w:rStyle w:val="Hyperlink"/>
+                <w:rFonts w:cs="Times New Roman"/>
+                <w:noProof/>
+              </w:rPr>
+              <w:t>3.3. CartService</w:t>
+            </w:r>
+            <w:r>
+              <w:rPr>
+                <w:noProof/>
+                <w:webHidden/>
+              </w:rPr>
+              <w:tab/>
+            </w:r>
+            <w:r>
+              <w:rPr>
+                <w:noProof/>
+                <w:webHidden/>
+              </w:rPr>
+              <w:fldChar w:fldCharType="begin"/>
+            </w:r>
+            <w:r>
+              <w:rPr>
+                <w:noProof/>
+                <w:webHidden/>
+              </w:rPr>
+              <w:instrText xml:space="preserve"> PAGEREF _Toc240552341 \h </w:instrText>
+            </w:r>
+            <w:r>
+              <w:rPr>
+                <w:noProof/>
+                <w:webHidden/>
+              </w:rPr>
+            </w:r>
+            <w:r>
+              <w:rPr>
+                <w:noProof/>
+                <w:webHidden/>
+              </w:rPr>
+              <w:fldChar w:fldCharType="separate"/>
+            </w:r>
+            <w:r>
+              <w:rPr>
+                <w:noProof/>
+                <w:webHidden/>
+              </w:rPr>
+              <w:t>12</w:t>
+            </w:r>
+            <w:r>
+              <w:rPr>
+                <w:noProof/>
+                <w:webHidden/>
+              </w:rPr>
+              <w:fldChar w:fldCharType="end"/>
+            </w:r>
+          </w:hyperlink>
+        </w:p>
+        <w:p>
+          <w:pPr>
+            <w:pStyle w:val="TOC2"/>
+            <w:tabs>
+              <w:tab w:val="right" w:leader="dot" w:pos="10070"/>
+            </w:tabs>
+            <w:rPr>
+              <w:rFonts w:asciiTheme="minorHAnsi" w:hAnsiTheme="minorHAnsi"/>
+              <w:noProof/>
+              <w:sz w:val="22"/>
+            </w:rPr>
+          </w:pPr>
+          <w:hyperlink w:anchor="_Toc240552342" w:history="1">
+            <w:r>
+              <w:rPr>
+                <w:rStyle w:val="Hyperlink"/>
+                <w:rFonts w:cs="Times New Roman"/>
+                <w:noProof/>
+              </w:rPr>
+              <w:t>3.4. ReviewService</w:t>
+            </w:r>
+            <w:r>
+              <w:rPr>
+                <w:noProof/>
+                <w:webHidden/>
+              </w:rPr>
+              <w:tab/>
+            </w:r>
+            <w:r>
+              <w:rPr>
+                <w:noProof/>
+                <w:webHidden/>
+              </w:rPr>
+              <w:fldChar w:fldCharType="begin"/>
+            </w:r>
+            <w:r>
+              <w:rPr>
+                <w:noProof/>
+                <w:webHidden/>
+              </w:rPr>
+              <w:instrText xml:space="preserve"> PAGEREF _Toc240552342 \h </w:instrText>
+            </w:r>
+            <w:r>
+              <w:rPr>
+                <w:noProof/>
+                <w:webHidden/>
+              </w:rPr>
+            </w:r>
+            <w:r>
+              <w:rPr>
+                <w:noProof/>
+                <w:webHidden/>
+              </w:rPr>
+              <w:fldChar w:fldCharType="separate"/>
+            </w:r>
+            <w:r>
+              <w:rPr>
+                <w:noProof/>
+                <w:webHidden/>
+              </w:rPr>
+              <w:t>12</w:t>
+            </w:r>
+            <w:r>
+              <w:rPr>
+                <w:noProof/>
+                <w:webHidden/>
+              </w:rPr>
+              <w:fldChar w:fldCharType="end"/>
+            </w:r>
+          </w:hyperlink>
+        </w:p>
+        <w:p>
+          <w:pPr>
+            <w:pStyle w:val="TOC2"/>
+            <w:tabs>
+              <w:tab w:val="right" w:leader="dot" w:pos="10070"/>
+            </w:tabs>
+            <w:rPr>
+              <w:rFonts w:asciiTheme="minorHAnsi" w:hAnsiTheme="minorHAnsi"/>
+              <w:noProof/>
+              <w:sz w:val="22"/>
+            </w:rPr>
+          </w:pPr>
+          <w:hyperlink w:anchor="_Toc240552343" w:history="1">
+            <w:r>
+              <w:rPr>
+                <w:rStyle w:val="Hyperlink"/>
+                <w:rFonts w:cs="Times New Roman"/>
+                <w:noProof/>
+              </w:rPr>
+              <w:t>3.5. ToyModel</w:t>
+            </w:r>
+            <w:r>
+              <w:rPr>
+                <w:noProof/>
+                <w:webHidden/>
+              </w:rPr>
+              <w:tab/>
+            </w:r>
+            <w:r>
+              <w:rPr>
+                <w:noProof/>
+                <w:webHidden/>
+              </w:rPr>
+              <w:fldChar w:fldCharType="begin"/>
+            </w:r>
+            <w:r>
+              <w:rPr>
+                <w:noProof/>
+                <w:webHidden/>
+              </w:rPr>
+              <w:instrText xml:space="preserve"> PAGEREF _Toc240552343 \h </w:instrText>
+            </w:r>
+            <w:r>
+              <w:rPr>
+                <w:noProof/>
+                <w:webHidden/>
+              </w:rPr>
+            </w:r>
+            <w:r>
+              <w:rPr>
+                <w:noProof/>
+                <w:webHidden/>
+              </w:rPr>
+              <w:fldChar w:fldCharType="separate"/>
+            </w:r>
+            <w:r>
+              <w:rPr>
+                <w:noProof/>
+                <w:webHidden/>
+              </w:rPr>
+              <w:t>12</w:t>
+            </w:r>
+            <w:r>
+              <w:rPr>
                 <w:noProof/>
                 <w:webHidden/>
               </w:rPr>
@@ -1551,26 +2008,25 @@
           <w:pPr>
             <w:pStyle w:val="TOC1"/>
             <w:tabs>
-              <w:tab w:val="right" w:leader="dot" w:pos="9396"/>
+              <w:tab w:val="right" w:leader="dot" w:pos="10070"/>
             </w:tabs>
             <w:rPr>
-              <w:rFonts w:cs="Times New Roman"/>
+              <w:rFonts w:asciiTheme="minorHAnsi" w:hAnsiTheme="minorHAnsi"/>
               <w:noProof/>
               <w:sz w:val="22"/>
             </w:rPr>
           </w:pPr>
-          <w:hyperlink w:anchor="_Toc240492840" w:history="1">
+          <w:hyperlink w:anchor="_Toc240552344" w:history="1">
             <w:r>
               <w:rPr>
                 <w:rStyle w:val="Hyperlink"/>
                 <w:rFonts w:cs="Times New Roman"/>
                 <w:noProof/>
               </w:rPr>
-              <w:t>9. Servisi i model podataka</w:t>
+              <w:t>4. Navigacija i zaštita stranica</w:t>
             </w:r>
             <w:r>
               <w:rPr>
-                <w:rFonts w:cs="Times New Roman"/>
                 <w:noProof/>
                 <w:webHidden/>
               </w:rPr>
@@ -1578,7 +2034,6 @@
             </w:r>
             <w:r>
               <w:rPr>
-                <w:rFonts w:cs="Times New Roman"/>
                 <w:noProof/>
                 <w:webHidden/>
               </w:rPr>
@@ -1586,22 +2041,19 @@
             </w:r>
             <w:r>
               <w:rPr>
-                <w:rFonts w:cs="Times New Roman"/>
                 <w:noProof/>
                 <w:webHidden/>
               </w:rPr>
-              <w:instrText xml:space="preserve"> PAGEREF _Toc240492840 \h </w:instrText>
+              <w:instrText xml:space="preserve"> PAGEREF _Toc240552344 \h </w:instrText>
             </w:r>
             <w:r>
               <w:rPr>
-                <w:rFonts w:cs="Times New Roman"/>
                 <w:noProof/>
                 <w:webHidden/>
               </w:rPr>
             </w:r>
             <w:r>
               <w:rPr>
-                <w:rFonts w:cs="Times New Roman"/>
                 <w:noProof/>
                 <w:webHidden/>
               </w:rPr>
@@ -1609,405 +2061,13 @@
             </w:r>
             <w:r>
               <w:rPr>
-                <w:rFonts w:cs="Times New Roman"/>
                 <w:noProof/>
                 <w:webHidden/>
               </w:rPr>
-              <w:t>11</w:t>
+              <w:t>13</w:t>
             </w:r>
             <w:r>
               <w:rPr>
-                <w:rFonts w:cs="Times New Roman"/>
-                <w:noProof/>
-                <w:webHidden/>
-              </w:rPr>
-              <w:fldChar w:fldCharType="end"/>
-            </w:r>
-          </w:hyperlink>
-        </w:p>
-        <w:p>
-          <w:pPr>
-            <w:pStyle w:val="TOC2"/>
-            <w:tabs>
-              <w:tab w:val="right" w:leader="dot" w:pos="9396"/>
-            </w:tabs>
-            <w:rPr>
-              <w:rFonts w:cs="Times New Roman"/>
-              <w:noProof/>
-              <w:sz w:val="22"/>
-            </w:rPr>
-          </w:pPr>
-          <w:hyperlink w:anchor="_Toc240492841" w:history="1">
-            <w:r>
-              <w:rPr>
-                <w:rStyle w:val="Hyperlink"/>
-                <w:rFonts w:cs="Times New Roman"/>
-                <w:noProof/>
-              </w:rPr>
-              <w:t>9.1. Toy servis</w:t>
-            </w:r>
-            <w:r>
-              <w:rPr>
-                <w:rFonts w:cs="Times New Roman"/>
-                <w:noProof/>
-                <w:webHidden/>
-              </w:rPr>
-              <w:tab/>
-            </w:r>
-            <w:r>
-              <w:rPr>
-                <w:rFonts w:cs="Times New Roman"/>
-                <w:noProof/>
-                <w:webHidden/>
-              </w:rPr>
-              <w:fldChar w:fldCharType="begin"/>
-            </w:r>
-            <w:r>
-              <w:rPr>
-                <w:rFonts w:cs="Times New Roman"/>
-                <w:noProof/>
-                <w:webHidden/>
-              </w:rPr>
-              <w:instrText xml:space="preserve"> PAGEREF _Toc240492841 \h </w:instrText>
-            </w:r>
-            <w:r>
-              <w:rPr>
-                <w:rFonts w:cs="Times New Roman"/>
-                <w:noProof/>
-                <w:webHidden/>
-              </w:rPr>
-            </w:r>
-            <w:r>
-              <w:rPr>
-                <w:rFonts w:cs="Times New Roman"/>
-                <w:noProof/>
-                <w:webHidden/>
-              </w:rPr>
-              <w:fldChar w:fldCharType="separate"/>
-            </w:r>
-            <w:r>
-              <w:rPr>
-                <w:rFonts w:cs="Times New Roman"/>
-                <w:noProof/>
-                <w:webHidden/>
-              </w:rPr>
-              <w:t>11</w:t>
-            </w:r>
-            <w:r>
-              <w:rPr>
-                <w:rFonts w:cs="Times New Roman"/>
-                <w:noProof/>
-                <w:webHidden/>
-              </w:rPr>
-              <w:fldChar w:fldCharType="end"/>
-            </w:r>
-          </w:hyperlink>
-        </w:p>
-        <w:p>
-          <w:pPr>
-            <w:pStyle w:val="TOC2"/>
-            <w:tabs>
-              <w:tab w:val="right" w:leader="dot" w:pos="9396"/>
-            </w:tabs>
-            <w:rPr>
-              <w:rFonts w:cs="Times New Roman"/>
-              <w:noProof/>
-              <w:sz w:val="22"/>
-            </w:rPr>
-          </w:pPr>
-          <w:hyperlink w:anchor="_Toc240492842" w:history="1">
-            <w:r>
-              <w:rPr>
-                <w:rStyle w:val="Hyperlink"/>
-                <w:rFonts w:cs="Times New Roman"/>
-                <w:noProof/>
-              </w:rPr>
-              <w:t>9.2. AuthService</w:t>
-            </w:r>
-            <w:r>
-              <w:rPr>
-                <w:rFonts w:cs="Times New Roman"/>
-                <w:noProof/>
-                <w:webHidden/>
-              </w:rPr>
-              <w:tab/>
-            </w:r>
-            <w:r>
-              <w:rPr>
-                <w:rFonts w:cs="Times New Roman"/>
-                <w:noProof/>
-                <w:webHidden/>
-              </w:rPr>
-              <w:fldChar w:fldCharType="begin"/>
-            </w:r>
-            <w:r>
-              <w:rPr>
-                <w:rFonts w:cs="Times New Roman"/>
-                <w:noProof/>
-                <w:webHidden/>
-              </w:rPr>
-              <w:instrText xml:space="preserve"> PAGEREF _Toc240492842 \h </w:instrText>
-            </w:r>
-            <w:r>
-              <w:rPr>
-                <w:rFonts w:cs="Times New Roman"/>
-                <w:noProof/>
-                <w:webHidden/>
-              </w:rPr>
-            </w:r>
-            <w:r>
-              <w:rPr>
-                <w:rFonts w:cs="Times New Roman"/>
-                <w:noProof/>
-                <w:webHidden/>
-              </w:rPr>
-              <w:fldChar w:fldCharType="separate"/>
-            </w:r>
-            <w:r>
-              <w:rPr>
-                <w:rFonts w:cs="Times New Roman"/>
-                <w:noProof/>
-                <w:webHidden/>
-              </w:rPr>
-              <w:t>11</w:t>
-            </w:r>
-            <w:r>
-              <w:rPr>
-                <w:rFonts w:cs="Times New Roman"/>
-                <w:noProof/>
-                <w:webHidden/>
-              </w:rPr>
-              <w:fldChar w:fldCharType="end"/>
-            </w:r>
-          </w:hyperlink>
-        </w:p>
-        <w:p>
-          <w:pPr>
-            <w:pStyle w:val="TOC2"/>
-            <w:tabs>
-              <w:tab w:val="right" w:leader="dot" w:pos="9396"/>
-            </w:tabs>
-            <w:rPr>
-              <w:rFonts w:cs="Times New Roman"/>
-              <w:noProof/>
-              <w:sz w:val="22"/>
-            </w:rPr>
-          </w:pPr>
-          <w:hyperlink w:anchor="_Toc240492843" w:history="1">
-            <w:r>
-              <w:rPr>
-                <w:rStyle w:val="Hyperlink"/>
-                <w:rFonts w:cs="Times New Roman"/>
-                <w:noProof/>
-              </w:rPr>
-              <w:t>9.3. CartService</w:t>
-            </w:r>
-            <w:r>
-              <w:rPr>
-                <w:rFonts w:cs="Times New Roman"/>
-                <w:noProof/>
-                <w:webHidden/>
-              </w:rPr>
-              <w:tab/>
-            </w:r>
-            <w:r>
-              <w:rPr>
-                <w:rFonts w:cs="Times New Roman"/>
-                <w:noProof/>
-                <w:webHidden/>
-              </w:rPr>
-              <w:fldChar w:fldCharType="begin"/>
-            </w:r>
-            <w:r>
-              <w:rPr>
-                <w:rFonts w:cs="Times New Roman"/>
-                <w:noProof/>
-                <w:webHidden/>
-              </w:rPr>
-              <w:instrText xml:space="preserve"> PAGEREF _Toc240492843 \h </w:instrText>
-            </w:r>
-            <w:r>
-              <w:rPr>
-                <w:rFonts w:cs="Times New Roman"/>
-                <w:noProof/>
-                <w:webHidden/>
-              </w:rPr>
-            </w:r>
-            <w:r>
-              <w:rPr>
-                <w:rFonts w:cs="Times New Roman"/>
-                <w:noProof/>
-                <w:webHidden/>
-              </w:rPr>
-              <w:fldChar w:fldCharType="separate"/>
-            </w:r>
-            <w:r>
-              <w:rPr>
-                <w:rFonts w:cs="Times New Roman"/>
-                <w:noProof/>
-                <w:webHidden/>
-              </w:rPr>
-              <w:t>11</w:t>
-            </w:r>
-            <w:r>
-              <w:rPr>
-                <w:rFonts w:cs="Times New Roman"/>
-                <w:noProof/>
-                <w:webHidden/>
-              </w:rPr>
-              <w:fldChar w:fldCharType="end"/>
-            </w:r>
-          </w:hyperlink>
-        </w:p>
-        <w:p>
-          <w:pPr>
-            <w:pStyle w:val="TOC2"/>
-            <w:tabs>
-              <w:tab w:val="right" w:leader="dot" w:pos="9396"/>
-            </w:tabs>
-            <w:rPr>
-              <w:rFonts w:cs="Times New Roman"/>
-              <w:noProof/>
-              <w:sz w:val="22"/>
-            </w:rPr>
-          </w:pPr>
-          <w:hyperlink w:anchor="_Toc240492844" w:history="1">
-            <w:r>
-              <w:rPr>
-                <w:rStyle w:val="Hyperlink"/>
-                <w:rFonts w:cs="Times New Roman"/>
-                <w:noProof/>
-              </w:rPr>
-              <w:t>9.4. ReviewService</w:t>
-            </w:r>
-            <w:r>
-              <w:rPr>
-                <w:rFonts w:cs="Times New Roman"/>
-                <w:noProof/>
-                <w:webHidden/>
-              </w:rPr>
-              <w:tab/>
-            </w:r>
-            <w:r>
-              <w:rPr>
-                <w:rFonts w:cs="Times New Roman"/>
-                <w:noProof/>
-                <w:webHidden/>
-              </w:rPr>
-              <w:fldChar w:fldCharType="begin"/>
-            </w:r>
-            <w:r>
-              <w:rPr>
-                <w:rFonts w:cs="Times New Roman"/>
-                <w:noProof/>
-                <w:webHidden/>
-              </w:rPr>
-              <w:instrText xml:space="preserve"> PAGEREF _Toc240492844 \h </w:instrText>
-            </w:r>
-            <w:r>
-              <w:rPr>
-                <w:rFonts w:cs="Times New Roman"/>
-                <w:noProof/>
-                <w:webHidden/>
-              </w:rPr>
-            </w:r>
-            <w:r>
-              <w:rPr>
-                <w:rFonts w:cs="Times New Roman"/>
-                <w:noProof/>
-                <w:webHidden/>
-              </w:rPr>
-              <w:fldChar w:fldCharType="separate"/>
-            </w:r>
-            <w:r>
-              <w:rPr>
-                <w:rFonts w:cs="Times New Roman"/>
-                <w:noProof/>
-                <w:webHidden/>
-              </w:rPr>
-              <w:t>11</w:t>
-            </w:r>
-            <w:r>
-              <w:rPr>
-                <w:rFonts w:cs="Times New Roman"/>
-                <w:noProof/>
-                <w:webHidden/>
-              </w:rPr>
-              <w:fldChar w:fldCharType="end"/>
-            </w:r>
-          </w:hyperlink>
-        </w:p>
-        <w:p>
-          <w:pPr>
-            <w:pStyle w:val="TOC2"/>
-            <w:tabs>
-              <w:tab w:val="right" w:leader="dot" w:pos="9396"/>
-            </w:tabs>
-            <w:rPr>
-              <w:rFonts w:cs="Times New Roman"/>
-              <w:noProof/>
-              <w:sz w:val="22"/>
-            </w:rPr>
-          </w:pPr>
-          <w:hyperlink w:anchor="_Toc240492845" w:history="1">
-            <w:r>
-              <w:rPr>
-                <w:rStyle w:val="Hyperlink"/>
-                <w:rFonts w:cs="Times New Roman"/>
-                <w:noProof/>
-              </w:rPr>
-              <w:t>9.5. ToyModel</w:t>
-            </w:r>
-            <w:r>
-              <w:rPr>
-                <w:rFonts w:cs="Times New Roman"/>
-                <w:noProof/>
-                <w:webHidden/>
-              </w:rPr>
-              <w:tab/>
-            </w:r>
-            <w:r>
-              <w:rPr>
-                <w:rFonts w:cs="Times New Roman"/>
-                <w:noProof/>
-                <w:webHidden/>
-              </w:rPr>
-              <w:fldChar w:fldCharType="begin"/>
-            </w:r>
-            <w:r>
-              <w:rPr>
-                <w:rFonts w:cs="Times New Roman"/>
-                <w:noProof/>
-                <w:webHidden/>
-              </w:rPr>
-              <w:instrText xml:space="preserve"> PAGEREF _Toc240492845 \h </w:instrText>
-            </w:r>
-            <w:r>
-              <w:rPr>
-                <w:rFonts w:cs="Times New Roman"/>
-                <w:noProof/>
-                <w:webHidden/>
-              </w:rPr>
-            </w:r>
-            <w:r>
-              <w:rPr>
-                <w:rFonts w:cs="Times New Roman"/>
-                <w:noProof/>
-                <w:webHidden/>
-              </w:rPr>
-              <w:fldChar w:fldCharType="separate"/>
-            </w:r>
-            <w:r>
-              <w:rPr>
-                <w:rFonts w:cs="Times New Roman"/>
-                <w:noProof/>
-                <w:webHidden/>
-              </w:rPr>
-              <w:t>11</w:t>
-            </w:r>
-            <w:r>
-              <w:rPr>
-                <w:rFonts w:cs="Times New Roman"/>
                 <w:noProof/>
                 <w:webHidden/>
               </w:rPr>
@@ -2019,26 +2079,34 @@
           <w:pPr>
             <w:pStyle w:val="TOC1"/>
             <w:tabs>
-              <w:tab w:val="right" w:leader="dot" w:pos="9396"/>
+              <w:tab w:val="right" w:leader="dot" w:pos="10070"/>
             </w:tabs>
             <w:rPr>
-              <w:rFonts w:cs="Times New Roman"/>
+              <w:rFonts w:asciiTheme="minorHAnsi" w:hAnsiTheme="minorHAnsi"/>
               <w:noProof/>
               <w:sz w:val="22"/>
             </w:rPr>
           </w:pPr>
-          <w:hyperlink w:anchor="_Toc240492846" w:history="1">
+          <w:hyperlink w:anchor="_Toc240552345" w:history="1">
             <w:r>
               <w:rPr>
                 <w:rStyle w:val="Hyperlink"/>
                 <w:rFonts w:cs="Times New Roman"/>
                 <w:noProof/>
               </w:rPr>
-              <w:t>10. Navigacija i zaštita stranica</w:t>
+              <w:t xml:space="preserve">5. Simulacija </w:t>
             </w:r>
             <w:r>
               <w:rPr>
+                <w:rStyle w:val="Hyperlink"/>
                 <w:rFonts w:cs="Times New Roman"/>
+                <w:noProof/>
+                <w:lang w:val="sr-Latn-RS"/>
+              </w:rPr>
+              <w:t>čuvanja podataka</w:t>
+            </w:r>
+            <w:r>
+              <w:rPr>
                 <w:noProof/>
                 <w:webHidden/>
               </w:rPr>
@@ -2046,7 +2114,6 @@
             </w:r>
             <w:r>
               <w:rPr>
-                <w:rFonts w:cs="Times New Roman"/>
                 <w:noProof/>
                 <w:webHidden/>
               </w:rPr>
@@ -2054,22 +2121,19 @@
             </w:r>
             <w:r>
               <w:rPr>
-                <w:rFonts w:cs="Times New Roman"/>
                 <w:noProof/>
                 <w:webHidden/>
               </w:rPr>
-              <w:instrText xml:space="preserve"> PAGEREF _Toc240492846 \h </w:instrText>
+              <w:instrText xml:space="preserve"> PAGEREF _Toc240552345 \h </w:instrText>
             </w:r>
             <w:r>
               <w:rPr>
-                <w:rFonts w:cs="Times New Roman"/>
                 <w:noProof/>
                 <w:webHidden/>
               </w:rPr>
             </w:r>
             <w:r>
               <w:rPr>
-                <w:rFonts w:cs="Times New Roman"/>
                 <w:noProof/>
                 <w:webHidden/>
               </w:rPr>
@@ -2077,15 +2141,13 @@
             </w:r>
             <w:r>
               <w:rPr>
-                <w:rFonts w:cs="Times New Roman"/>
                 <w:noProof/>
                 <w:webHidden/>
               </w:rPr>
-              <w:t>12</w:t>
+              <w:t>13</w:t>
             </w:r>
             <w:r>
               <w:rPr>
-                <w:rFonts w:cs="Times New Roman"/>
                 <w:noProof/>
                 <w:webHidden/>
               </w:rPr>
@@ -2130,7 +2192,7 @@
         </w:rPr>
       </w:pPr>
       <w:bookmarkStart w:id="0" w:name="_Toc240492814"/>
-      <w:bookmarkStart w:id="1" w:name="_Toc240492831"/>
+      <w:bookmarkStart w:id="1" w:name="_Toc240552328"/>
       <w:proofErr w:type="spellStart"/>
       <w:r>
         <w:rPr>
@@ -2150,13 +2212,7 @@
         <w:jc w:val="both"/>
       </w:pPr>
       <w:r>
-        <w:t xml:space="preserve">DreamLand Toys je veb </w:t>
-      </w:r>
-      <w:r>
-        <w:t>aplikacija namenjena prikazu i rezervaciji igračaka. Aplikacija je realizovana korišćenjem Angular okruženja i predstavlja klijentski deo digitalne prodavnice igračaka. Korisniku je omogućen pregled ponude, pretraga i filtriranje igračaka, pregled detalja,</w:t>
-      </w:r>
-      <w:r>
-        <w:t xml:space="preserve"> registracija i prijava, rezervacija proizvoda, upravljanje korpom, izmena profila i ostavljanje ocene i recenzije za pristigle igračke.</w:t>
+        <w:t>DreamLand Toys je veb aplikacija namenjena prikazu i rezervaciji igračaka. Aplikacija je realizovana korišćenjem Angular okruženja i predstavlja klijentski deo digitalne prodavnice igračaka. Korisniku je omogućen pregled ponude, pretraga i filtriranje igračaka, pregled detalja, registracija i prijava, rezervacija proizvoda, upravljanje korpom, izmena profila i ostavljanje ocene i recenzije za pristigle igračke.</w:t>
       </w:r>
     </w:p>
     <w:p>
@@ -2164,10 +2220,7 @@
         <w:jc w:val="both"/>
       </w:pPr>
       <w:r>
-        <w:t>Podaci o igračkama učitavaju se preko servisa, dok se podaci koji nastaju tokom korišćenja aplikacije, kao što su koris</w:t>
-      </w:r>
-      <w:r>
-        <w:t>nički nalozi, rezervacije i recenzije, čuvaju lokalno tokom rada aplikacije. Na taj način je simuliran rad serverske strane potreban za prototip aplikacije.</w:t>
+        <w:t>Podaci o igračkama učitavaju se preko servisa, dok se podaci koji nastaju tokom korišćenja aplikacije, kao što su korisnički nalozi, rezervacije i recenzije, čuvaju lokalno tokom rada aplikacije. Na taj način je simuliran rad serverske strane potreban za prototip aplikacije.</w:t>
       </w:r>
     </w:p>
     <w:p>
@@ -2185,7 +2238,7 @@
         </w:rPr>
       </w:pPr>
       <w:bookmarkStart w:id="2" w:name="_Toc240492815"/>
-      <w:bookmarkStart w:id="3" w:name="_Toc240492832"/>
+      <w:bookmarkStart w:id="3" w:name="_Toc240552329"/>
       <w:proofErr w:type="spellStart"/>
       <w:r>
         <w:rPr>
@@ -2225,10 +2278,7 @@
         <w:pStyle w:val="ListBullet"/>
       </w:pPr>
       <w:r>
-        <w:t>A</w:t>
-      </w:r>
-      <w:r>
-        <w:t>ngular i TypeScript – izrada komponenti, ruta, modela i servisa.</w:t>
+        <w:t>Angular i TypeScript – izrada komponenti, ruta, modela i servisa.</w:t>
       </w:r>
     </w:p>
     <w:p>
@@ -2236,10 +2286,7 @@
         <w:pStyle w:val="ListBullet"/>
       </w:pPr>
       <w:r>
-        <w:t>Angula</w:t>
-      </w:r>
-      <w:r>
-        <w:t>r Material – forme, dugmad, ikonice i pojedini elementi korisničkog interfejsa.</w:t>
+        <w:t>Angular Material – forme, dugmad, ikonice i pojedini elementi korisničkog interfejsa.</w:t>
       </w:r>
     </w:p>
     <w:p>
@@ -2273,7 +2320,7 @@
         </w:rPr>
       </w:pPr>
       <w:bookmarkStart w:id="4" w:name="_Toc240492816"/>
-      <w:bookmarkStart w:id="5" w:name="_Toc240492833"/>
+      <w:bookmarkStart w:id="5" w:name="_Toc240552330"/>
       <w:proofErr w:type="spellStart"/>
       <w:r>
         <w:rPr>
@@ -2308,18 +2355,13 @@
       <w:bookmarkEnd w:id="5"/>
       <w:proofErr w:type="spellEnd"/>
     </w:p>
+    <w:p/>
     <w:p>
       <w:pPr>
         <w:jc w:val="both"/>
       </w:pPr>
       <w:r>
-        <w:t>A</w:t>
-      </w:r>
-      <w:r>
-        <w:t>plikacija je podeljena na komponente Home, Details, Cart, Login, Signup, Profile i Loading. Poslovna logika izdvojena je u servise za igračke, autentifika</w:t>
-      </w:r>
-      <w:r>
-        <w:t>ciju, korpu i recenzije. Model ToyModel definiše strukturu podataka o igrački, dok Angular Router omogućava prelazak između stranica aplikacije.</w:t>
+        <w:t>Aplikacija je podeljena na komponente Home, Details, Cart, Login, Signup, Profile i Loading. Poslovna logika izdvojena je u servise za igračke, autentifikaciju, korpu i recenzije. Model ToyModel definiše strukturu podataka o igrački, dok Angular Router omogućava prelazak između stranica aplikacije.</w:t>
       </w:r>
     </w:p>
     <w:p>
@@ -2340,8 +2382,7 @@
           <w:sz w:val="28"/>
         </w:rPr>
       </w:pPr>
-      <w:bookmarkStart w:id="6" w:name="_Toc240492817"/>
-      <w:bookmarkStart w:id="7" w:name="_Toc240492834"/>
+      <w:bookmarkStart w:id="6" w:name="_Toc240552331"/>
       <w:proofErr w:type="spellStart"/>
       <w:r>
         <w:rPr>
@@ -2350,7 +2391,7 @@
           <w:sz w:val="28"/>
         </w:rPr>
         <w:lastRenderedPageBreak/>
-        <w:t>Početna</w:t>
+        <w:t>Izgled</w:t>
       </w:r>
       <w:proofErr w:type="spellEnd"/>
       <w:r>
@@ -2368,19 +2409,182 @@
           <w:color w:val="auto"/>
           <w:sz w:val="28"/>
         </w:rPr>
-        <w:t>stranica</w:t>
+        <w:t>aplikacije</w:t>
       </w:r>
       <w:bookmarkEnd w:id="6"/>
-      <w:bookmarkEnd w:id="7"/>
       <w:proofErr w:type="spellEnd"/>
     </w:p>
     <w:p/>
     <w:p>
+      <w:r>
+        <w:t xml:space="preserve">U </w:t>
+      </w:r>
+      <w:proofErr w:type="spellStart"/>
+      <w:r>
+        <w:t>nastavku</w:t>
+      </w:r>
+      <w:proofErr w:type="spellEnd"/>
+      <w:r>
+        <w:t xml:space="preserve"> je </w:t>
+      </w:r>
+      <w:proofErr w:type="spellStart"/>
+      <w:r>
+        <w:t>prikazan</w:t>
+      </w:r>
+      <w:proofErr w:type="spellEnd"/>
+      <w:r>
+        <w:t xml:space="preserve"> </w:t>
+      </w:r>
+      <w:proofErr w:type="spellStart"/>
+      <w:r>
+        <w:t>izgled</w:t>
+      </w:r>
+      <w:proofErr w:type="spellEnd"/>
+      <w:r>
+        <w:t xml:space="preserve"> </w:t>
+      </w:r>
+      <w:proofErr w:type="spellStart"/>
+      <w:r>
+        <w:t>glavnih</w:t>
+      </w:r>
+      <w:proofErr w:type="spellEnd"/>
+      <w:r>
+        <w:t xml:space="preserve"> </w:t>
+      </w:r>
+      <w:proofErr w:type="spellStart"/>
+      <w:r>
+        <w:t>stranica</w:t>
+      </w:r>
+      <w:proofErr w:type="spellEnd"/>
+      <w:r>
+        <w:t xml:space="preserve"> </w:t>
+      </w:r>
+      <w:proofErr w:type="spellStart"/>
+      <w:r>
+        <w:t>aplikacije</w:t>
+      </w:r>
+      <w:proofErr w:type="spellEnd"/>
+      <w:r>
+        <w:t xml:space="preserve"> </w:t>
+      </w:r>
+      <w:proofErr w:type="spellStart"/>
+      <w:r>
+        <w:t>DreamLand</w:t>
+      </w:r>
+      <w:proofErr w:type="spellEnd"/>
+      <w:r>
+        <w:t xml:space="preserve"> Toys, </w:t>
+      </w:r>
+      <w:proofErr w:type="spellStart"/>
+      <w:r>
+        <w:t>uz</w:t>
+      </w:r>
+      <w:proofErr w:type="spellEnd"/>
+      <w:r>
+        <w:t xml:space="preserve"> </w:t>
+      </w:r>
+      <w:proofErr w:type="spellStart"/>
+      <w:r>
+        <w:t>kratak</w:t>
+      </w:r>
+      <w:proofErr w:type="spellEnd"/>
+      <w:r>
+        <w:t xml:space="preserve"> </w:t>
+      </w:r>
+      <w:proofErr w:type="spellStart"/>
+      <w:r>
+        <w:t>prikaz</w:t>
+      </w:r>
+      <w:proofErr w:type="spellEnd"/>
+      <w:r>
+        <w:t xml:space="preserve"> </w:t>
+      </w:r>
+      <w:proofErr w:type="spellStart"/>
+      <w:r>
+        <w:t>njihovih</w:t>
+      </w:r>
+      <w:proofErr w:type="spellEnd"/>
+      <w:r>
+        <w:t xml:space="preserve"> </w:t>
+      </w:r>
+      <w:proofErr w:type="spellStart"/>
+      <w:r>
+        <w:t>funkcionalnosti</w:t>
+      </w:r>
+      <w:proofErr w:type="spellEnd"/>
+      <w:r>
+        <w:t>.</w:t>
+      </w:r>
+    </w:p>
+    <w:p>
+      <w:pPr>
+        <w:ind w:firstLine="360"/>
+      </w:pPr>
+    </w:p>
+    <w:p>
+      <w:pPr>
+        <w:pStyle w:val="Heading2"/>
+        <w:numPr>
+          <w:ilvl w:val="1"/>
+          <w:numId w:val="10"/>
+        </w:numPr>
+        <w:rPr>
+          <w:rFonts w:ascii="Times New Roman" w:hAnsi="Times New Roman" w:cs="Times New Roman"/>
+          <w:b w:val="0"/>
+          <w:bCs w:val="0"/>
+          <w:color w:val="auto"/>
+          <w:sz w:val="24"/>
+          <w:szCs w:val="24"/>
+        </w:rPr>
+      </w:pPr>
+      <w:bookmarkStart w:id="7" w:name="_Toc240552332"/>
+      <w:r>
+        <w:rPr>
+          <w:rFonts w:ascii="Times New Roman" w:hAnsi="Times New Roman" w:cs="Times New Roman"/>
+          <w:b w:val="0"/>
+          <w:bCs w:val="0"/>
+          <w:color w:val="auto"/>
+          <w:sz w:val="24"/>
+          <w:szCs w:val="24"/>
+        </w:rPr>
+        <w:t xml:space="preserve">Home </w:t>
+      </w:r>
+      <w:proofErr w:type="spellStart"/>
+      <w:r>
+        <w:rPr>
+          <w:rFonts w:ascii="Times New Roman" w:hAnsi="Times New Roman" w:cs="Times New Roman"/>
+          <w:b w:val="0"/>
+          <w:bCs w:val="0"/>
+          <w:color w:val="auto"/>
+          <w:sz w:val="24"/>
+          <w:szCs w:val="24"/>
+        </w:rPr>
+        <w:t>stranica</w:t>
+      </w:r>
+      <w:bookmarkEnd w:id="7"/>
+      <w:proofErr w:type="spellEnd"/>
+      <w:r>
+        <w:rPr>
+          <w:rFonts w:ascii="Times New Roman" w:hAnsi="Times New Roman" w:cs="Times New Roman"/>
+          <w:b w:val="0"/>
+          <w:bCs w:val="0"/>
+          <w:color w:val="auto"/>
+          <w:sz w:val="24"/>
+          <w:szCs w:val="24"/>
+        </w:rPr>
+        <w:t xml:space="preserve"> </w:t>
+      </w:r>
+    </w:p>
+    <w:p/>
+    <w:p>
       <w:pPr>
         <w:pStyle w:val="ListParagraph"/>
         <w:keepNext/>
       </w:pPr>
       <w:r>
+        <w:rPr>
+          <w:noProof/>
+        </w:rPr>
         <w:drawing>
           <wp:inline distT="0" distB="0" distL="0" distR="0" wp14:anchorId="16AAB335" wp14:editId="4AAD09C6">
             <wp:extent cx="5972810" cy="3359785"/>
@@ -2552,11 +2756,9 @@
       <w:pPr>
         <w:jc w:val="both"/>
       </w:pPr>
-      <w:proofErr w:type="spellStart"/>
-      <w:r>
-        <w:t>Početna</w:t>
-      </w:r>
-      <w:proofErr w:type="spellEnd"/>
+      <w:r>
+        <w:t>Home</w:t>
+      </w:r>
       <w:r>
         <w:t xml:space="preserve"> </w:t>
       </w:r>
@@ -2582,7 +2784,15 @@
       </w:r>
       <w:proofErr w:type="spellEnd"/>
       <w:r>
-        <w:t xml:space="preserve"> prikaz aplikacije. Na njoj se prikazuje lista dostupnih igračaka u obliku kartica. Svaka kartica sadrži sliku, naziv, kratak opis, cenu, prosečnu ocenu kada postoje recenzije i dugme „Detalji“.</w:t>
+        <w:t xml:space="preserve"> prikaz aplikacije. Na njoj se prikazuje lista dostupnih igračaka u obliku kartica. Svaka kartica sadrži sliku, naziv, kratak opis, cenu, prosečnu ocenu kada postoje recenzije i dugme „</w:t>
+      </w:r>
+      <w:proofErr w:type="gramStart"/>
+      <w:r>
+        <w:t>Detalji“</w:t>
+      </w:r>
+      <w:proofErr w:type="gramEnd"/>
+      <w:r>
+        <w:t>.</w:t>
       </w:r>
     </w:p>
     <w:p>
@@ -2590,13 +2800,7 @@
         <w:jc w:val="both"/>
       </w:pPr>
       <w:r>
-        <w:t>Korisnik m</w:t>
-      </w:r>
-      <w:r>
-        <w:t>ože nezavisno da pretražuje ili filtrira igračke prema nazivu, opisu, tipu, uzrastu, ciljnoj grupi, datumu proizvodnje, maksimalnoj ceni i sadržaju recenzija. Rezultati se menjaju u skladu sa unetim kriterijumima. Ukoliko nema odgovarajućih proizvoda, prik</w:t>
-      </w:r>
-      <w:r>
-        <w:t>azuje se poruka da nema rezultata.</w:t>
+        <w:t>Korisnik može nezavisno da pretražuje ili filtrira igračke prema nazivu, opisu, tipu, uzrastu, ciljnoj grupi, datumu proizvodnje, maksimalnoj ceni i sadržaju recenzija. Rezultati se menjaju u skladu sa unetim kriterijumima. Ukoliko nema odgovarajućih proizvoda, prikazuje se poruka da nema rezultata.</w:t>
       </w:r>
     </w:p>
     <w:p>
@@ -2606,32 +2810,72 @@
     </w:p>
     <w:p>
       <w:pPr>
-        <w:pStyle w:val="Heading1"/>
+        <w:pStyle w:val="Heading2"/>
+        <w:numPr>
+          <w:ilvl w:val="1"/>
+          <w:numId w:val="10"/>
+        </w:numPr>
         <w:rPr>
           <w:rFonts w:ascii="Times New Roman" w:hAnsi="Times New Roman" w:cs="Times New Roman"/>
+          <w:b w:val="0"/>
+          <w:bCs w:val="0"/>
           <w:color w:val="auto"/>
-          <w:sz w:val="28"/>
+          <w:sz w:val="24"/>
+          <w:szCs w:val="24"/>
         </w:rPr>
       </w:pPr>
       <w:bookmarkStart w:id="8" w:name="_Toc240492818"/>
-      <w:bookmarkStart w:id="9" w:name="_Toc240492835"/>
+      <w:bookmarkStart w:id="9" w:name="_Toc240552333"/>
+      <w:proofErr w:type="spellStart"/>
       <w:r>
         <w:rPr>
           <w:rFonts w:ascii="Times New Roman" w:hAnsi="Times New Roman" w:cs="Times New Roman"/>
+          <w:b w:val="0"/>
+          <w:bCs w:val="0"/>
           <w:color w:val="auto"/>
-          <w:sz w:val="28"/>
+          <w:sz w:val="24"/>
+          <w:szCs w:val="24"/>
         </w:rPr>
         <w:lastRenderedPageBreak/>
-        <w:t>3. Detalji igračke</w:t>
+        <w:t>Detalji</w:t>
+      </w:r>
+      <w:proofErr w:type="spellEnd"/>
+      <w:r>
+        <w:rPr>
+          <w:rFonts w:ascii="Times New Roman" w:hAnsi="Times New Roman" w:cs="Times New Roman"/>
+          <w:b w:val="0"/>
+          <w:bCs w:val="0"/>
+          <w:color w:val="auto"/>
+          <w:sz w:val="24"/>
+          <w:szCs w:val="24"/>
+        </w:rPr>
+        <w:t xml:space="preserve"> </w:t>
+      </w:r>
+      <w:proofErr w:type="spellStart"/>
+      <w:r>
+        <w:rPr>
+          <w:rFonts w:ascii="Times New Roman" w:hAnsi="Times New Roman" w:cs="Times New Roman"/>
+          <w:b w:val="0"/>
+          <w:bCs w:val="0"/>
+          <w:color w:val="auto"/>
+          <w:sz w:val="24"/>
+          <w:szCs w:val="24"/>
+        </w:rPr>
+        <w:t>igračke</w:t>
       </w:r>
       <w:bookmarkEnd w:id="8"/>
       <w:bookmarkEnd w:id="9"/>
+      <w:proofErr w:type="spellEnd"/>
     </w:p>
+    <w:p/>
     <w:p>
       <w:pPr>
         <w:keepNext/>
       </w:pPr>
       <w:r>
+        <w:rPr>
+          <w:noProof/>
+        </w:rPr>
         <w:drawing>
           <wp:inline distT="0" distB="0" distL="0" distR="0" wp14:anchorId="49717971" wp14:editId="5F257C0A">
             <wp:extent cx="5972810" cy="3359785"/>
@@ -2744,6 +2988,10 @@
         <w:keepNext/>
       </w:pPr>
       <w:r>
+        <w:rPr>
+          <w:noProof/>
+        </w:rPr>
+        <w:lastRenderedPageBreak/>
         <w:drawing>
           <wp:inline distT="0" distB="0" distL="0" distR="0" wp14:anchorId="5A28F674" wp14:editId="39A8583B">
             <wp:extent cx="5972810" cy="3359785"/>
@@ -2807,11 +3055,11 @@
     </w:p>
     <w:p>
       <w:pPr>
-        <w:jc w:val="both"/>
-      </w:pPr>
-      <w:proofErr w:type="spellStart"/>
-      <w:r>
-        <w:lastRenderedPageBreak/>
+        <w:pStyle w:val="pdq2pgselectionanchorcontainer"/>
+      </w:pPr>
+      <w:bookmarkStart w:id="10" w:name="_Toc240492819"/>
+      <w:proofErr w:type="spellStart"/>
+      <w:r>
         <w:t>Klikom</w:t>
       </w:r>
       <w:proofErr w:type="spellEnd"/>
@@ -2835,64 +3083,696 @@
         <w:t xml:space="preserve"> „</w:t>
       </w:r>
       <w:proofErr w:type="spellStart"/>
+      <w:proofErr w:type="gramStart"/>
       <w:r>
         <w:t>Detalji</w:t>
       </w:r>
       <w:proofErr w:type="spellEnd"/>
       <w:r>
-        <w:t>“ korisnik otvara stranicu sa potpunim podacima o izabranoj igrački. Prikazuju se slika, naziv,</w:t>
-      </w:r>
-      <w:r>
-        <w:t xml:space="preserve"> opis, tip, uzrast, ciljna grupa, datum proizvodnje i cena.</w:t>
+        <w:t xml:space="preserve">“ </w:t>
+      </w:r>
+      <w:proofErr w:type="spellStart"/>
+      <w:r>
+        <w:t>korisnik</w:t>
+      </w:r>
+      <w:proofErr w:type="spellEnd"/>
+      <w:proofErr w:type="gramEnd"/>
+      <w:r>
+        <w:t xml:space="preserve"> </w:t>
+      </w:r>
+      <w:proofErr w:type="spellStart"/>
+      <w:r>
+        <w:t>otvara</w:t>
+      </w:r>
+      <w:proofErr w:type="spellEnd"/>
+      <w:r>
+        <w:t xml:space="preserve"> </w:t>
+      </w:r>
+      <w:proofErr w:type="spellStart"/>
+      <w:r>
+        <w:t>stranicu</w:t>
+      </w:r>
+      <w:proofErr w:type="spellEnd"/>
+      <w:r>
+        <w:t xml:space="preserve"> </w:t>
+      </w:r>
+      <w:proofErr w:type="spellStart"/>
+      <w:r>
+        <w:t>sa</w:t>
+      </w:r>
+      <w:proofErr w:type="spellEnd"/>
+      <w:r>
+        <w:t xml:space="preserve"> </w:t>
+      </w:r>
+      <w:proofErr w:type="spellStart"/>
+      <w:r>
+        <w:t>potpunim</w:t>
+      </w:r>
+      <w:proofErr w:type="spellEnd"/>
+      <w:r>
+        <w:t xml:space="preserve"> </w:t>
+      </w:r>
+      <w:proofErr w:type="spellStart"/>
+      <w:r>
+        <w:t>podacima</w:t>
+      </w:r>
+      <w:proofErr w:type="spellEnd"/>
+      <w:r>
+        <w:t xml:space="preserve"> o </w:t>
+      </w:r>
+      <w:proofErr w:type="spellStart"/>
+      <w:r>
+        <w:t>izabranoj</w:t>
+      </w:r>
+      <w:proofErr w:type="spellEnd"/>
+      <w:r>
+        <w:t xml:space="preserve"> </w:t>
+      </w:r>
+      <w:proofErr w:type="spellStart"/>
+      <w:r>
+        <w:t>igrački</w:t>
+      </w:r>
+      <w:proofErr w:type="spellEnd"/>
+      <w:r>
+        <w:t xml:space="preserve">. </w:t>
+      </w:r>
+      <w:proofErr w:type="spellStart"/>
+      <w:r>
+        <w:t>Prikazuju</w:t>
+      </w:r>
+      <w:proofErr w:type="spellEnd"/>
+      <w:r>
+        <w:t xml:space="preserve"> se </w:t>
+      </w:r>
+      <w:proofErr w:type="spellStart"/>
+      <w:r>
+        <w:t>slika</w:t>
+      </w:r>
+      <w:proofErr w:type="spellEnd"/>
+      <w:r>
+        <w:t xml:space="preserve">, </w:t>
+      </w:r>
+      <w:proofErr w:type="spellStart"/>
+      <w:r>
+        <w:t>naziv</w:t>
+      </w:r>
+      <w:proofErr w:type="spellEnd"/>
+      <w:r>
+        <w:t xml:space="preserve">, </w:t>
+      </w:r>
+      <w:proofErr w:type="spellStart"/>
+      <w:r>
+        <w:t>opis</w:t>
+      </w:r>
+      <w:proofErr w:type="spellEnd"/>
+      <w:r>
+        <w:t xml:space="preserve">, tip, </w:t>
+      </w:r>
+      <w:proofErr w:type="spellStart"/>
+      <w:r>
+        <w:t>uzrast</w:t>
+      </w:r>
+      <w:proofErr w:type="spellEnd"/>
+      <w:r>
+        <w:t xml:space="preserve">, </w:t>
+      </w:r>
+      <w:proofErr w:type="spellStart"/>
+      <w:r>
+        <w:t>ciljna</w:t>
+      </w:r>
+      <w:proofErr w:type="spellEnd"/>
+      <w:r>
+        <w:t xml:space="preserve"> </w:t>
+      </w:r>
+      <w:proofErr w:type="spellStart"/>
+      <w:r>
+        <w:t>grupa</w:t>
+      </w:r>
+      <w:proofErr w:type="spellEnd"/>
+      <w:r>
+        <w:t xml:space="preserve">, datum </w:t>
+      </w:r>
+      <w:proofErr w:type="spellStart"/>
+      <w:r>
+        <w:t>proizvodnje</w:t>
+      </w:r>
+      <w:proofErr w:type="spellEnd"/>
+      <w:r>
+        <w:t xml:space="preserve"> </w:t>
+      </w:r>
+      <w:proofErr w:type="spellStart"/>
+      <w:r>
+        <w:t>i</w:t>
+      </w:r>
+      <w:proofErr w:type="spellEnd"/>
+      <w:r>
+        <w:t xml:space="preserve"> </w:t>
+      </w:r>
+      <w:proofErr w:type="spellStart"/>
+      <w:r>
+        <w:t>cena</w:t>
+      </w:r>
+      <w:proofErr w:type="spellEnd"/>
+      <w:r>
+        <w:t>.</w:t>
       </w:r>
     </w:p>
     <w:p>
       <w:pPr>
-        <w:jc w:val="both"/>
-      </w:pPr>
-      <w:r>
-        <w:t>Na ovoj stranici nalazi se mogućnost rezervacije igračke. Rezervacija je dozvoljena samo prijavljenom korisniku. Ako korisnik nije prijavljen, prikazuje se obaveštenje da je prijava obavezna. Na i</w:t>
-      </w:r>
-      <w:r>
-        <w:t>stoj stranici prikazuju se postojeće ocene i recenzije za igračku.</w:t>
+        <w:pStyle w:val="NormalWeb"/>
+        <w:rPr>
+          <w:rStyle w:val="Strong"/>
+          <w:b w:val="0"/>
+          <w:bCs w:val="0"/>
+        </w:rPr>
+      </w:pPr>
+      <w:r>
+        <w:t xml:space="preserve">Na </w:t>
+      </w:r>
+      <w:proofErr w:type="spellStart"/>
+      <w:r>
+        <w:t>ovoj</w:t>
+      </w:r>
+      <w:proofErr w:type="spellEnd"/>
+      <w:r>
+        <w:t xml:space="preserve"> </w:t>
+      </w:r>
+      <w:proofErr w:type="spellStart"/>
+      <w:r>
+        <w:t>stranici</w:t>
+      </w:r>
+      <w:proofErr w:type="spellEnd"/>
+      <w:r>
+        <w:t xml:space="preserve"> </w:t>
+      </w:r>
+      <w:proofErr w:type="spellStart"/>
+      <w:r>
+        <w:t>nalazi</w:t>
+      </w:r>
+      <w:proofErr w:type="spellEnd"/>
+      <w:r>
+        <w:t xml:space="preserve"> se </w:t>
+      </w:r>
+      <w:proofErr w:type="spellStart"/>
+      <w:r>
+        <w:t>mogućnost</w:t>
+      </w:r>
+      <w:proofErr w:type="spellEnd"/>
+      <w:r>
+        <w:t xml:space="preserve"> </w:t>
+      </w:r>
+      <w:proofErr w:type="spellStart"/>
+      <w:r>
+        <w:t>rezervacije</w:t>
+      </w:r>
+      <w:proofErr w:type="spellEnd"/>
+      <w:r>
+        <w:t xml:space="preserve"> </w:t>
+      </w:r>
+      <w:proofErr w:type="spellStart"/>
+      <w:r>
+        <w:t>igračke</w:t>
+      </w:r>
+      <w:proofErr w:type="spellEnd"/>
+      <w:r>
+        <w:t xml:space="preserve">. </w:t>
+      </w:r>
+      <w:proofErr w:type="spellStart"/>
+      <w:r>
+        <w:t>Rezervacija</w:t>
+      </w:r>
+      <w:proofErr w:type="spellEnd"/>
+      <w:r>
+        <w:t xml:space="preserve"> je </w:t>
+      </w:r>
+      <w:proofErr w:type="spellStart"/>
+      <w:r>
+        <w:t>dozvoljena</w:t>
+      </w:r>
+      <w:proofErr w:type="spellEnd"/>
+      <w:r>
+        <w:t xml:space="preserve"> </w:t>
+      </w:r>
+      <w:proofErr w:type="spellStart"/>
+      <w:r>
+        <w:t>samo</w:t>
+      </w:r>
+      <w:proofErr w:type="spellEnd"/>
+      <w:r>
+        <w:t xml:space="preserve"> </w:t>
+      </w:r>
+      <w:proofErr w:type="spellStart"/>
+      <w:r>
+        <w:t>prijavljenom</w:t>
+      </w:r>
+      <w:proofErr w:type="spellEnd"/>
+      <w:r>
+        <w:t xml:space="preserve"> </w:t>
+      </w:r>
+      <w:proofErr w:type="spellStart"/>
+      <w:r>
+        <w:t>korisniku</w:t>
+      </w:r>
+      <w:proofErr w:type="spellEnd"/>
+      <w:r>
+        <w:t xml:space="preserve">. </w:t>
+      </w:r>
+      <w:proofErr w:type="spellStart"/>
+      <w:r>
+        <w:t>Ako</w:t>
+      </w:r>
+      <w:proofErr w:type="spellEnd"/>
+      <w:r>
+        <w:t xml:space="preserve"> </w:t>
+      </w:r>
+      <w:proofErr w:type="spellStart"/>
+      <w:r>
+        <w:t>korisnik</w:t>
+      </w:r>
+      <w:proofErr w:type="spellEnd"/>
+      <w:r>
+        <w:t xml:space="preserve"> </w:t>
+      </w:r>
+      <w:proofErr w:type="spellStart"/>
+      <w:r>
+        <w:t>nije</w:t>
+      </w:r>
+      <w:proofErr w:type="spellEnd"/>
+      <w:r>
+        <w:t xml:space="preserve"> </w:t>
+      </w:r>
+      <w:proofErr w:type="spellStart"/>
+      <w:r>
+        <w:t>prijavljen</w:t>
+      </w:r>
+      <w:proofErr w:type="spellEnd"/>
+      <w:r>
+        <w:t xml:space="preserve">, </w:t>
+      </w:r>
+      <w:proofErr w:type="spellStart"/>
+      <w:r>
+        <w:t>prikazuje</w:t>
+      </w:r>
+      <w:proofErr w:type="spellEnd"/>
+      <w:r>
+        <w:t xml:space="preserve"> se </w:t>
+      </w:r>
+      <w:proofErr w:type="spellStart"/>
+      <w:r>
+        <w:t>obaveštenje</w:t>
+      </w:r>
+      <w:proofErr w:type="spellEnd"/>
+      <w:r>
+        <w:t xml:space="preserve"> da je </w:t>
+      </w:r>
+      <w:proofErr w:type="spellStart"/>
+      <w:r>
+        <w:t>prijava</w:t>
+      </w:r>
+      <w:proofErr w:type="spellEnd"/>
+      <w:r>
+        <w:t xml:space="preserve"> </w:t>
+      </w:r>
+      <w:proofErr w:type="spellStart"/>
+      <w:r>
+        <w:t>obavezna</w:t>
+      </w:r>
+      <w:proofErr w:type="spellEnd"/>
+      <w:r>
+        <w:t xml:space="preserve">. </w:t>
+      </w:r>
+      <w:r>
+        <w:rPr>
+          <w:rStyle w:val="Strong"/>
+          <w:b w:val="0"/>
+          <w:bCs w:val="0"/>
+        </w:rPr>
+        <w:t xml:space="preserve">Pored </w:t>
+      </w:r>
+      <w:proofErr w:type="spellStart"/>
+      <w:r>
+        <w:rPr>
+          <w:rStyle w:val="Strong"/>
+          <w:b w:val="0"/>
+          <w:bCs w:val="0"/>
+        </w:rPr>
+        <w:t>osnovnih</w:t>
+      </w:r>
+      <w:proofErr w:type="spellEnd"/>
+      <w:r>
+        <w:rPr>
+          <w:rStyle w:val="Strong"/>
+          <w:b w:val="0"/>
+          <w:bCs w:val="0"/>
+        </w:rPr>
+        <w:t xml:space="preserve"> </w:t>
+      </w:r>
+      <w:proofErr w:type="spellStart"/>
+      <w:r>
+        <w:rPr>
+          <w:rStyle w:val="Strong"/>
+          <w:b w:val="0"/>
+          <w:bCs w:val="0"/>
+        </w:rPr>
+        <w:t>podataka</w:t>
+      </w:r>
+      <w:proofErr w:type="spellEnd"/>
+      <w:r>
+        <w:rPr>
+          <w:rStyle w:val="Strong"/>
+          <w:b w:val="0"/>
+          <w:bCs w:val="0"/>
+        </w:rPr>
+        <w:t xml:space="preserve">, </w:t>
+      </w:r>
+      <w:proofErr w:type="spellStart"/>
+      <w:r>
+        <w:rPr>
+          <w:rStyle w:val="Strong"/>
+          <w:b w:val="0"/>
+          <w:bCs w:val="0"/>
+        </w:rPr>
+        <w:t>prikazuje</w:t>
+      </w:r>
+      <w:proofErr w:type="spellEnd"/>
+      <w:r>
+        <w:rPr>
+          <w:rStyle w:val="Strong"/>
+          <w:b w:val="0"/>
+          <w:bCs w:val="0"/>
+        </w:rPr>
+        <w:t xml:space="preserve"> se </w:t>
+      </w:r>
+      <w:proofErr w:type="spellStart"/>
+      <w:r>
+        <w:rPr>
+          <w:rStyle w:val="Strong"/>
+          <w:b w:val="0"/>
+          <w:bCs w:val="0"/>
+        </w:rPr>
+        <w:t>prosečna</w:t>
+      </w:r>
+      <w:proofErr w:type="spellEnd"/>
+      <w:r>
+        <w:rPr>
+          <w:rStyle w:val="Strong"/>
+          <w:b w:val="0"/>
+          <w:bCs w:val="0"/>
+        </w:rPr>
+        <w:t xml:space="preserve"> </w:t>
+      </w:r>
+      <w:proofErr w:type="spellStart"/>
+      <w:r>
+        <w:rPr>
+          <w:rStyle w:val="Strong"/>
+          <w:b w:val="0"/>
+          <w:bCs w:val="0"/>
+        </w:rPr>
+        <w:t>ocena</w:t>
+      </w:r>
+      <w:proofErr w:type="spellEnd"/>
+      <w:r>
+        <w:rPr>
+          <w:rStyle w:val="Strong"/>
+          <w:b w:val="0"/>
+          <w:bCs w:val="0"/>
+        </w:rPr>
+        <w:t xml:space="preserve"> </w:t>
+      </w:r>
+      <w:proofErr w:type="spellStart"/>
+      <w:r>
+        <w:rPr>
+          <w:rStyle w:val="Strong"/>
+          <w:b w:val="0"/>
+          <w:bCs w:val="0"/>
+        </w:rPr>
+        <w:t>igračke</w:t>
+      </w:r>
+      <w:proofErr w:type="spellEnd"/>
+      <w:r>
+        <w:rPr>
+          <w:rStyle w:val="Strong"/>
+          <w:b w:val="0"/>
+          <w:bCs w:val="0"/>
+        </w:rPr>
+        <w:t xml:space="preserve">, </w:t>
+      </w:r>
+      <w:proofErr w:type="spellStart"/>
+      <w:r>
+        <w:rPr>
+          <w:rStyle w:val="Strong"/>
+          <w:b w:val="0"/>
+          <w:bCs w:val="0"/>
+        </w:rPr>
+        <w:t>kao</w:t>
+      </w:r>
+      <w:proofErr w:type="spellEnd"/>
+      <w:r>
+        <w:rPr>
+          <w:rStyle w:val="Strong"/>
+          <w:b w:val="0"/>
+          <w:bCs w:val="0"/>
+        </w:rPr>
+        <w:t xml:space="preserve"> </w:t>
+      </w:r>
+      <w:proofErr w:type="spellStart"/>
+      <w:r>
+        <w:rPr>
+          <w:rStyle w:val="Strong"/>
+          <w:b w:val="0"/>
+          <w:bCs w:val="0"/>
+        </w:rPr>
+        <w:t>i</w:t>
+      </w:r>
+      <w:proofErr w:type="spellEnd"/>
+      <w:r>
+        <w:rPr>
+          <w:rStyle w:val="Strong"/>
+          <w:b w:val="0"/>
+          <w:bCs w:val="0"/>
+        </w:rPr>
+        <w:t xml:space="preserve"> </w:t>
+      </w:r>
+      <w:proofErr w:type="spellStart"/>
+      <w:r>
+        <w:rPr>
+          <w:rStyle w:val="Strong"/>
+          <w:b w:val="0"/>
+          <w:bCs w:val="0"/>
+        </w:rPr>
+        <w:t>postojeće</w:t>
+      </w:r>
+      <w:proofErr w:type="spellEnd"/>
+      <w:r>
+        <w:rPr>
+          <w:rStyle w:val="Strong"/>
+          <w:b w:val="0"/>
+          <w:bCs w:val="0"/>
+        </w:rPr>
+        <w:t xml:space="preserve"> </w:t>
+      </w:r>
+      <w:proofErr w:type="spellStart"/>
+      <w:r>
+        <w:rPr>
+          <w:rStyle w:val="Strong"/>
+          <w:b w:val="0"/>
+          <w:bCs w:val="0"/>
+        </w:rPr>
+        <w:t>ocene</w:t>
+      </w:r>
+      <w:proofErr w:type="spellEnd"/>
+      <w:r>
+        <w:rPr>
+          <w:rStyle w:val="Strong"/>
+          <w:b w:val="0"/>
+          <w:bCs w:val="0"/>
+        </w:rPr>
+        <w:t xml:space="preserve"> </w:t>
+      </w:r>
+      <w:proofErr w:type="spellStart"/>
+      <w:r>
+        <w:rPr>
+          <w:rStyle w:val="Strong"/>
+          <w:b w:val="0"/>
+          <w:bCs w:val="0"/>
+        </w:rPr>
+        <w:t>i</w:t>
+      </w:r>
+      <w:proofErr w:type="spellEnd"/>
+      <w:r>
+        <w:rPr>
+          <w:rStyle w:val="Strong"/>
+          <w:b w:val="0"/>
+          <w:bCs w:val="0"/>
+        </w:rPr>
+        <w:t xml:space="preserve"> </w:t>
+      </w:r>
+      <w:proofErr w:type="spellStart"/>
+      <w:r>
+        <w:rPr>
+          <w:rStyle w:val="Strong"/>
+          <w:b w:val="0"/>
+          <w:bCs w:val="0"/>
+        </w:rPr>
+        <w:t>recenzije</w:t>
+      </w:r>
+      <w:proofErr w:type="spellEnd"/>
+      <w:r>
+        <w:rPr>
+          <w:rStyle w:val="Strong"/>
+          <w:b w:val="0"/>
+          <w:bCs w:val="0"/>
+        </w:rPr>
+        <w:t xml:space="preserve"> </w:t>
+      </w:r>
+      <w:proofErr w:type="spellStart"/>
+      <w:r>
+        <w:rPr>
+          <w:rStyle w:val="Strong"/>
+          <w:b w:val="0"/>
+          <w:bCs w:val="0"/>
+        </w:rPr>
+        <w:t>korisnika</w:t>
+      </w:r>
+      <w:proofErr w:type="spellEnd"/>
+      <w:r>
+        <w:rPr>
+          <w:rStyle w:val="Strong"/>
+          <w:b w:val="0"/>
+          <w:bCs w:val="0"/>
+        </w:rPr>
+        <w:t>.</w:t>
       </w:r>
     </w:p>
     <w:p>
-      <w:r>
-        <w:br w:type="page"/>
-      </w:r>
+      <w:pPr>
+        <w:pStyle w:val="NormalWeb"/>
+        <w:rPr>
+          <w:rStyle w:val="Strong"/>
+          <w:b w:val="0"/>
+          <w:bCs w:val="0"/>
+        </w:rPr>
+      </w:pPr>
     </w:p>
     <w:p>
       <w:pPr>
-        <w:pStyle w:val="Heading1"/>
+        <w:pStyle w:val="NormalWeb"/>
+        <w:rPr>
+          <w:rStyle w:val="Strong"/>
+          <w:b w:val="0"/>
+          <w:bCs w:val="0"/>
+        </w:rPr>
+      </w:pPr>
+    </w:p>
+    <w:p>
+      <w:pPr>
+        <w:pStyle w:val="NormalWeb"/>
+        <w:rPr>
+          <w:rStyle w:val="Strong"/>
+          <w:b w:val="0"/>
+          <w:bCs w:val="0"/>
+        </w:rPr>
+      </w:pPr>
+    </w:p>
+    <w:p>
+      <w:pPr>
+        <w:pStyle w:val="NormalWeb"/>
+        <w:rPr>
+          <w:rStyle w:val="Strong"/>
+          <w:b w:val="0"/>
+          <w:bCs w:val="0"/>
+        </w:rPr>
+      </w:pPr>
+    </w:p>
+    <w:p>
+      <w:pPr>
+        <w:pStyle w:val="NormalWeb"/>
+        <w:rPr>
+          <w:rStyle w:val="Strong"/>
+          <w:b w:val="0"/>
+          <w:bCs w:val="0"/>
+        </w:rPr>
+      </w:pPr>
+    </w:p>
+    <w:p>
+      <w:pPr>
+        <w:pStyle w:val="NormalWeb"/>
+        <w:rPr>
+          <w:rStyle w:val="Strong"/>
+          <w:b w:val="0"/>
+          <w:bCs w:val="0"/>
+        </w:rPr>
+      </w:pPr>
+    </w:p>
+    <w:p>
+      <w:pPr>
+        <w:pStyle w:val="NormalWeb"/>
+        <w:rPr>
+          <w:rStyle w:val="Strong"/>
+          <w:b w:val="0"/>
+          <w:bCs w:val="0"/>
+        </w:rPr>
+      </w:pPr>
+    </w:p>
+    <w:p>
+      <w:pPr>
+        <w:pStyle w:val="NormalWeb"/>
+        <w:rPr>
+          <w:b/>
+          <w:bCs/>
+        </w:rPr>
+      </w:pPr>
+    </w:p>
+    <w:p>
+      <w:pPr>
+        <w:pStyle w:val="Heading2"/>
         <w:numPr>
-          <w:ilvl w:val="0"/>
+          <w:ilvl w:val="1"/>
           <w:numId w:val="10"/>
         </w:numPr>
         <w:rPr>
           <w:rFonts w:ascii="Times New Roman" w:hAnsi="Times New Roman" w:cs="Times New Roman"/>
+          <w:b w:val="0"/>
+          <w:bCs w:val="0"/>
           <w:color w:val="auto"/>
-          <w:sz w:val="28"/>
-        </w:rPr>
-      </w:pPr>
-      <w:bookmarkStart w:id="10" w:name="_Toc240492819"/>
-      <w:bookmarkStart w:id="11" w:name="_Toc240492836"/>
-      <w:proofErr w:type="spellStart"/>
+          <w:sz w:val="24"/>
+          <w:szCs w:val="24"/>
+        </w:rPr>
+      </w:pPr>
       <w:r>
         <w:rPr>
           <w:rFonts w:ascii="Times New Roman" w:hAnsi="Times New Roman" w:cs="Times New Roman"/>
+          <w:b w:val="0"/>
+          <w:bCs w:val="0"/>
           <w:color w:val="auto"/>
-          <w:sz w:val="28"/>
+          <w:sz w:val="24"/>
+          <w:szCs w:val="24"/>
         </w:rPr>
         <w:lastRenderedPageBreak/>
+        <w:t xml:space="preserve"> </w:t>
+      </w:r>
+      <w:bookmarkStart w:id="11" w:name="_Toc240552334"/>
+      <w:proofErr w:type="spellStart"/>
+      <w:r>
+        <w:rPr>
+          <w:rFonts w:ascii="Times New Roman" w:hAnsi="Times New Roman" w:cs="Times New Roman"/>
+          <w:b w:val="0"/>
+          <w:bCs w:val="0"/>
+          <w:color w:val="auto"/>
+          <w:sz w:val="24"/>
+          <w:szCs w:val="24"/>
+        </w:rPr>
         <w:t>Prijava</w:t>
       </w:r>
       <w:proofErr w:type="spellEnd"/>
       <w:r>
         <w:rPr>
           <w:rFonts w:ascii="Times New Roman" w:hAnsi="Times New Roman" w:cs="Times New Roman"/>
+          <w:b w:val="0"/>
+          <w:bCs w:val="0"/>
           <w:color w:val="auto"/>
-          <w:sz w:val="28"/>
+          <w:sz w:val="24"/>
+          <w:szCs w:val="24"/>
         </w:rPr>
         <w:t xml:space="preserve"> </w:t>
       </w:r>
@@ -2900,8 +3780,11 @@
       <w:r>
         <w:rPr>
           <w:rFonts w:ascii="Times New Roman" w:hAnsi="Times New Roman" w:cs="Times New Roman"/>
+          <w:b w:val="0"/>
+          <w:bCs w:val="0"/>
           <w:color w:val="auto"/>
-          <w:sz w:val="28"/>
+          <w:sz w:val="24"/>
+          <w:szCs w:val="24"/>
         </w:rPr>
         <w:t>korisnika</w:t>
       </w:r>
@@ -2916,6 +3799,9 @@
         <w:keepNext/>
       </w:pPr>
       <w:r>
+        <w:rPr>
+          <w:noProof/>
+        </w:rPr>
         <w:drawing>
           <wp:inline distT="0" distB="0" distL="0" distR="0" wp14:anchorId="34E5942A" wp14:editId="3BEB7B31">
             <wp:extent cx="5972810" cy="3359785"/>
@@ -3002,57 +3888,52 @@
     </w:p>
     <w:p>
       <w:pPr>
-        <w:pStyle w:val="Heading2"/>
-      </w:pPr>
+        <w:jc w:val="both"/>
+      </w:pPr>
+      <w:r>
+        <w:t>Stranica za prijavu sadrži polja za email adresu i lozinku. Nakon unosa podataka aplikacija preko AuthService servisa proverava da li korisnik postoji i da li je lozinka odgovarajuća.</w:t>
+      </w:r>
     </w:p>
     <w:p>
       <w:pPr>
         <w:jc w:val="both"/>
       </w:pPr>
       <w:r>
-        <w:t>Stranica za prijavu sadrži polja za email adresu i lozinku. Nakon unosa podataka aplikacija preko Aut</w:t>
-      </w:r>
-      <w:r>
-        <w:t>hService servisa proverava da li korisnik postoji i da li je lozinka odgovarajuća.</w:t>
+        <w:t>Nakon uspešne prijave korisnik se vraća na početnu stranicu, učitava se njegova korpa, a navigacija prikazuje opcije Korpa, Profil i Odjava. U slučaju pogrešnih podataka prikazuje se odgovarajuća poruka.</w:t>
       </w:r>
     </w:p>
     <w:p>
-      <w:pPr>
-        <w:jc w:val="both"/>
-      </w:pPr>
-      <w:r>
-        <w:t>Nakon uspešne prijave korisnik se vraća na početnu stranicu, učitava se njegova korpa, a navigacija prikazuje opcije Korpa, Profil i Odjava. U slučaju pogrešnih podataka pri</w:t>
-      </w:r>
-      <w:r>
-        <w:t>kazuje se odgovarajuća poruka.</w:t>
+      <w:r>
+        <w:br w:type="page"/>
       </w:r>
     </w:p>
     <w:p>
-      <w:r>
-        <w:br w:type="page"/>
-      </w:r>
-    </w:p>
-    <w:p>
-      <w:pPr>
-        <w:pStyle w:val="Heading1"/>
+      <w:pPr>
+        <w:pStyle w:val="Heading2"/>
         <w:numPr>
-          <w:ilvl w:val="0"/>
+          <w:ilvl w:val="1"/>
           <w:numId w:val="10"/>
         </w:numPr>
         <w:rPr>
           <w:rFonts w:ascii="Times New Roman" w:hAnsi="Times New Roman" w:cs="Times New Roman"/>
+          <w:b w:val="0"/>
+          <w:bCs w:val="0"/>
           <w:color w:val="auto"/>
-          <w:sz w:val="28"/>
+          <w:sz w:val="24"/>
+          <w:szCs w:val="24"/>
         </w:rPr>
       </w:pPr>
       <w:bookmarkStart w:id="12" w:name="_Toc240492820"/>
-      <w:bookmarkStart w:id="13" w:name="_Toc240492837"/>
+      <w:bookmarkStart w:id="13" w:name="_Toc240552335"/>
       <w:proofErr w:type="spellStart"/>
       <w:r>
         <w:rPr>
           <w:rFonts w:ascii="Times New Roman" w:hAnsi="Times New Roman" w:cs="Times New Roman"/>
+          <w:b w:val="0"/>
+          <w:bCs w:val="0"/>
           <w:color w:val="auto"/>
-          <w:sz w:val="28"/>
+          <w:sz w:val="24"/>
+          <w:szCs w:val="24"/>
         </w:rPr>
         <w:lastRenderedPageBreak/>
         <w:t>Registracija</w:t>
@@ -3061,8 +3942,11 @@
       <w:r>
         <w:rPr>
           <w:rFonts w:ascii="Times New Roman" w:hAnsi="Times New Roman" w:cs="Times New Roman"/>
+          <w:b w:val="0"/>
+          <w:bCs w:val="0"/>
           <w:color w:val="auto"/>
-          <w:sz w:val="28"/>
+          <w:sz w:val="24"/>
+          <w:szCs w:val="24"/>
         </w:rPr>
         <w:t xml:space="preserve"> </w:t>
       </w:r>
@@ -3070,8 +3954,11 @@
       <w:r>
         <w:rPr>
           <w:rFonts w:ascii="Times New Roman" w:hAnsi="Times New Roman" w:cs="Times New Roman"/>
+          <w:b w:val="0"/>
+          <w:bCs w:val="0"/>
           <w:color w:val="auto"/>
-          <w:sz w:val="28"/>
+          <w:sz w:val="24"/>
+          <w:szCs w:val="24"/>
         </w:rPr>
         <w:t>korisnika</w:t>
       </w:r>
@@ -3086,6 +3973,9 @@
         <w:keepNext/>
       </w:pPr>
       <w:r>
+        <w:rPr>
+          <w:noProof/>
+        </w:rPr>
         <w:drawing>
           <wp:inline distT="0" distB="0" distL="0" distR="0" wp14:anchorId="67D258C1" wp14:editId="5FA8BEC9">
             <wp:extent cx="5972810" cy="3359785"/>
@@ -3191,6 +4081,9 @@
         <w:keepNext/>
       </w:pPr>
       <w:r>
+        <w:rPr>
+          <w:noProof/>
+        </w:rPr>
         <w:lastRenderedPageBreak/>
         <w:drawing>
           <wp:inline distT="0" distB="0" distL="0" distR="0" wp14:anchorId="38E24EC4" wp14:editId="7931DC61">
@@ -3292,13 +4185,16 @@
       <w:pPr>
         <w:jc w:val="both"/>
       </w:pPr>
-      <w:proofErr w:type="spellStart"/>
-      <w:r>
-        <w:t>Registraciona</w:t>
-      </w:r>
-      <w:proofErr w:type="spellEnd"/>
-      <w:r>
-        <w:t xml:space="preserve"> forma </w:t>
+      <w:r>
+        <w:t xml:space="preserve">Forma za </w:t>
+      </w:r>
+      <w:proofErr w:type="spellStart"/>
+      <w:r>
+        <w:t>registraciju</w:t>
+      </w:r>
+      <w:proofErr w:type="spellEnd"/>
+      <w:r>
+        <w:t xml:space="preserve"> </w:t>
       </w:r>
       <w:proofErr w:type="spellStart"/>
       <w:r>
@@ -3314,10 +4210,15 @@
       </w:r>
       <w:proofErr w:type="spellEnd"/>
       <w:r>
-        <w:t xml:space="preserve"> imena i prezimena, email adrese, telefona, adrese, omiljenih tipova igračaka i </w:t>
-      </w:r>
-      <w:r>
-        <w:t>lozinke. Obavezna polja su ime i prezime, email i lozinka.</w:t>
+        <w:t xml:space="preserve"> </w:t>
+      </w:r>
+      <w:proofErr w:type="spellStart"/>
+      <w:r>
+        <w:t>imena</w:t>
+      </w:r>
+      <w:proofErr w:type="spellEnd"/>
+      <w:r>
+        <w:t xml:space="preserve"> i prezimena, email adrese, telefona, adrese, omiljenih tipova igračaka i lozinke. Obavezna polja su ime i prezime, email i lozinka.</w:t>
       </w:r>
     </w:p>
     <w:p>
@@ -3335,24 +4236,31 @@
     </w:p>
     <w:p>
       <w:pPr>
-        <w:pStyle w:val="Heading1"/>
+        <w:pStyle w:val="Heading2"/>
         <w:numPr>
-          <w:ilvl w:val="0"/>
+          <w:ilvl w:val="1"/>
           <w:numId w:val="10"/>
         </w:numPr>
         <w:rPr>
           <w:rFonts w:ascii="Times New Roman" w:hAnsi="Times New Roman" w:cs="Times New Roman"/>
-          <w:sz w:val="28"/>
+          <w:b w:val="0"/>
+          <w:bCs w:val="0"/>
+          <w:color w:val="auto"/>
+          <w:sz w:val="24"/>
+          <w:szCs w:val="24"/>
         </w:rPr>
       </w:pPr>
       <w:bookmarkStart w:id="14" w:name="_Toc240492821"/>
-      <w:bookmarkStart w:id="15" w:name="_Toc240492838"/>
+      <w:bookmarkStart w:id="15" w:name="_Toc240552336"/>
       <w:proofErr w:type="spellStart"/>
       <w:r>
         <w:rPr>
           <w:rFonts w:ascii="Times New Roman" w:hAnsi="Times New Roman" w:cs="Times New Roman"/>
+          <w:b w:val="0"/>
+          <w:bCs w:val="0"/>
           <w:color w:val="auto"/>
-          <w:sz w:val="28"/>
+          <w:sz w:val="24"/>
+          <w:szCs w:val="24"/>
         </w:rPr>
         <w:lastRenderedPageBreak/>
         <w:t>Korpa</w:t>
@@ -3361,16 +4269,22 @@
       <w:r>
         <w:rPr>
           <w:rFonts w:ascii="Times New Roman" w:hAnsi="Times New Roman" w:cs="Times New Roman"/>
+          <w:b w:val="0"/>
+          <w:bCs w:val="0"/>
           <w:color w:val="auto"/>
-          <w:sz w:val="28"/>
+          <w:sz w:val="24"/>
+          <w:szCs w:val="24"/>
         </w:rPr>
         <w:t xml:space="preserve"> </w:t>
       </w:r>
       <w:r>
         <w:rPr>
           <w:rFonts w:ascii="Times New Roman" w:hAnsi="Times New Roman" w:cs="Times New Roman"/>
+          <w:b w:val="0"/>
+          <w:bCs w:val="0"/>
           <w:color w:val="auto"/>
-          <w:sz w:val="28"/>
+          <w:sz w:val="24"/>
+          <w:szCs w:val="24"/>
         </w:rPr>
         <w:t xml:space="preserve">za </w:t>
       </w:r>
@@ -3378,8 +4292,11 @@
       <w:r>
         <w:rPr>
           <w:rFonts w:ascii="Times New Roman" w:hAnsi="Times New Roman" w:cs="Times New Roman"/>
+          <w:b w:val="0"/>
+          <w:bCs w:val="0"/>
           <w:color w:val="auto"/>
-          <w:sz w:val="28"/>
+          <w:sz w:val="24"/>
+          <w:szCs w:val="24"/>
         </w:rPr>
         <w:t>rezervaciju</w:t>
       </w:r>
@@ -3387,8 +4304,11 @@
       <w:r>
         <w:rPr>
           <w:rFonts w:ascii="Times New Roman" w:hAnsi="Times New Roman" w:cs="Times New Roman"/>
+          <w:b w:val="0"/>
+          <w:bCs w:val="0"/>
           <w:color w:val="auto"/>
-          <w:sz w:val="28"/>
+          <w:sz w:val="24"/>
+          <w:szCs w:val="24"/>
         </w:rPr>
         <w:t xml:space="preserve"> </w:t>
       </w:r>
@@ -3396,8 +4316,11 @@
       <w:r>
         <w:rPr>
           <w:rFonts w:ascii="Times New Roman" w:hAnsi="Times New Roman" w:cs="Times New Roman"/>
+          <w:b w:val="0"/>
+          <w:bCs w:val="0"/>
           <w:color w:val="auto"/>
-          <w:sz w:val="28"/>
+          <w:sz w:val="24"/>
+          <w:szCs w:val="24"/>
         </w:rPr>
         <w:t>i</w:t>
       </w:r>
@@ -3405,8 +4328,11 @@
       <w:r>
         <w:rPr>
           <w:rFonts w:ascii="Times New Roman" w:hAnsi="Times New Roman" w:cs="Times New Roman"/>
+          <w:b w:val="0"/>
+          <w:bCs w:val="0"/>
           <w:color w:val="auto"/>
-          <w:sz w:val="28"/>
+          <w:sz w:val="24"/>
+          <w:szCs w:val="24"/>
         </w:rPr>
         <w:t xml:space="preserve"> </w:t>
       </w:r>
@@ -3414,8 +4340,11 @@
       <w:r>
         <w:rPr>
           <w:rFonts w:ascii="Times New Roman" w:hAnsi="Times New Roman" w:cs="Times New Roman"/>
+          <w:b w:val="0"/>
+          <w:bCs w:val="0"/>
           <w:color w:val="auto"/>
-          <w:sz w:val="28"/>
+          <w:sz w:val="24"/>
+          <w:szCs w:val="24"/>
         </w:rPr>
         <w:t>recenzije</w:t>
       </w:r>
@@ -3429,6 +4358,9 @@
         <w:keepNext/>
       </w:pPr>
       <w:r>
+        <w:rPr>
+          <w:noProof/>
+        </w:rPr>
         <w:drawing>
           <wp:inline distT="0" distB="0" distL="0" distR="0" wp14:anchorId="7D988061" wp14:editId="6AE7E734">
             <wp:extent cx="5972810" cy="3359785"/>
@@ -3614,10 +4546,23 @@
       </w:r>
       <w:proofErr w:type="spellEnd"/>
       <w:r>
-        <w:t xml:space="preserve"> koje je prijavljeni korisnik rezervisao. Za svaku stavku prikazuju se podaci o igrački, cena i trenutni status rezervacije. Na dnu se </w:t>
-      </w:r>
-      <w:r>
-        <w:t xml:space="preserve">izračunava </w:t>
+        <w:t xml:space="preserve"> koje je prijavljeni korisnik rezervisao. Za svaku stavku prikazuju se podaci o igrački, cena i trenutni status rezervacije. Na </w:t>
+      </w:r>
+      <w:proofErr w:type="spellStart"/>
+      <w:r>
+        <w:t>dnu</w:t>
+      </w:r>
+      <w:proofErr w:type="spellEnd"/>
+      <w:r>
+        <w:t xml:space="preserve"> se </w:t>
+      </w:r>
+      <w:proofErr w:type="spellStart"/>
+      <w:r>
+        <w:t>izračunava</w:t>
+      </w:r>
+      <w:proofErr w:type="spellEnd"/>
+      <w:r>
+        <w:t xml:space="preserve"> </w:t>
       </w:r>
       <w:proofErr w:type="spellStart"/>
       <w:r>
@@ -3679,12 +4624,62 @@
         <w:t xml:space="preserve"> status „</w:t>
       </w:r>
       <w:proofErr w:type="spellStart"/>
+      <w:proofErr w:type="gramStart"/>
       <w:r>
         <w:t>rezervisano</w:t>
       </w:r>
       <w:proofErr w:type="spellEnd"/>
       <w:r>
-        <w:t xml:space="preserve">“, „pristiglo“ ili „otkazano“. Korisnik može promeniti status rezervisane igračke. Stavke sa statusom „otkazano“ ne </w:t>
+        <w:t>“</w:t>
+      </w:r>
+      <w:proofErr w:type="gramEnd"/>
+      <w:r>
+        <w:t>, „</w:t>
+      </w:r>
+      <w:proofErr w:type="spellStart"/>
+      <w:r>
+        <w:t>pristiglo</w:t>
+      </w:r>
+      <w:proofErr w:type="spellEnd"/>
+      <w:r>
+        <w:t xml:space="preserve">“ </w:t>
+      </w:r>
+      <w:proofErr w:type="spellStart"/>
+      <w:r>
+        <w:t>ili</w:t>
+      </w:r>
+      <w:proofErr w:type="spellEnd"/>
+      <w:r>
+        <w:t xml:space="preserve"> „</w:t>
+      </w:r>
+      <w:proofErr w:type="spellStart"/>
+      <w:r>
+        <w:t>otkazano</w:t>
+      </w:r>
+      <w:proofErr w:type="spellEnd"/>
+      <w:r>
+        <w:t xml:space="preserve">“. Korisnik može promeniti status rezervisane igračke. Stavke sa </w:t>
+      </w:r>
+      <w:proofErr w:type="spellStart"/>
+      <w:r>
+        <w:t>statusom</w:t>
+      </w:r>
+      <w:proofErr w:type="spellEnd"/>
+      <w:r>
+        <w:t xml:space="preserve"> „</w:t>
+      </w:r>
+      <w:proofErr w:type="spellStart"/>
+      <w:proofErr w:type="gramStart"/>
+      <w:r>
+        <w:t>otkazano</w:t>
+      </w:r>
+      <w:proofErr w:type="spellEnd"/>
+      <w:r>
+        <w:t>“ ne</w:t>
+      </w:r>
+      <w:proofErr w:type="gramEnd"/>
+      <w:r>
+        <w:t xml:space="preserve"> </w:t>
       </w:r>
       <w:proofErr w:type="spellStart"/>
       <w:r>
@@ -3748,12 +4743,17 @@
         <w:t xml:space="preserve"> status „</w:t>
       </w:r>
       <w:proofErr w:type="spellStart"/>
+      <w:proofErr w:type="gramStart"/>
       <w:r>
         <w:t>pristiglo</w:t>
       </w:r>
       <w:proofErr w:type="spellEnd"/>
       <w:r>
-        <w:t xml:space="preserve">“, </w:t>
+        <w:t>“</w:t>
+      </w:r>
+      <w:proofErr w:type="gramEnd"/>
+      <w:r>
+        <w:t xml:space="preserve">, </w:t>
       </w:r>
       <w:proofErr w:type="spellStart"/>
       <w:r>
@@ -3817,10 +4817,7 @@
       </w:r>
       <w:proofErr w:type="spellEnd"/>
       <w:r>
-        <w:t>.</w:t>
-      </w:r>
-      <w:r>
-        <w:t xml:space="preserve"> </w:t>
+        <w:t xml:space="preserve">. </w:t>
       </w:r>
       <w:proofErr w:type="spellStart"/>
       <w:r>
@@ -4043,30 +5040,50 @@
     </w:p>
     <w:p>
       <w:pPr>
-        <w:pStyle w:val="Heading1"/>
+        <w:pStyle w:val="Heading2"/>
         <w:rPr>
           <w:rFonts w:ascii="Times New Roman" w:hAnsi="Times New Roman" w:cs="Times New Roman"/>
+          <w:b w:val="0"/>
+          <w:bCs w:val="0"/>
           <w:color w:val="auto"/>
-          <w:sz w:val="28"/>
+          <w:sz w:val="24"/>
+          <w:szCs w:val="24"/>
         </w:rPr>
       </w:pPr>
       <w:bookmarkStart w:id="16" w:name="_Toc240492822"/>
-      <w:bookmarkStart w:id="17" w:name="_Toc240492839"/>
       <w:r>
         <w:rPr>
           <w:rFonts w:ascii="Times New Roman" w:hAnsi="Times New Roman" w:cs="Times New Roman"/>
+          <w:b w:val="0"/>
+          <w:bCs w:val="0"/>
           <w:color w:val="auto"/>
-          <w:sz w:val="28"/>
+          <w:sz w:val="24"/>
+          <w:szCs w:val="24"/>
         </w:rPr>
         <w:lastRenderedPageBreak/>
-        <w:t xml:space="preserve">8. </w:t>
-      </w:r>
-      <w:proofErr w:type="spellStart"/>
+        <w:t xml:space="preserve"> </w:t>
+      </w:r>
+      <w:bookmarkStart w:id="17" w:name="_Toc240552337"/>
       <w:r>
         <w:rPr>
           <w:rFonts w:ascii="Times New Roman" w:hAnsi="Times New Roman" w:cs="Times New Roman"/>
+          <w:b w:val="0"/>
+          <w:bCs w:val="0"/>
           <w:color w:val="auto"/>
-          <w:sz w:val="28"/>
+          <w:sz w:val="24"/>
+          <w:szCs w:val="24"/>
+        </w:rPr>
+        <w:t xml:space="preserve">2.6. </w:t>
+      </w:r>
+      <w:proofErr w:type="spellStart"/>
+      <w:r>
+        <w:rPr>
+          <w:rFonts w:ascii="Times New Roman" w:hAnsi="Times New Roman" w:cs="Times New Roman"/>
+          <w:b w:val="0"/>
+          <w:bCs w:val="0"/>
+          <w:color w:val="auto"/>
+          <w:sz w:val="24"/>
+          <w:szCs w:val="24"/>
         </w:rPr>
         <w:t>Profil</w:t>
       </w:r>
@@ -4074,8 +5091,11 @@
       <w:r>
         <w:rPr>
           <w:rFonts w:ascii="Times New Roman" w:hAnsi="Times New Roman" w:cs="Times New Roman"/>
+          <w:b w:val="0"/>
+          <w:bCs w:val="0"/>
           <w:color w:val="auto"/>
-          <w:sz w:val="28"/>
+          <w:sz w:val="24"/>
+          <w:szCs w:val="24"/>
         </w:rPr>
         <w:t xml:space="preserve"> </w:t>
       </w:r>
@@ -4083,8 +5103,11 @@
       <w:r>
         <w:rPr>
           <w:rFonts w:ascii="Times New Roman" w:hAnsi="Times New Roman" w:cs="Times New Roman"/>
+          <w:b w:val="0"/>
+          <w:bCs w:val="0"/>
           <w:color w:val="auto"/>
-          <w:sz w:val="28"/>
+          <w:sz w:val="24"/>
+          <w:szCs w:val="24"/>
         </w:rPr>
         <w:t>korisnika</w:t>
       </w:r>
@@ -4098,6 +5121,9 @@
         <w:keepNext/>
       </w:pPr>
       <w:r>
+        <w:rPr>
+          <w:noProof/>
+        </w:rPr>
         <w:drawing>
           <wp:inline distT="0" distB="0" distL="0" distR="0" wp14:anchorId="3BC202BD" wp14:editId="4BC4A3CE">
             <wp:extent cx="5972810" cy="3359785"/>
@@ -4222,7 +5248,39 @@
       </w:r>
       <w:proofErr w:type="spellEnd"/>
       <w:r>
-        <w:t xml:space="preserve"> prikazuje podatke trenutno prijavljenog korisnika: ime i prezime, email, </w:t>
+        <w:t xml:space="preserve"> </w:t>
+      </w:r>
+      <w:proofErr w:type="spellStart"/>
+      <w:r>
+        <w:t>prikazuje</w:t>
+      </w:r>
+      <w:proofErr w:type="spellEnd"/>
+      <w:r>
+        <w:t xml:space="preserve"> </w:t>
+      </w:r>
+      <w:proofErr w:type="spellStart"/>
+      <w:r>
+        <w:t>podatke</w:t>
+      </w:r>
+      <w:proofErr w:type="spellEnd"/>
+      <w:r>
+        <w:t xml:space="preserve"> trenutno prijavljenog korisnika: ime </w:t>
+      </w:r>
+      <w:proofErr w:type="spellStart"/>
+      <w:r>
+        <w:t>i</w:t>
+      </w:r>
+      <w:proofErr w:type="spellEnd"/>
+      <w:r>
+        <w:t xml:space="preserve"> </w:t>
+      </w:r>
+      <w:proofErr w:type="spellStart"/>
+      <w:r>
+        <w:t>prezime</w:t>
+      </w:r>
+      <w:proofErr w:type="spellEnd"/>
+      <w:r>
+        <w:t xml:space="preserve">, email, </w:t>
       </w:r>
       <w:proofErr w:type="spellStart"/>
       <w:r>
@@ -4287,10 +5345,7 @@
         <w:jc w:val="both"/>
       </w:pPr>
       <w:r>
-        <w:t>Korisnik može menjati svoje podatke. Prilikom izmene email adrese proverava se d</w:t>
-      </w:r>
-      <w:r>
-        <w:t>a nova adresa nije već zauzeta. Ako se email promeni, postojeća korpa korisnika prenosi se na novi korisnički ključ kako rezervacije ne bi bile izgubljene.</w:t>
+        <w:t>Korisnik može menjati svoje podatke. Prilikom izmene email adrese proverava se da nova adresa nije već zauzeta. Ako se email promeni, postojeća korpa korisnika prenosi se na novi korisnički ključ kako rezervacije ne bi bile izgubljene.</w:t>
       </w:r>
     </w:p>
     <w:p>
@@ -4308,7 +5363,7 @@
         </w:rPr>
       </w:pPr>
       <w:bookmarkStart w:id="18" w:name="_Toc240492823"/>
-      <w:bookmarkStart w:id="19" w:name="_Toc240492840"/>
+      <w:bookmarkStart w:id="19" w:name="_Toc240552338"/>
       <w:r>
         <w:rPr>
           <w:rFonts w:ascii="Times New Roman" w:hAnsi="Times New Roman" w:cs="Times New Roman"/>
@@ -4316,7 +5371,15 @@
           <w:sz w:val="28"/>
         </w:rPr>
         <w:lastRenderedPageBreak/>
-        <w:t>9. Servisi i model podataka</w:t>
+        <w:t>3</w:t>
+      </w:r>
+      <w:r>
+        <w:rPr>
+          <w:rFonts w:ascii="Times New Roman" w:hAnsi="Times New Roman" w:cs="Times New Roman"/>
+          <w:color w:val="auto"/>
+          <w:sz w:val="28"/>
+        </w:rPr>
+        <w:t>. Servisi i model podataka</w:t>
       </w:r>
       <w:bookmarkEnd w:id="18"/>
       <w:bookmarkEnd w:id="19"/>
@@ -4332,7 +5395,7 @@
         </w:rPr>
       </w:pPr>
       <w:bookmarkStart w:id="20" w:name="_Toc240492824"/>
-      <w:bookmarkStart w:id="21" w:name="_Toc240492841"/>
+      <w:bookmarkStart w:id="21" w:name="_Toc240552339"/>
       <w:r>
         <w:rPr>
           <w:rFonts w:ascii="Times New Roman" w:hAnsi="Times New Roman" w:cs="Times New Roman"/>
@@ -4340,7 +5403,16 @@
           <w:sz w:val="24"/>
           <w:szCs w:val="24"/>
         </w:rPr>
-        <w:t>9.1. Toy servis</w:t>
+        <w:t>3</w:t>
+      </w:r>
+      <w:r>
+        <w:rPr>
+          <w:rFonts w:ascii="Times New Roman" w:hAnsi="Times New Roman" w:cs="Times New Roman"/>
+          <w:color w:val="auto"/>
+          <w:sz w:val="24"/>
+          <w:szCs w:val="24"/>
+        </w:rPr>
+        <w:t>.1. Toy servis</w:t>
       </w:r>
       <w:bookmarkEnd w:id="20"/>
       <w:bookmarkEnd w:id="21"/>
@@ -4350,10 +5422,15 @@
         <w:jc w:val="both"/>
       </w:pPr>
       <w:r>
-        <w:t>Toy servis koristi HttpClient za komunikaciju sa API s</w:t>
-      </w:r>
-      <w:r>
-        <w:t>ervisom. Metoda getToys() učitava listu igračaka, dok getToyById(id) učitava podatke o jednoj igrački na osnovu njenog identifikatora.</w:t>
+        <w:t xml:space="preserve">Toy servis koristi HttpClient za komunikaciju sa API servisom. Metoda </w:t>
+      </w:r>
+      <w:proofErr w:type="gramStart"/>
+      <w:r>
+        <w:t>getToys(</w:t>
+      </w:r>
+      <w:proofErr w:type="gramEnd"/>
+      <w:r>
+        <w:t>) učitava listu igračaka, dok getToyById(id) učitava podatke o jednoj igrački na osnovu njenog identifikatora.</w:t>
       </w:r>
     </w:p>
     <w:p>
@@ -4367,7 +5444,7 @@
         </w:rPr>
       </w:pPr>
       <w:bookmarkStart w:id="22" w:name="_Toc240492825"/>
-      <w:bookmarkStart w:id="23" w:name="_Toc240492842"/>
+      <w:bookmarkStart w:id="23" w:name="_Toc240552340"/>
       <w:r>
         <w:rPr>
           <w:rFonts w:ascii="Times New Roman" w:hAnsi="Times New Roman" w:cs="Times New Roman"/>
@@ -4375,7 +5452,16 @@
           <w:sz w:val="24"/>
           <w:szCs w:val="24"/>
         </w:rPr>
-        <w:t>9.2. AuthService</w:t>
+        <w:t>3</w:t>
+      </w:r>
+      <w:r>
+        <w:rPr>
+          <w:rFonts w:ascii="Times New Roman" w:hAnsi="Times New Roman" w:cs="Times New Roman"/>
+          <w:color w:val="auto"/>
+          <w:sz w:val="24"/>
+          <w:szCs w:val="24"/>
+        </w:rPr>
+        <w:t>.2. AuthService</w:t>
       </w:r>
       <w:bookmarkEnd w:id="22"/>
       <w:bookmarkEnd w:id="23"/>
@@ -4385,10 +5471,7 @@
         <w:jc w:val="both"/>
       </w:pPr>
       <w:r>
-        <w:t>AuthService upravlja registracijom, prijavom, odjavom i izmenom profila. Lista korisnika i email trenutn</w:t>
-      </w:r>
-      <w:r>
-        <w:t>o prijavljenog korisnika čuvaju se u localStorage-u. Servis sprečava registraciju dva korisnika sa istom email adresom.</w:t>
+        <w:t>AuthService upravlja registracijom, prijavom, odjavom i izmenom profila. Lista korisnika i email trenutno prijavljenog korisnika čuvaju se u localStorage-u. Servis sprečava registraciju dva korisnika sa istom email adresom.</w:t>
       </w:r>
     </w:p>
     <w:p>
@@ -4402,7 +5485,7 @@
         </w:rPr>
       </w:pPr>
       <w:bookmarkStart w:id="24" w:name="_Toc240492826"/>
-      <w:bookmarkStart w:id="25" w:name="_Toc240492843"/>
+      <w:bookmarkStart w:id="25" w:name="_Toc240552341"/>
       <w:r>
         <w:rPr>
           <w:rFonts w:ascii="Times New Roman" w:hAnsi="Times New Roman" w:cs="Times New Roman"/>
@@ -4410,7 +5493,16 @@
           <w:sz w:val="24"/>
           <w:szCs w:val="24"/>
         </w:rPr>
-        <w:t>9.3. CartService</w:t>
+        <w:t>3</w:t>
+      </w:r>
+      <w:r>
+        <w:rPr>
+          <w:rFonts w:ascii="Times New Roman" w:hAnsi="Times New Roman" w:cs="Times New Roman"/>
+          <w:color w:val="auto"/>
+          <w:sz w:val="24"/>
+          <w:szCs w:val="24"/>
+        </w:rPr>
+        <w:t>.3. CartService</w:t>
       </w:r>
       <w:bookmarkEnd w:id="24"/>
       <w:bookmarkEnd w:id="25"/>
@@ -4420,10 +5512,7 @@
         <w:jc w:val="both"/>
       </w:pPr>
       <w:r>
-        <w:t>CartService upravlja rezervisanim igračkama. Svaka stavka korpe sadrži objekat igračke i status rezervacije. Servis omo</w:t>
-      </w:r>
-      <w:r>
-        <w:t>gućava dodavanje, uklanjanje, promenu statusa, ocenjivanje pristigle igračke i izračunavanje ukupne cene.</w:t>
+        <w:t>CartService upravlja rezervisanim igračkama. Svaka stavka korpe sadrži objekat igračke i status rezervacije. Servis omogućava dodavanje, uklanjanje, promenu statusa, ocenjivanje pristigle igračke i izračunavanje ukupne cene.</w:t>
       </w:r>
     </w:p>
     <w:p>
@@ -4436,7 +5525,7 @@
         </w:rPr>
       </w:pPr>
       <w:bookmarkStart w:id="26" w:name="_Toc240492827"/>
-      <w:bookmarkStart w:id="27" w:name="_Toc240492844"/>
+      <w:bookmarkStart w:id="27" w:name="_Toc240552342"/>
       <w:r>
         <w:rPr>
           <w:rFonts w:ascii="Times New Roman" w:hAnsi="Times New Roman" w:cs="Times New Roman"/>
@@ -4444,7 +5533,16 @@
           <w:sz w:val="24"/>
           <w:szCs w:val="24"/>
         </w:rPr>
-        <w:t>9.4. ReviewService</w:t>
+        <w:t>3</w:t>
+      </w:r>
+      <w:r>
+        <w:rPr>
+          <w:rFonts w:ascii="Times New Roman" w:hAnsi="Times New Roman" w:cs="Times New Roman"/>
+          <w:color w:val="auto"/>
+          <w:sz w:val="24"/>
+          <w:szCs w:val="24"/>
+        </w:rPr>
+        <w:t>.4. ReviewService</w:t>
       </w:r>
       <w:bookmarkEnd w:id="26"/>
       <w:bookmarkEnd w:id="27"/>
@@ -4454,10 +5552,7 @@
         <w:jc w:val="both"/>
       </w:pPr>
       <w:r>
-        <w:t>ReviewService čuva ocene i tekstualne recenzije. Omogućava pronalaženje recenzija za konkretnu igračku, izračunavanje prosečne ocen</w:t>
-      </w:r>
-      <w:r>
-        <w:t>e, pretragu sadržaja recenzija i dodavanje ili izmenu korisničke recenzije.</w:t>
+        <w:t>ReviewService čuva ocene i tekstualne recenzije. Omogućava pronalaženje recenzija za konkretnu igračku, izračunavanje prosečne ocene, pretragu sadržaja recenzija i dodavanje ili izmenu korisničke recenzije.</w:t>
       </w:r>
     </w:p>
     <w:p>
@@ -4471,7 +5566,7 @@
         </w:rPr>
       </w:pPr>
       <w:bookmarkStart w:id="28" w:name="_Toc240492828"/>
-      <w:bookmarkStart w:id="29" w:name="_Toc240492845"/>
+      <w:bookmarkStart w:id="29" w:name="_Toc240552343"/>
       <w:r>
         <w:rPr>
           <w:rFonts w:ascii="Times New Roman" w:hAnsi="Times New Roman" w:cs="Times New Roman"/>
@@ -4479,7 +5574,16 @@
           <w:sz w:val="24"/>
           <w:szCs w:val="24"/>
         </w:rPr>
-        <w:t>9.5. ToyModel</w:t>
+        <w:t>3</w:t>
+      </w:r>
+      <w:r>
+        <w:rPr>
+          <w:rFonts w:ascii="Times New Roman" w:hAnsi="Times New Roman" w:cs="Times New Roman"/>
+          <w:color w:val="auto"/>
+          <w:sz w:val="24"/>
+          <w:szCs w:val="24"/>
+        </w:rPr>
+        <w:t>.5. ToyModel</w:t>
       </w:r>
       <w:bookmarkEnd w:id="28"/>
       <w:bookmarkEnd w:id="29"/>
@@ -4489,10 +5593,7 @@
         <w:jc w:val="both"/>
       </w:pPr>
       <w:r>
-        <w:t>Interfejs ToyModel opisuje podatke koji se koriste u aplikaciji: identifikator, naziv, permalink, opis, ciljnu grupu, datum proizvodnje, cenu, URL slike, uzrasnu grup</w:t>
-      </w:r>
-      <w:r>
-        <w:t>u i tip igračke. Uzrasna grupa i tip predstavljeni su posebnim interfejsima.</w:t>
+        <w:t>Interfejs ToyModel opisuje podatke koji se koriste u aplikaciji: identifikator, naziv, permalink, opis, ciljnu grupu, datum proizvodnje, cenu, URL slike, uzrasnu grupu i tip igračke. Uzrasna grupa i tip predstavljeni su posebnim interfejsima.</w:t>
       </w:r>
     </w:p>
     <w:p>
@@ -4510,7 +5611,7 @@
         </w:rPr>
       </w:pPr>
       <w:bookmarkStart w:id="30" w:name="_Toc240492829"/>
-      <w:bookmarkStart w:id="31" w:name="_Toc240492846"/>
+      <w:bookmarkStart w:id="31" w:name="_Toc240552344"/>
       <w:r>
         <w:rPr>
           <w:rFonts w:ascii="Times New Roman" w:hAnsi="Times New Roman" w:cs="Times New Roman"/>
@@ -4518,69 +5619,77 @@
           <w:sz w:val="28"/>
         </w:rPr>
         <w:lastRenderedPageBreak/>
-        <w:t xml:space="preserve">10. </w:t>
-      </w:r>
-      <w:proofErr w:type="spellStart"/>
+        <w:t>4</w:t>
+      </w:r>
       <w:r>
         <w:rPr>
           <w:rFonts w:ascii="Times New Roman" w:hAnsi="Times New Roman" w:cs="Times New Roman"/>
           <w:color w:val="auto"/>
           <w:sz w:val="28"/>
         </w:rPr>
-        <w:t>Navigacija</w:t>
-      </w:r>
-      <w:proofErr w:type="spellEnd"/>
+        <w:t xml:space="preserve">. </w:t>
+      </w:r>
+      <w:proofErr w:type="spellStart"/>
       <w:r>
         <w:rPr>
           <w:rFonts w:ascii="Times New Roman" w:hAnsi="Times New Roman" w:cs="Times New Roman"/>
           <w:color w:val="auto"/>
           <w:sz w:val="28"/>
         </w:rPr>
-        <w:t xml:space="preserve"> </w:t>
-      </w:r>
-      <w:proofErr w:type="spellStart"/>
+        <w:t>Navigacija</w:t>
+      </w:r>
+      <w:proofErr w:type="spellEnd"/>
       <w:r>
         <w:rPr>
           <w:rFonts w:ascii="Times New Roman" w:hAnsi="Times New Roman" w:cs="Times New Roman"/>
           <w:color w:val="auto"/>
           <w:sz w:val="28"/>
         </w:rPr>
-        <w:t>i</w:t>
-      </w:r>
-      <w:proofErr w:type="spellEnd"/>
+        <w:t xml:space="preserve"> </w:t>
+      </w:r>
+      <w:proofErr w:type="spellStart"/>
       <w:r>
         <w:rPr>
           <w:rFonts w:ascii="Times New Roman" w:hAnsi="Times New Roman" w:cs="Times New Roman"/>
           <w:color w:val="auto"/>
           <w:sz w:val="28"/>
         </w:rPr>
-        <w:t xml:space="preserve"> </w:t>
-      </w:r>
-      <w:proofErr w:type="spellStart"/>
+        <w:t>i</w:t>
+      </w:r>
+      <w:proofErr w:type="spellEnd"/>
       <w:r>
         <w:rPr>
           <w:rFonts w:ascii="Times New Roman" w:hAnsi="Times New Roman" w:cs="Times New Roman"/>
           <w:color w:val="auto"/>
           <w:sz w:val="28"/>
         </w:rPr>
-        <w:t>zaštita</w:t>
-      </w:r>
-      <w:proofErr w:type="spellEnd"/>
+        <w:t xml:space="preserve"> </w:t>
+      </w:r>
+      <w:proofErr w:type="spellStart"/>
       <w:r>
         <w:rPr>
           <w:rFonts w:ascii="Times New Roman" w:hAnsi="Times New Roman" w:cs="Times New Roman"/>
           <w:color w:val="auto"/>
           <w:sz w:val="28"/>
         </w:rPr>
-        <w:t xml:space="preserve"> </w:t>
-      </w:r>
-      <w:proofErr w:type="spellStart"/>
+        <w:t>zaštita</w:t>
+      </w:r>
+      <w:proofErr w:type="spellEnd"/>
       <w:r>
         <w:rPr>
           <w:rFonts w:ascii="Times New Roman" w:hAnsi="Times New Roman" w:cs="Times New Roman"/>
           <w:color w:val="auto"/>
           <w:sz w:val="28"/>
         </w:rPr>
+        <w:t xml:space="preserve"> </w:t>
+      </w:r>
+      <w:proofErr w:type="spellStart"/>
+      <w:r>
+        <w:rPr>
+          <w:rFonts w:ascii="Times New Roman" w:hAnsi="Times New Roman" w:cs="Times New Roman"/>
+          <w:color w:val="auto"/>
+          <w:sz w:val="28"/>
+        </w:rPr>
         <w:t>stranica</w:t>
       </w:r>
       <w:bookmarkEnd w:id="30"/>
@@ -4593,10 +5702,7 @@
         <w:jc w:val="both"/>
       </w:pPr>
       <w:r>
-        <w:t xml:space="preserve">Angular Router povezuje URL putanje sa odgovarajućim komponentama. Početna stranica nalazi se na osnovnoj putanji, detalji igračke </w:t>
-      </w:r>
-      <w:r>
-        <w:t>koriste putanju toy/:id, dok su prijava i registracija dostupne preko /login i /signup.</w:t>
+        <w:t>Angular Router povezuje URL putanje sa odgovarajućim komponentama. Početna stranica nalazi se na osnovnoj putanji, detalji igračke koriste putanju toy/:id, dok su prijava i registracija dostupne preko /login i /signup.</w:t>
       </w:r>
     </w:p>
     <w:p>
@@ -4604,10 +5710,373 @@
         <w:jc w:val="both"/>
       </w:pPr>
       <w:r>
-        <w:t>Korpa i profil zaštićeni su authGuard mehanizmom. Njih može otvoriti samo prijavljeni korisnik. Nepoznata putanja preusmerava korisnika na početnu stranicu.</w:t>
+        <w:t xml:space="preserve">Korpa i profil zaštićeni su authGuard mehanizmom. Njih može otvoriti samo prijavljeni korisnik. Nepoznata putanja preusmerava </w:t>
+      </w:r>
+      <w:proofErr w:type="spellStart"/>
+      <w:r>
+        <w:t>korisnika</w:t>
+      </w:r>
+      <w:proofErr w:type="spellEnd"/>
+      <w:r>
+        <w:t xml:space="preserve"> </w:t>
+      </w:r>
+      <w:proofErr w:type="spellStart"/>
+      <w:r>
+        <w:t>na</w:t>
+      </w:r>
+      <w:proofErr w:type="spellEnd"/>
+      <w:r>
+        <w:t xml:space="preserve"> </w:t>
+      </w:r>
+      <w:proofErr w:type="spellStart"/>
+      <w:r>
+        <w:t>početnu</w:t>
+      </w:r>
+      <w:proofErr w:type="spellEnd"/>
+      <w:r>
+        <w:t xml:space="preserve"> </w:t>
+      </w:r>
+      <w:proofErr w:type="spellStart"/>
+      <w:r>
+        <w:t>stranicu</w:t>
+      </w:r>
+      <w:proofErr w:type="spellEnd"/>
+      <w:r>
+        <w:t>.</w:t>
       </w:r>
     </w:p>
-    <w:p/>
+    <w:p>
+      <w:pPr>
+        <w:jc w:val="both"/>
+      </w:pPr>
+    </w:p>
+    <w:p>
+      <w:pPr>
+        <w:pStyle w:val="Heading1"/>
+        <w:rPr>
+          <w:rFonts w:ascii="Times New Roman" w:hAnsi="Times New Roman" w:cs="Times New Roman"/>
+          <w:color w:val="auto"/>
+          <w:sz w:val="28"/>
+          <w:lang w:val="sr-Latn-RS"/>
+        </w:rPr>
+      </w:pPr>
+      <w:bookmarkStart w:id="32" w:name="_Toc240552345"/>
+      <w:r>
+        <w:rPr>
+          <w:rFonts w:ascii="Times New Roman" w:hAnsi="Times New Roman" w:cs="Times New Roman"/>
+          <w:color w:val="auto"/>
+          <w:sz w:val="28"/>
+        </w:rPr>
+        <w:t xml:space="preserve">5. </w:t>
+      </w:r>
+      <w:proofErr w:type="spellStart"/>
+      <w:r>
+        <w:rPr>
+          <w:rFonts w:ascii="Times New Roman" w:hAnsi="Times New Roman" w:cs="Times New Roman"/>
+          <w:color w:val="auto"/>
+          <w:sz w:val="28"/>
+        </w:rPr>
+        <w:t>Simulacija</w:t>
+      </w:r>
+      <w:proofErr w:type="spellEnd"/>
+      <w:r>
+        <w:rPr>
+          <w:rFonts w:ascii="Times New Roman" w:hAnsi="Times New Roman" w:cs="Times New Roman"/>
+          <w:color w:val="auto"/>
+          <w:sz w:val="28"/>
+        </w:rPr>
+        <w:t xml:space="preserve"> </w:t>
+      </w:r>
+      <w:r>
+        <w:rPr>
+          <w:rFonts w:ascii="Times New Roman" w:hAnsi="Times New Roman" w:cs="Times New Roman"/>
+          <w:color w:val="auto"/>
+          <w:sz w:val="28"/>
+          <w:lang w:val="sr-Latn-RS"/>
+        </w:rPr>
+        <w:t>čuvanja podataka</w:t>
+      </w:r>
+      <w:bookmarkEnd w:id="32"/>
+    </w:p>
+    <w:p>
+      <w:pPr>
+        <w:rPr>
+          <w:lang w:val="sr-Latn-RS"/>
+        </w:rPr>
+      </w:pPr>
+    </w:p>
+    <w:p>
+      <w:r>
+        <w:t xml:space="preserve">Za </w:t>
+      </w:r>
+      <w:proofErr w:type="spellStart"/>
+      <w:r>
+        <w:t>čuvanje</w:t>
+      </w:r>
+      <w:proofErr w:type="spellEnd"/>
+      <w:r>
+        <w:t xml:space="preserve"> </w:t>
+      </w:r>
+      <w:proofErr w:type="spellStart"/>
+      <w:r>
+        <w:t>podataka</w:t>
+      </w:r>
+      <w:proofErr w:type="spellEnd"/>
+      <w:r>
+        <w:t xml:space="preserve"> o </w:t>
+      </w:r>
+      <w:proofErr w:type="spellStart"/>
+      <w:r>
+        <w:t>korisnicima</w:t>
+      </w:r>
+      <w:proofErr w:type="spellEnd"/>
+      <w:r>
+        <w:t xml:space="preserve">, </w:t>
+      </w:r>
+      <w:proofErr w:type="spellStart"/>
+      <w:r>
+        <w:t>rezervacijama</w:t>
+      </w:r>
+      <w:proofErr w:type="spellEnd"/>
+      <w:r>
+        <w:t xml:space="preserve"> </w:t>
+      </w:r>
+      <w:proofErr w:type="spellStart"/>
+      <w:r>
+        <w:t>i</w:t>
+      </w:r>
+      <w:proofErr w:type="spellEnd"/>
+      <w:r>
+        <w:t xml:space="preserve"> </w:t>
+      </w:r>
+      <w:proofErr w:type="spellStart"/>
+      <w:r>
+        <w:t>recenzijama</w:t>
+      </w:r>
+      <w:proofErr w:type="spellEnd"/>
+      <w:r>
+        <w:t xml:space="preserve"> </w:t>
+      </w:r>
+      <w:proofErr w:type="spellStart"/>
+      <w:r>
+        <w:t>koristi</w:t>
+      </w:r>
+      <w:proofErr w:type="spellEnd"/>
+      <w:r>
+        <w:t xml:space="preserve"> se </w:t>
+      </w:r>
+      <w:proofErr w:type="spellStart"/>
+      <w:r>
+        <w:rPr>
+          <w:rStyle w:val="HTMLCode"/>
+          <w:rFonts w:ascii="Times New Roman" w:eastAsiaTheme="minorEastAsia" w:hAnsi="Times New Roman" w:cs="Times New Roman"/>
+        </w:rPr>
+        <w:t>L</w:t>
+      </w:r>
+      <w:r>
+        <w:rPr>
+          <w:rStyle w:val="HTMLCode"/>
+          <w:rFonts w:ascii="Times New Roman" w:eastAsiaTheme="minorEastAsia" w:hAnsi="Times New Roman" w:cs="Times New Roman"/>
+        </w:rPr>
+        <w:t>ocalStorage</w:t>
+      </w:r>
+      <w:proofErr w:type="spellEnd"/>
+      <w:r>
+        <w:t xml:space="preserve"> </w:t>
+      </w:r>
+      <w:proofErr w:type="spellStart"/>
+      <w:r>
+        <w:t>pregledača</w:t>
+      </w:r>
+      <w:proofErr w:type="spellEnd"/>
+      <w:r>
+        <w:t xml:space="preserve">. Na </w:t>
+      </w:r>
+      <w:proofErr w:type="spellStart"/>
+      <w:r>
+        <w:t>ovaj</w:t>
+      </w:r>
+      <w:proofErr w:type="spellEnd"/>
+      <w:r>
+        <w:t xml:space="preserve"> </w:t>
+      </w:r>
+      <w:proofErr w:type="spellStart"/>
+      <w:r>
+        <w:t>način</w:t>
+      </w:r>
+      <w:proofErr w:type="spellEnd"/>
+      <w:r>
+        <w:t xml:space="preserve"> </w:t>
+      </w:r>
+      <w:proofErr w:type="spellStart"/>
+      <w:r>
+        <w:t>podaci</w:t>
+      </w:r>
+      <w:proofErr w:type="spellEnd"/>
+      <w:r>
+        <w:t xml:space="preserve"> </w:t>
+      </w:r>
+      <w:proofErr w:type="spellStart"/>
+      <w:r>
+        <w:t>ostaju</w:t>
+      </w:r>
+      <w:proofErr w:type="spellEnd"/>
+      <w:r>
+        <w:t xml:space="preserve"> </w:t>
+      </w:r>
+      <w:proofErr w:type="spellStart"/>
+      <w:r>
+        <w:t>sačuvani</w:t>
+      </w:r>
+      <w:proofErr w:type="spellEnd"/>
+      <w:r>
+        <w:t xml:space="preserve"> </w:t>
+      </w:r>
+      <w:proofErr w:type="spellStart"/>
+      <w:r>
+        <w:t>i</w:t>
+      </w:r>
+      <w:proofErr w:type="spellEnd"/>
+      <w:r>
+        <w:t xml:space="preserve"> </w:t>
+      </w:r>
+      <w:proofErr w:type="spellStart"/>
+      <w:r>
+        <w:t>nakon</w:t>
+      </w:r>
+      <w:proofErr w:type="spellEnd"/>
+      <w:r>
+        <w:t xml:space="preserve"> </w:t>
+      </w:r>
+      <w:proofErr w:type="spellStart"/>
+      <w:r>
+        <w:t>osvežavanja</w:t>
+      </w:r>
+      <w:proofErr w:type="spellEnd"/>
+      <w:r>
+        <w:t xml:space="preserve"> </w:t>
+      </w:r>
+      <w:proofErr w:type="spellStart"/>
+      <w:r>
+        <w:t>stranice</w:t>
+      </w:r>
+      <w:proofErr w:type="spellEnd"/>
+      <w:r>
+        <w:t xml:space="preserve">, bez </w:t>
+      </w:r>
+      <w:proofErr w:type="spellStart"/>
+      <w:r>
+        <w:t>korišćenja</w:t>
+      </w:r>
+      <w:proofErr w:type="spellEnd"/>
+      <w:r>
+        <w:t xml:space="preserve"> </w:t>
+      </w:r>
+      <w:proofErr w:type="spellStart"/>
+      <w:r>
+        <w:t>posebne</w:t>
+      </w:r>
+      <w:proofErr w:type="spellEnd"/>
+      <w:r>
+        <w:t xml:space="preserve"> </w:t>
+      </w:r>
+      <w:proofErr w:type="spellStart"/>
+      <w:r>
+        <w:t>baze</w:t>
+      </w:r>
+      <w:proofErr w:type="spellEnd"/>
+      <w:r>
+        <w:t xml:space="preserve"> </w:t>
+      </w:r>
+      <w:proofErr w:type="spellStart"/>
+      <w:r>
+        <w:t>podataka</w:t>
+      </w:r>
+      <w:proofErr w:type="spellEnd"/>
+      <w:r>
+        <w:t xml:space="preserve">. </w:t>
+      </w:r>
+      <w:proofErr w:type="spellStart"/>
+      <w:r>
+        <w:t>Svaki</w:t>
+      </w:r>
+      <w:proofErr w:type="spellEnd"/>
+      <w:r>
+        <w:t xml:space="preserve"> </w:t>
+      </w:r>
+      <w:proofErr w:type="spellStart"/>
+      <w:r>
+        <w:t>korisnik</w:t>
+      </w:r>
+      <w:proofErr w:type="spellEnd"/>
+      <w:r>
+        <w:t xml:space="preserve"> </w:t>
+      </w:r>
+      <w:proofErr w:type="spellStart"/>
+      <w:r>
+        <w:t>ima</w:t>
+      </w:r>
+      <w:proofErr w:type="spellEnd"/>
+      <w:r>
+        <w:t xml:space="preserve"> </w:t>
+      </w:r>
+      <w:proofErr w:type="spellStart"/>
+      <w:r>
+        <w:t>svoju</w:t>
+      </w:r>
+      <w:proofErr w:type="spellEnd"/>
+      <w:r>
+        <w:t xml:space="preserve"> </w:t>
+      </w:r>
+      <w:proofErr w:type="spellStart"/>
+      <w:r>
+        <w:t>korpu</w:t>
+      </w:r>
+      <w:proofErr w:type="spellEnd"/>
+      <w:r>
+        <w:t xml:space="preserve">, </w:t>
+      </w:r>
+      <w:proofErr w:type="spellStart"/>
+      <w:r>
+        <w:t>dok</w:t>
+      </w:r>
+      <w:proofErr w:type="spellEnd"/>
+      <w:r>
+        <w:t xml:space="preserve"> se </w:t>
+      </w:r>
+      <w:proofErr w:type="spellStart"/>
+      <w:r>
+        <w:t>podaci</w:t>
+      </w:r>
+      <w:proofErr w:type="spellEnd"/>
+      <w:r>
+        <w:t xml:space="preserve"> o </w:t>
+      </w:r>
+      <w:proofErr w:type="spellStart"/>
+      <w:r>
+        <w:t>igračkama</w:t>
+      </w:r>
+      <w:proofErr w:type="spellEnd"/>
+      <w:r>
+        <w:t xml:space="preserve"> </w:t>
+      </w:r>
+      <w:proofErr w:type="spellStart"/>
+      <w:r>
+        <w:t>preuzimaju</w:t>
+      </w:r>
+      <w:proofErr w:type="spellEnd"/>
+      <w:r>
+        <w:t xml:space="preserve"> </w:t>
+      </w:r>
+      <w:proofErr w:type="spellStart"/>
+      <w:r>
+        <w:t>sa</w:t>
+      </w:r>
+      <w:proofErr w:type="spellEnd"/>
+      <w:r>
+        <w:t xml:space="preserve"> API-ja.</w:t>
+      </w:r>
+    </w:p>
     <w:p>
       <w:pPr>
         <w:jc w:val="both"/>
@@ -5342,11 +6811,6 @@
     <w:lsdException w:name="Book Title" w:uiPriority="33" w:qFormat="1"/>
     <w:lsdException w:name="Bibliography" w:semiHidden="1" w:uiPriority="37" w:unhideWhenUsed="1"/>
     <w:lsdException w:name="TOC Heading" w:semiHidden="1" w:uiPriority="39" w:unhideWhenUsed="1" w:qFormat="1"/>
-    <w:lsdException w:name="Plain Table 5" w:semiHidden="1" w:unhideWhenUsed="1"/>
-    <w:lsdException w:name="Grid Table Light" w:semiHidden="1" w:unhideWhenUsed="1"/>
-    <w:lsdException w:name="Grid Table 1 Light" w:semiHidden="1" w:unhideWhenUsed="1"/>
-    <w:lsdException w:name="Grid Table 2" w:semiHidden="1" w:unhideWhenUsed="1"/>
-    <w:lsdException w:name="Grid Table 3" w:semiHidden="1" w:unhideWhenUsed="1"/>
     <w:lsdException w:name="Grid Table 4" w:uiPriority="49"/>
     <w:lsdException w:name="Grid Table 5 Dark" w:uiPriority="50"/>
     <w:lsdException w:name="Grid Table 6 Colorful" w:uiPriority="51"/>
@@ -16480,6 +17944,46 @@
       <w:u w:val="single"/>
     </w:rPr>
   </w:style>
+  <w:style w:type="paragraph" w:customStyle="1" w:styleId="pdq2pgselectionanchorcontainer">
+    <w:name w:val="pdq2pg_selectionanchorcontainer"/>
+    <w:basedOn w:val="Normal"/>
+    <w:rsid w:val="00020722"/>
+    <w:pPr>
+      <w:spacing w:before="100" w:beforeAutospacing="1" w:after="100" w:afterAutospacing="1" w:line="240" w:lineRule="auto"/>
+    </w:pPr>
+    <w:rPr>
+      <w:rFonts w:eastAsia="Times New Roman" w:cs="Times New Roman"/>
+      <w:szCs w:val="24"/>
+    </w:rPr>
+  </w:style>
+  <w:style w:type="paragraph" w:styleId="NormalWeb">
+    <w:name w:val="Normal (Web)"/>
+    <w:basedOn w:val="Normal"/>
+    <w:uiPriority w:val="99"/>
+    <w:semiHidden/>
+    <w:unhideWhenUsed/>
+    <w:rsid w:val="00020722"/>
+    <w:pPr>
+      <w:spacing w:before="100" w:beforeAutospacing="1" w:after="100" w:afterAutospacing="1" w:line="240" w:lineRule="auto"/>
+    </w:pPr>
+    <w:rPr>
+      <w:rFonts w:eastAsia="Times New Roman" w:cs="Times New Roman"/>
+      <w:szCs w:val="24"/>
+    </w:rPr>
+  </w:style>
+  <w:style w:type="character" w:styleId="HTMLCode">
+    <w:name w:val="HTML Code"/>
+    <w:basedOn w:val="DefaultParagraphFont"/>
+    <w:uiPriority w:val="99"/>
+    <w:semiHidden/>
+    <w:unhideWhenUsed/>
+    <w:rsid w:val="00E94FF2"/>
+    <w:rPr>
+      <w:rFonts w:ascii="Courier New" w:eastAsia="Times New Roman" w:hAnsi="Courier New" w:cs="Courier New"/>
+      <w:sz w:val="20"/>
+      <w:szCs w:val="20"/>
+    </w:rPr>
+  </w:style>
 </w:styles>
 </file>
 

--- a/DreamLandToys.docx
+++ b/DreamLandToys.docx
@@ -728,7 +728,7 @@
             </w:rPr>
             <w:fldChar w:fldCharType="separate"/>
           </w:r>
-          <w:hyperlink w:anchor="_Toc240552328" w:history="1">
+          <w:hyperlink w:anchor="_Toc240552643" w:history="1">
             <w:r>
               <w:rPr>
                 <w:rStyle w:val="Hyperlink"/>
@@ -772,7 +772,7 @@
                 <w:noProof/>
                 <w:webHidden/>
               </w:rPr>
-              <w:instrText xml:space="preserve"> PAGEREF _Toc240552328 \h </w:instrText>
+              <w:instrText xml:space="preserve"> PAGEREF _Toc240552643 \h </w:instrText>
             </w:r>
             <w:r>
               <w:rPr>
@@ -816,7 +816,7 @@
               <w:sz w:val="22"/>
             </w:rPr>
           </w:pPr>
-          <w:hyperlink w:anchor="_Toc240552329" w:history="1">
+          <w:hyperlink w:anchor="_Toc240552644" w:history="1">
             <w:r>
               <w:rPr>
                 <w:rStyle w:val="Hyperlink"/>
@@ -860,7 +860,7 @@
                 <w:noProof/>
                 <w:webHidden/>
               </w:rPr>
-              <w:instrText xml:space="preserve"> PAGEREF _Toc240552329 \h </w:instrText>
+              <w:instrText xml:space="preserve"> PAGEREF _Toc240552644 \h </w:instrText>
             </w:r>
             <w:r>
               <w:rPr>
@@ -904,7 +904,7 @@
               <w:sz w:val="22"/>
             </w:rPr>
           </w:pPr>
-          <w:hyperlink w:anchor="_Toc240552330" w:history="1">
+          <w:hyperlink w:anchor="_Toc240552645" w:history="1">
             <w:r>
               <w:rPr>
                 <w:rStyle w:val="Hyperlink"/>
@@ -948,7 +948,7 @@
                 <w:noProof/>
                 <w:webHidden/>
               </w:rPr>
-              <w:instrText xml:space="preserve"> PAGEREF _Toc240552330 \h </w:instrText>
+              <w:instrText xml:space="preserve"> PAGEREF _Toc240552645 \h </w:instrText>
             </w:r>
             <w:r>
               <w:rPr>
@@ -992,7 +992,7 @@
               <w:sz w:val="22"/>
             </w:rPr>
           </w:pPr>
-          <w:hyperlink w:anchor="_Toc240552331" w:history="1">
+          <w:hyperlink w:anchor="_Toc240552646" w:history="1">
             <w:r>
               <w:rPr>
                 <w:rStyle w:val="Hyperlink"/>
@@ -1036,7 +1036,7 @@
                 <w:noProof/>
                 <w:webHidden/>
               </w:rPr>
-              <w:instrText xml:space="preserve"> PAGEREF _Toc240552331 \h </w:instrText>
+              <w:instrText xml:space="preserve"> PAGEREF _Toc240552646 \h </w:instrText>
             </w:r>
             <w:r>
               <w:rPr>
@@ -1080,7 +1080,7 @@
               <w:sz w:val="22"/>
             </w:rPr>
           </w:pPr>
-          <w:hyperlink w:anchor="_Toc240552332" w:history="1">
+          <w:hyperlink w:anchor="_Toc240552647" w:history="1">
             <w:r>
               <w:rPr>
                 <w:rStyle w:val="Hyperlink"/>
@@ -1124,7 +1124,7 @@
                 <w:noProof/>
                 <w:webHidden/>
               </w:rPr>
-              <w:instrText xml:space="preserve"> PAGEREF _Toc240552332 \h </w:instrText>
+              <w:instrText xml:space="preserve"> PAGEREF _Toc240552647 \h </w:instrText>
             </w:r>
             <w:r>
               <w:rPr>
@@ -1168,7 +1168,7 @@
               <w:sz w:val="22"/>
             </w:rPr>
           </w:pPr>
-          <w:hyperlink w:anchor="_Toc240552333" w:history="1">
+          <w:hyperlink w:anchor="_Toc240552648" w:history="1">
             <w:r>
               <w:rPr>
                 <w:rStyle w:val="Hyperlink"/>
@@ -1212,7 +1212,7 @@
                 <w:noProof/>
                 <w:webHidden/>
               </w:rPr>
-              <w:instrText xml:space="preserve"> PAGEREF _Toc240552333 \h </w:instrText>
+              <w:instrText xml:space="preserve"> PAGEREF _Toc240552648 \h </w:instrText>
             </w:r>
             <w:r>
               <w:rPr>
@@ -1256,7 +1256,7 @@
               <w:sz w:val="22"/>
             </w:rPr>
           </w:pPr>
-          <w:hyperlink w:anchor="_Toc240552334" w:history="1">
+          <w:hyperlink w:anchor="_Toc240552649" w:history="1">
             <w:r>
               <w:rPr>
                 <w:rStyle w:val="Hyperlink"/>
@@ -1300,7 +1300,7 @@
                 <w:noProof/>
                 <w:webHidden/>
               </w:rPr>
-              <w:instrText xml:space="preserve"> PAGEREF _Toc240552334 \h </w:instrText>
+              <w:instrText xml:space="preserve"> PAGEREF _Toc240552649 \h </w:instrText>
             </w:r>
             <w:r>
               <w:rPr>
@@ -1344,7 +1344,7 @@
               <w:sz w:val="22"/>
             </w:rPr>
           </w:pPr>
-          <w:hyperlink w:anchor="_Toc240552335" w:history="1">
+          <w:hyperlink w:anchor="_Toc240552650" w:history="1">
             <w:r>
               <w:rPr>
                 <w:rStyle w:val="Hyperlink"/>
@@ -1388,7 +1388,7 @@
                 <w:noProof/>
                 <w:webHidden/>
               </w:rPr>
-              <w:instrText xml:space="preserve"> PAGEREF _Toc240552335 \h </w:instrText>
+              <w:instrText xml:space="preserve"> PAGEREF _Toc240552650 \h </w:instrText>
             </w:r>
             <w:r>
               <w:rPr>
@@ -1432,7 +1432,7 @@
               <w:sz w:val="22"/>
             </w:rPr>
           </w:pPr>
-          <w:hyperlink w:anchor="_Toc240552336" w:history="1">
+          <w:hyperlink w:anchor="_Toc240552651" w:history="1">
             <w:r>
               <w:rPr>
                 <w:rStyle w:val="Hyperlink"/>
@@ -1476,7 +1476,7 @@
                 <w:noProof/>
                 <w:webHidden/>
               </w:rPr>
-              <w:instrText xml:space="preserve"> PAGEREF _Toc240552336 \h </w:instrText>
+              <w:instrText xml:space="preserve"> PAGEREF _Toc240552651 \h </w:instrText>
             </w:r>
             <w:r>
               <w:rPr>
@@ -1519,7 +1519,7 @@
               <w:sz w:val="22"/>
             </w:rPr>
           </w:pPr>
-          <w:hyperlink w:anchor="_Toc240552337" w:history="1">
+          <w:hyperlink w:anchor="_Toc240552652" w:history="1">
             <w:r>
               <w:rPr>
                 <w:rStyle w:val="Hyperlink"/>
@@ -1547,7 +1547,7 @@
                 <w:noProof/>
                 <w:webHidden/>
               </w:rPr>
-              <w:instrText xml:space="preserve"> PAGEREF _Toc240552337 \h </w:instrText>
+              <w:instrText xml:space="preserve"> PAGEREF _Toc240552652 \h </w:instrText>
             </w:r>
             <w:r>
               <w:rPr>
@@ -1590,7 +1590,7 @@
               <w:sz w:val="22"/>
             </w:rPr>
           </w:pPr>
-          <w:hyperlink w:anchor="_Toc240552338" w:history="1">
+          <w:hyperlink w:anchor="_Toc240552653" w:history="1">
             <w:r>
               <w:rPr>
                 <w:rStyle w:val="Hyperlink"/>
@@ -1618,7 +1618,7 @@
                 <w:noProof/>
                 <w:webHidden/>
               </w:rPr>
-              <w:instrText xml:space="preserve"> PAGEREF _Toc240552338 \h </w:instrText>
+              <w:instrText xml:space="preserve"> PAGEREF _Toc240552653 \h </w:instrText>
             </w:r>
             <w:r>
               <w:rPr>
@@ -1661,7 +1661,7 @@
               <w:sz w:val="22"/>
             </w:rPr>
           </w:pPr>
-          <w:hyperlink w:anchor="_Toc240552339" w:history="1">
+          <w:hyperlink w:anchor="_Toc240552654" w:history="1">
             <w:r>
               <w:rPr>
                 <w:rStyle w:val="Hyperlink"/>
@@ -1689,7 +1689,7 @@
                 <w:noProof/>
                 <w:webHidden/>
               </w:rPr>
-              <w:instrText xml:space="preserve"> PAGEREF _Toc240552339 \h </w:instrText>
+              <w:instrText xml:space="preserve"> PAGEREF _Toc240552654 \h </w:instrText>
             </w:r>
             <w:r>
               <w:rPr>
@@ -1732,7 +1732,7 @@
               <w:sz w:val="22"/>
             </w:rPr>
           </w:pPr>
-          <w:hyperlink w:anchor="_Toc240552340" w:history="1">
+          <w:hyperlink w:anchor="_Toc240552655" w:history="1">
             <w:r>
               <w:rPr>
                 <w:rStyle w:val="Hyperlink"/>
@@ -1760,7 +1760,7 @@
                 <w:noProof/>
                 <w:webHidden/>
               </w:rPr>
-              <w:instrText xml:space="preserve"> PAGEREF _Toc240552340 \h </w:instrText>
+              <w:instrText xml:space="preserve"> PAGEREF _Toc240552655 \h </w:instrText>
             </w:r>
             <w:r>
               <w:rPr>
@@ -1803,7 +1803,7 @@
               <w:sz w:val="22"/>
             </w:rPr>
           </w:pPr>
-          <w:hyperlink w:anchor="_Toc240552341" w:history="1">
+          <w:hyperlink w:anchor="_Toc240552656" w:history="1">
             <w:r>
               <w:rPr>
                 <w:rStyle w:val="Hyperlink"/>
@@ -1831,7 +1831,7 @@
                 <w:noProof/>
                 <w:webHidden/>
               </w:rPr>
-              <w:instrText xml:space="preserve"> PAGEREF _Toc240552341 \h </w:instrText>
+              <w:instrText xml:space="preserve"> PAGEREF _Toc240552656 \h </w:instrText>
             </w:r>
             <w:r>
               <w:rPr>
@@ -1874,7 +1874,7 @@
               <w:sz w:val="22"/>
             </w:rPr>
           </w:pPr>
-          <w:hyperlink w:anchor="_Toc240552342" w:history="1">
+          <w:hyperlink w:anchor="_Toc240552657" w:history="1">
             <w:r>
               <w:rPr>
                 <w:rStyle w:val="Hyperlink"/>
@@ -1902,7 +1902,7 @@
                 <w:noProof/>
                 <w:webHidden/>
               </w:rPr>
-              <w:instrText xml:space="preserve"> PAGEREF _Toc240552342 \h </w:instrText>
+              <w:instrText xml:space="preserve"> PAGEREF _Toc240552657 \h </w:instrText>
             </w:r>
             <w:r>
               <w:rPr>
@@ -1945,7 +1945,7 @@
               <w:sz w:val="22"/>
             </w:rPr>
           </w:pPr>
-          <w:hyperlink w:anchor="_Toc240552343" w:history="1">
+          <w:hyperlink w:anchor="_Toc240552658" w:history="1">
             <w:r>
               <w:rPr>
                 <w:rStyle w:val="Hyperlink"/>
@@ -1973,7 +1973,7 @@
                 <w:noProof/>
                 <w:webHidden/>
               </w:rPr>
-              <w:instrText xml:space="preserve"> PAGEREF _Toc240552343 \h </w:instrText>
+              <w:instrText xml:space="preserve"> PAGEREF _Toc240552658 \h </w:instrText>
             </w:r>
             <w:r>
               <w:rPr>
@@ -2016,7 +2016,7 @@
               <w:sz w:val="22"/>
             </w:rPr>
           </w:pPr>
-          <w:hyperlink w:anchor="_Toc240552344" w:history="1">
+          <w:hyperlink w:anchor="_Toc240552659" w:history="1">
             <w:r>
               <w:rPr>
                 <w:rStyle w:val="Hyperlink"/>
@@ -2044,87 +2044,7 @@
                 <w:noProof/>
                 <w:webHidden/>
               </w:rPr>
-              <w:instrText xml:space="preserve"> PAGEREF _Toc240552344 \h </w:instrText>
-            </w:r>
-            <w:r>
-              <w:rPr>
-                <w:noProof/>
-                <w:webHidden/>
-              </w:rPr>
-            </w:r>
-            <w:r>
-              <w:rPr>
-                <w:noProof/>
-                <w:webHidden/>
-              </w:rPr>
-              <w:fldChar w:fldCharType="separate"/>
-            </w:r>
-            <w:r>
-              <w:rPr>
-                <w:noProof/>
-                <w:webHidden/>
-              </w:rPr>
-              <w:t>13</w:t>
-            </w:r>
-            <w:r>
-              <w:rPr>
-                <w:noProof/>
-                <w:webHidden/>
-              </w:rPr>
-              <w:fldChar w:fldCharType="end"/>
-            </w:r>
-          </w:hyperlink>
-        </w:p>
-        <w:p>
-          <w:pPr>
-            <w:pStyle w:val="TOC1"/>
-            <w:tabs>
-              <w:tab w:val="right" w:leader="dot" w:pos="10070"/>
-            </w:tabs>
-            <w:rPr>
-              <w:rFonts w:asciiTheme="minorHAnsi" w:hAnsiTheme="minorHAnsi"/>
-              <w:noProof/>
-              <w:sz w:val="22"/>
-            </w:rPr>
-          </w:pPr>
-          <w:hyperlink w:anchor="_Toc240552345" w:history="1">
-            <w:r>
-              <w:rPr>
-                <w:rStyle w:val="Hyperlink"/>
-                <w:rFonts w:cs="Times New Roman"/>
-                <w:noProof/>
-              </w:rPr>
-              <w:t xml:space="preserve">5. Simulacija </w:t>
-            </w:r>
-            <w:r>
-              <w:rPr>
-                <w:rStyle w:val="Hyperlink"/>
-                <w:rFonts w:cs="Times New Roman"/>
-                <w:noProof/>
-                <w:lang w:val="sr-Latn-RS"/>
-              </w:rPr>
-              <w:t>čuvanja podataka</w:t>
-            </w:r>
-            <w:r>
-              <w:rPr>
-                <w:noProof/>
-                <w:webHidden/>
-              </w:rPr>
-              <w:tab/>
-            </w:r>
-            <w:r>
-              <w:rPr>
-                <w:noProof/>
-                <w:webHidden/>
-              </w:rPr>
-              <w:fldChar w:fldCharType="begin"/>
-            </w:r>
-            <w:r>
-              <w:rPr>
-                <w:noProof/>
-                <w:webHidden/>
-              </w:rPr>
-              <w:instrText xml:space="preserve"> PAGEREF _Toc240552345 \h </w:instrText>
+              <w:instrText xml:space="preserve"> PAGEREF _Toc240552659 \h </w:instrText>
             </w:r>
             <w:r>
               <w:rPr>
@@ -2192,7 +2112,7 @@
         </w:rPr>
       </w:pPr>
       <w:bookmarkStart w:id="0" w:name="_Toc240492814"/>
-      <w:bookmarkStart w:id="1" w:name="_Toc240552328"/>
+      <w:bookmarkStart w:id="1" w:name="_Toc240552643"/>
       <w:proofErr w:type="spellStart"/>
       <w:r>
         <w:rPr>
@@ -2205,22 +2125,1402 @@
       <w:bookmarkEnd w:id="0"/>
       <w:bookmarkEnd w:id="1"/>
       <w:proofErr w:type="spellEnd"/>
+    </w:p>
+    <w:p>
+      <w:pPr>
+        <w:spacing w:before="100" w:beforeAutospacing="1" w:after="100" w:afterAutospacing="1" w:line="240" w:lineRule="auto"/>
+        <w:rPr>
+          <w:rFonts w:eastAsia="Times New Roman" w:cs="Times New Roman"/>
+          <w:szCs w:val="24"/>
+        </w:rPr>
+      </w:pPr>
+      <w:proofErr w:type="spellStart"/>
+      <w:r>
+        <w:rPr>
+          <w:rFonts w:eastAsia="Times New Roman" w:cs="Times New Roman"/>
+          <w:szCs w:val="24"/>
+        </w:rPr>
+        <w:t>DreamLand</w:t>
+      </w:r>
+      <w:proofErr w:type="spellEnd"/>
+      <w:r>
+        <w:rPr>
+          <w:rFonts w:eastAsia="Times New Roman" w:cs="Times New Roman"/>
+          <w:szCs w:val="24"/>
+        </w:rPr>
+        <w:t xml:space="preserve"> Toys je </w:t>
+      </w:r>
+      <w:proofErr w:type="spellStart"/>
+      <w:r>
+        <w:rPr>
+          <w:rFonts w:eastAsia="Times New Roman" w:cs="Times New Roman"/>
+          <w:szCs w:val="24"/>
+        </w:rPr>
+        <w:t>veb</w:t>
+      </w:r>
+      <w:proofErr w:type="spellEnd"/>
+      <w:r>
+        <w:rPr>
+          <w:rFonts w:eastAsia="Times New Roman" w:cs="Times New Roman"/>
+          <w:szCs w:val="24"/>
+        </w:rPr>
+        <w:t xml:space="preserve"> </w:t>
+      </w:r>
+      <w:proofErr w:type="spellStart"/>
+      <w:r>
+        <w:rPr>
+          <w:rFonts w:eastAsia="Times New Roman" w:cs="Times New Roman"/>
+          <w:szCs w:val="24"/>
+        </w:rPr>
+        <w:t>aplikacija</w:t>
+      </w:r>
+      <w:proofErr w:type="spellEnd"/>
+      <w:r>
+        <w:rPr>
+          <w:rFonts w:eastAsia="Times New Roman" w:cs="Times New Roman"/>
+          <w:szCs w:val="24"/>
+        </w:rPr>
+        <w:t xml:space="preserve"> </w:t>
+      </w:r>
+      <w:proofErr w:type="spellStart"/>
+      <w:r>
+        <w:rPr>
+          <w:rFonts w:eastAsia="Times New Roman" w:cs="Times New Roman"/>
+          <w:szCs w:val="24"/>
+        </w:rPr>
+        <w:t>namenjena</w:t>
+      </w:r>
+      <w:proofErr w:type="spellEnd"/>
+      <w:r>
+        <w:rPr>
+          <w:rFonts w:eastAsia="Times New Roman" w:cs="Times New Roman"/>
+          <w:szCs w:val="24"/>
+        </w:rPr>
+        <w:t xml:space="preserve"> </w:t>
+      </w:r>
+      <w:proofErr w:type="spellStart"/>
+      <w:r>
+        <w:rPr>
+          <w:rFonts w:eastAsia="Times New Roman" w:cs="Times New Roman"/>
+          <w:szCs w:val="24"/>
+        </w:rPr>
+        <w:t>prikazu</w:t>
+      </w:r>
+      <w:proofErr w:type="spellEnd"/>
+      <w:r>
+        <w:rPr>
+          <w:rFonts w:eastAsia="Times New Roman" w:cs="Times New Roman"/>
+          <w:szCs w:val="24"/>
+        </w:rPr>
+        <w:t xml:space="preserve"> </w:t>
+      </w:r>
+      <w:proofErr w:type="spellStart"/>
+      <w:r>
+        <w:rPr>
+          <w:rFonts w:eastAsia="Times New Roman" w:cs="Times New Roman"/>
+          <w:szCs w:val="24"/>
+        </w:rPr>
+        <w:t>i</w:t>
+      </w:r>
+      <w:proofErr w:type="spellEnd"/>
+      <w:r>
+        <w:rPr>
+          <w:rFonts w:eastAsia="Times New Roman" w:cs="Times New Roman"/>
+          <w:szCs w:val="24"/>
+        </w:rPr>
+        <w:t xml:space="preserve"> </w:t>
+      </w:r>
+      <w:proofErr w:type="spellStart"/>
+      <w:r>
+        <w:rPr>
+          <w:rFonts w:eastAsia="Times New Roman" w:cs="Times New Roman"/>
+          <w:szCs w:val="24"/>
+        </w:rPr>
+        <w:t>rezervaciji</w:t>
+      </w:r>
+      <w:proofErr w:type="spellEnd"/>
+      <w:r>
+        <w:rPr>
+          <w:rFonts w:eastAsia="Times New Roman" w:cs="Times New Roman"/>
+          <w:szCs w:val="24"/>
+        </w:rPr>
+        <w:t xml:space="preserve"> </w:t>
+      </w:r>
+      <w:proofErr w:type="spellStart"/>
+      <w:r>
+        <w:rPr>
+          <w:rFonts w:eastAsia="Times New Roman" w:cs="Times New Roman"/>
+          <w:szCs w:val="24"/>
+        </w:rPr>
+        <w:t>igračaka</w:t>
+      </w:r>
+      <w:proofErr w:type="spellEnd"/>
+      <w:r>
+        <w:rPr>
+          <w:rFonts w:eastAsia="Times New Roman" w:cs="Times New Roman"/>
+          <w:szCs w:val="24"/>
+        </w:rPr>
+        <w:t xml:space="preserve">. </w:t>
+      </w:r>
+      <w:proofErr w:type="spellStart"/>
+      <w:r>
+        <w:rPr>
+          <w:rFonts w:eastAsia="Times New Roman" w:cs="Times New Roman"/>
+          <w:szCs w:val="24"/>
+        </w:rPr>
+        <w:t>Aplikacija</w:t>
+      </w:r>
+      <w:proofErr w:type="spellEnd"/>
+      <w:r>
+        <w:rPr>
+          <w:rFonts w:eastAsia="Times New Roman" w:cs="Times New Roman"/>
+          <w:szCs w:val="24"/>
+        </w:rPr>
+        <w:t xml:space="preserve"> je </w:t>
+      </w:r>
+      <w:proofErr w:type="spellStart"/>
+      <w:r>
+        <w:rPr>
+          <w:rFonts w:eastAsia="Times New Roman" w:cs="Times New Roman"/>
+          <w:szCs w:val="24"/>
+        </w:rPr>
+        <w:t>realizovana</w:t>
+      </w:r>
+      <w:proofErr w:type="spellEnd"/>
+      <w:r>
+        <w:rPr>
+          <w:rFonts w:eastAsia="Times New Roman" w:cs="Times New Roman"/>
+          <w:szCs w:val="24"/>
+        </w:rPr>
+        <w:t xml:space="preserve"> </w:t>
+      </w:r>
+      <w:proofErr w:type="spellStart"/>
+      <w:r>
+        <w:rPr>
+          <w:rFonts w:eastAsia="Times New Roman" w:cs="Times New Roman"/>
+          <w:szCs w:val="24"/>
+        </w:rPr>
+        <w:t>korišćenjem</w:t>
+      </w:r>
+      <w:proofErr w:type="spellEnd"/>
+      <w:r>
+        <w:rPr>
+          <w:rFonts w:eastAsia="Times New Roman" w:cs="Times New Roman"/>
+          <w:szCs w:val="24"/>
+        </w:rPr>
+        <w:t xml:space="preserve"> Angular </w:t>
+      </w:r>
+      <w:proofErr w:type="spellStart"/>
+      <w:r>
+        <w:rPr>
+          <w:rFonts w:eastAsia="Times New Roman" w:cs="Times New Roman"/>
+          <w:szCs w:val="24"/>
+        </w:rPr>
+        <w:t>okruženja</w:t>
+      </w:r>
+      <w:proofErr w:type="spellEnd"/>
+      <w:r>
+        <w:rPr>
+          <w:rFonts w:eastAsia="Times New Roman" w:cs="Times New Roman"/>
+          <w:szCs w:val="24"/>
+        </w:rPr>
+        <w:t xml:space="preserve"> </w:t>
+      </w:r>
+      <w:proofErr w:type="spellStart"/>
+      <w:r>
+        <w:rPr>
+          <w:rFonts w:eastAsia="Times New Roman" w:cs="Times New Roman"/>
+          <w:szCs w:val="24"/>
+        </w:rPr>
+        <w:t>i</w:t>
+      </w:r>
+      <w:proofErr w:type="spellEnd"/>
+      <w:r>
+        <w:rPr>
+          <w:rFonts w:eastAsia="Times New Roman" w:cs="Times New Roman"/>
+          <w:szCs w:val="24"/>
+        </w:rPr>
+        <w:t xml:space="preserve"> </w:t>
+      </w:r>
+      <w:proofErr w:type="spellStart"/>
+      <w:r>
+        <w:rPr>
+          <w:rFonts w:eastAsia="Times New Roman" w:cs="Times New Roman"/>
+          <w:szCs w:val="24"/>
+        </w:rPr>
+        <w:t>predstavlja</w:t>
+      </w:r>
+      <w:proofErr w:type="spellEnd"/>
+      <w:r>
+        <w:rPr>
+          <w:rFonts w:eastAsia="Times New Roman" w:cs="Times New Roman"/>
+          <w:szCs w:val="24"/>
+        </w:rPr>
+        <w:t xml:space="preserve"> </w:t>
+      </w:r>
+      <w:proofErr w:type="spellStart"/>
+      <w:r>
+        <w:rPr>
+          <w:rFonts w:eastAsia="Times New Roman" w:cs="Times New Roman"/>
+          <w:szCs w:val="24"/>
+        </w:rPr>
+        <w:t>klijentski</w:t>
+      </w:r>
+      <w:proofErr w:type="spellEnd"/>
+      <w:r>
+        <w:rPr>
+          <w:rFonts w:eastAsia="Times New Roman" w:cs="Times New Roman"/>
+          <w:szCs w:val="24"/>
+        </w:rPr>
+        <w:t xml:space="preserve"> deo </w:t>
+      </w:r>
+      <w:proofErr w:type="spellStart"/>
+      <w:r>
+        <w:rPr>
+          <w:rFonts w:eastAsia="Times New Roman" w:cs="Times New Roman"/>
+          <w:szCs w:val="24"/>
+        </w:rPr>
+        <w:t>digitalne</w:t>
+      </w:r>
+      <w:proofErr w:type="spellEnd"/>
+      <w:r>
+        <w:rPr>
+          <w:rFonts w:eastAsia="Times New Roman" w:cs="Times New Roman"/>
+          <w:szCs w:val="24"/>
+        </w:rPr>
+        <w:t xml:space="preserve"> </w:t>
+      </w:r>
+      <w:proofErr w:type="spellStart"/>
+      <w:r>
+        <w:rPr>
+          <w:rFonts w:eastAsia="Times New Roman" w:cs="Times New Roman"/>
+          <w:szCs w:val="24"/>
+        </w:rPr>
+        <w:t>prodavnice</w:t>
+      </w:r>
+      <w:proofErr w:type="spellEnd"/>
+      <w:r>
+        <w:rPr>
+          <w:rFonts w:eastAsia="Times New Roman" w:cs="Times New Roman"/>
+          <w:szCs w:val="24"/>
+        </w:rPr>
+        <w:t xml:space="preserve"> </w:t>
+      </w:r>
+      <w:proofErr w:type="spellStart"/>
+      <w:r>
+        <w:rPr>
+          <w:rFonts w:eastAsia="Times New Roman" w:cs="Times New Roman"/>
+          <w:szCs w:val="24"/>
+        </w:rPr>
+        <w:t>igračaka</w:t>
+      </w:r>
+      <w:proofErr w:type="spellEnd"/>
+      <w:r>
+        <w:rPr>
+          <w:rFonts w:eastAsia="Times New Roman" w:cs="Times New Roman"/>
+          <w:szCs w:val="24"/>
+        </w:rPr>
+        <w:t xml:space="preserve">. </w:t>
+      </w:r>
+      <w:proofErr w:type="spellStart"/>
+      <w:r>
+        <w:rPr>
+          <w:rFonts w:eastAsia="Times New Roman" w:cs="Times New Roman"/>
+          <w:szCs w:val="24"/>
+        </w:rPr>
+        <w:t>Korisniku</w:t>
+      </w:r>
+      <w:proofErr w:type="spellEnd"/>
+      <w:r>
+        <w:rPr>
+          <w:rFonts w:eastAsia="Times New Roman" w:cs="Times New Roman"/>
+          <w:szCs w:val="24"/>
+        </w:rPr>
+        <w:t xml:space="preserve"> je </w:t>
+      </w:r>
+      <w:proofErr w:type="spellStart"/>
+      <w:r>
+        <w:rPr>
+          <w:rFonts w:eastAsia="Times New Roman" w:cs="Times New Roman"/>
+          <w:szCs w:val="24"/>
+        </w:rPr>
+        <w:t>omogućen</w:t>
+      </w:r>
+      <w:proofErr w:type="spellEnd"/>
+      <w:r>
+        <w:rPr>
+          <w:rFonts w:eastAsia="Times New Roman" w:cs="Times New Roman"/>
+          <w:szCs w:val="24"/>
+        </w:rPr>
+        <w:t xml:space="preserve"> </w:t>
+      </w:r>
+      <w:proofErr w:type="spellStart"/>
+      <w:r>
+        <w:rPr>
+          <w:rFonts w:eastAsia="Times New Roman" w:cs="Times New Roman"/>
+          <w:szCs w:val="24"/>
+        </w:rPr>
+        <w:t>pregled</w:t>
+      </w:r>
+      <w:proofErr w:type="spellEnd"/>
+      <w:r>
+        <w:rPr>
+          <w:rFonts w:eastAsia="Times New Roman" w:cs="Times New Roman"/>
+          <w:szCs w:val="24"/>
+        </w:rPr>
+        <w:t xml:space="preserve"> </w:t>
+      </w:r>
+      <w:proofErr w:type="spellStart"/>
+      <w:r>
+        <w:rPr>
+          <w:rFonts w:eastAsia="Times New Roman" w:cs="Times New Roman"/>
+          <w:szCs w:val="24"/>
+        </w:rPr>
+        <w:t>ponude</w:t>
+      </w:r>
+      <w:proofErr w:type="spellEnd"/>
+      <w:r>
+        <w:rPr>
+          <w:rFonts w:eastAsia="Times New Roman" w:cs="Times New Roman"/>
+          <w:szCs w:val="24"/>
+        </w:rPr>
+        <w:t xml:space="preserve">, </w:t>
+      </w:r>
+      <w:proofErr w:type="spellStart"/>
+      <w:r>
+        <w:rPr>
+          <w:rFonts w:eastAsia="Times New Roman" w:cs="Times New Roman"/>
+          <w:szCs w:val="24"/>
+        </w:rPr>
+        <w:t>pretraga</w:t>
+      </w:r>
+      <w:proofErr w:type="spellEnd"/>
+      <w:r>
+        <w:rPr>
+          <w:rFonts w:eastAsia="Times New Roman" w:cs="Times New Roman"/>
+          <w:szCs w:val="24"/>
+        </w:rPr>
+        <w:t xml:space="preserve"> </w:t>
+      </w:r>
+      <w:proofErr w:type="spellStart"/>
+      <w:r>
+        <w:rPr>
+          <w:rFonts w:eastAsia="Times New Roman" w:cs="Times New Roman"/>
+          <w:szCs w:val="24"/>
+        </w:rPr>
+        <w:t>i</w:t>
+      </w:r>
+      <w:proofErr w:type="spellEnd"/>
+      <w:r>
+        <w:rPr>
+          <w:rFonts w:eastAsia="Times New Roman" w:cs="Times New Roman"/>
+          <w:szCs w:val="24"/>
+        </w:rPr>
+        <w:t xml:space="preserve"> </w:t>
+      </w:r>
+      <w:proofErr w:type="spellStart"/>
+      <w:r>
+        <w:rPr>
+          <w:rFonts w:eastAsia="Times New Roman" w:cs="Times New Roman"/>
+          <w:szCs w:val="24"/>
+        </w:rPr>
+        <w:t>filtriranje</w:t>
+      </w:r>
+      <w:proofErr w:type="spellEnd"/>
+      <w:r>
+        <w:rPr>
+          <w:rFonts w:eastAsia="Times New Roman" w:cs="Times New Roman"/>
+          <w:szCs w:val="24"/>
+        </w:rPr>
+        <w:t xml:space="preserve"> </w:t>
+      </w:r>
+      <w:proofErr w:type="spellStart"/>
+      <w:r>
+        <w:rPr>
+          <w:rFonts w:eastAsia="Times New Roman" w:cs="Times New Roman"/>
+          <w:szCs w:val="24"/>
+        </w:rPr>
+        <w:t>igračaka</w:t>
+      </w:r>
+      <w:proofErr w:type="spellEnd"/>
+      <w:r>
+        <w:rPr>
+          <w:rFonts w:eastAsia="Times New Roman" w:cs="Times New Roman"/>
+          <w:szCs w:val="24"/>
+        </w:rPr>
+        <w:t xml:space="preserve">, </w:t>
+      </w:r>
+      <w:proofErr w:type="spellStart"/>
+      <w:r>
+        <w:rPr>
+          <w:rFonts w:eastAsia="Times New Roman" w:cs="Times New Roman"/>
+          <w:szCs w:val="24"/>
+        </w:rPr>
+        <w:t>pregled</w:t>
+      </w:r>
+      <w:proofErr w:type="spellEnd"/>
+      <w:r>
+        <w:rPr>
+          <w:rFonts w:eastAsia="Times New Roman" w:cs="Times New Roman"/>
+          <w:szCs w:val="24"/>
+        </w:rPr>
+        <w:t xml:space="preserve"> </w:t>
+      </w:r>
+      <w:proofErr w:type="spellStart"/>
+      <w:r>
+        <w:rPr>
+          <w:rFonts w:eastAsia="Times New Roman" w:cs="Times New Roman"/>
+          <w:szCs w:val="24"/>
+        </w:rPr>
+        <w:t>detalja</w:t>
+      </w:r>
+      <w:proofErr w:type="spellEnd"/>
+      <w:r>
+        <w:rPr>
+          <w:rFonts w:eastAsia="Times New Roman" w:cs="Times New Roman"/>
+          <w:szCs w:val="24"/>
+        </w:rPr>
+        <w:t xml:space="preserve">, </w:t>
+      </w:r>
+      <w:proofErr w:type="spellStart"/>
+      <w:r>
+        <w:rPr>
+          <w:rFonts w:eastAsia="Times New Roman" w:cs="Times New Roman"/>
+          <w:szCs w:val="24"/>
+        </w:rPr>
+        <w:t>registracija</w:t>
+      </w:r>
+      <w:proofErr w:type="spellEnd"/>
+      <w:r>
+        <w:rPr>
+          <w:rFonts w:eastAsia="Times New Roman" w:cs="Times New Roman"/>
+          <w:szCs w:val="24"/>
+        </w:rPr>
+        <w:t xml:space="preserve"> </w:t>
+      </w:r>
+      <w:proofErr w:type="spellStart"/>
+      <w:r>
+        <w:rPr>
+          <w:rFonts w:eastAsia="Times New Roman" w:cs="Times New Roman"/>
+          <w:szCs w:val="24"/>
+        </w:rPr>
+        <w:t>i</w:t>
+      </w:r>
+      <w:proofErr w:type="spellEnd"/>
+      <w:r>
+        <w:rPr>
+          <w:rFonts w:eastAsia="Times New Roman" w:cs="Times New Roman"/>
+          <w:szCs w:val="24"/>
+        </w:rPr>
+        <w:t xml:space="preserve"> </w:t>
+      </w:r>
+      <w:proofErr w:type="spellStart"/>
+      <w:r>
+        <w:rPr>
+          <w:rFonts w:eastAsia="Times New Roman" w:cs="Times New Roman"/>
+          <w:szCs w:val="24"/>
+        </w:rPr>
+        <w:t>prijava</w:t>
+      </w:r>
+      <w:proofErr w:type="spellEnd"/>
+      <w:r>
+        <w:rPr>
+          <w:rFonts w:eastAsia="Times New Roman" w:cs="Times New Roman"/>
+          <w:szCs w:val="24"/>
+        </w:rPr>
+        <w:t xml:space="preserve">, </w:t>
+      </w:r>
+      <w:proofErr w:type="spellStart"/>
+      <w:r>
+        <w:rPr>
+          <w:rFonts w:eastAsia="Times New Roman" w:cs="Times New Roman"/>
+          <w:szCs w:val="24"/>
+        </w:rPr>
+        <w:t>rezervacija</w:t>
+      </w:r>
+      <w:proofErr w:type="spellEnd"/>
+      <w:r>
+        <w:rPr>
+          <w:rFonts w:eastAsia="Times New Roman" w:cs="Times New Roman"/>
+          <w:szCs w:val="24"/>
+        </w:rPr>
+        <w:t xml:space="preserve"> </w:t>
+      </w:r>
+      <w:proofErr w:type="spellStart"/>
+      <w:r>
+        <w:rPr>
+          <w:rFonts w:eastAsia="Times New Roman" w:cs="Times New Roman"/>
+          <w:szCs w:val="24"/>
+        </w:rPr>
+        <w:t>proizvoda</w:t>
+      </w:r>
+      <w:proofErr w:type="spellEnd"/>
+      <w:r>
+        <w:rPr>
+          <w:rFonts w:eastAsia="Times New Roman" w:cs="Times New Roman"/>
+          <w:szCs w:val="24"/>
+        </w:rPr>
+        <w:t xml:space="preserve">, </w:t>
+      </w:r>
+      <w:proofErr w:type="spellStart"/>
+      <w:r>
+        <w:rPr>
+          <w:rFonts w:eastAsia="Times New Roman" w:cs="Times New Roman"/>
+          <w:szCs w:val="24"/>
+        </w:rPr>
+        <w:t>upravljanje</w:t>
+      </w:r>
+      <w:proofErr w:type="spellEnd"/>
+      <w:r>
+        <w:rPr>
+          <w:rFonts w:eastAsia="Times New Roman" w:cs="Times New Roman"/>
+          <w:szCs w:val="24"/>
+        </w:rPr>
+        <w:t xml:space="preserve"> </w:t>
+      </w:r>
+      <w:proofErr w:type="spellStart"/>
+      <w:r>
+        <w:rPr>
+          <w:rFonts w:eastAsia="Times New Roman" w:cs="Times New Roman"/>
+          <w:szCs w:val="24"/>
+        </w:rPr>
+        <w:t>korpom</w:t>
+      </w:r>
+      <w:proofErr w:type="spellEnd"/>
+      <w:r>
+        <w:rPr>
+          <w:rFonts w:eastAsia="Times New Roman" w:cs="Times New Roman"/>
+          <w:szCs w:val="24"/>
+        </w:rPr>
+        <w:t xml:space="preserve">, </w:t>
+      </w:r>
+      <w:proofErr w:type="spellStart"/>
+      <w:r>
+        <w:rPr>
+          <w:rFonts w:eastAsia="Times New Roman" w:cs="Times New Roman"/>
+          <w:szCs w:val="24"/>
+        </w:rPr>
+        <w:t>izmena</w:t>
+      </w:r>
+      <w:proofErr w:type="spellEnd"/>
+      <w:r>
+        <w:rPr>
+          <w:rFonts w:eastAsia="Times New Roman" w:cs="Times New Roman"/>
+          <w:szCs w:val="24"/>
+        </w:rPr>
+        <w:t xml:space="preserve"> </w:t>
+      </w:r>
+      <w:proofErr w:type="spellStart"/>
+      <w:r>
+        <w:rPr>
+          <w:rFonts w:eastAsia="Times New Roman" w:cs="Times New Roman"/>
+          <w:szCs w:val="24"/>
+        </w:rPr>
+        <w:t>profila</w:t>
+      </w:r>
+      <w:proofErr w:type="spellEnd"/>
+      <w:r>
+        <w:rPr>
+          <w:rFonts w:eastAsia="Times New Roman" w:cs="Times New Roman"/>
+          <w:szCs w:val="24"/>
+        </w:rPr>
+        <w:t xml:space="preserve"> </w:t>
+      </w:r>
+      <w:proofErr w:type="spellStart"/>
+      <w:r>
+        <w:rPr>
+          <w:rFonts w:eastAsia="Times New Roman" w:cs="Times New Roman"/>
+          <w:szCs w:val="24"/>
+        </w:rPr>
+        <w:t>i</w:t>
+      </w:r>
+      <w:proofErr w:type="spellEnd"/>
+      <w:r>
+        <w:rPr>
+          <w:rFonts w:eastAsia="Times New Roman" w:cs="Times New Roman"/>
+          <w:szCs w:val="24"/>
+        </w:rPr>
+        <w:t xml:space="preserve"> </w:t>
+      </w:r>
+      <w:proofErr w:type="spellStart"/>
+      <w:r>
+        <w:rPr>
+          <w:rFonts w:eastAsia="Times New Roman" w:cs="Times New Roman"/>
+          <w:szCs w:val="24"/>
+        </w:rPr>
+        <w:t>ostavljanje</w:t>
+      </w:r>
+      <w:proofErr w:type="spellEnd"/>
+      <w:r>
+        <w:rPr>
+          <w:rFonts w:eastAsia="Times New Roman" w:cs="Times New Roman"/>
+          <w:szCs w:val="24"/>
+        </w:rPr>
+        <w:t xml:space="preserve"> </w:t>
+      </w:r>
+      <w:proofErr w:type="spellStart"/>
+      <w:r>
+        <w:rPr>
+          <w:rFonts w:eastAsia="Times New Roman" w:cs="Times New Roman"/>
+          <w:szCs w:val="24"/>
+        </w:rPr>
+        <w:t>ocene</w:t>
+      </w:r>
+      <w:proofErr w:type="spellEnd"/>
+      <w:r>
+        <w:rPr>
+          <w:rFonts w:eastAsia="Times New Roman" w:cs="Times New Roman"/>
+          <w:szCs w:val="24"/>
+        </w:rPr>
+        <w:t xml:space="preserve"> </w:t>
+      </w:r>
+      <w:proofErr w:type="spellStart"/>
+      <w:r>
+        <w:rPr>
+          <w:rFonts w:eastAsia="Times New Roman" w:cs="Times New Roman"/>
+          <w:szCs w:val="24"/>
+        </w:rPr>
+        <w:t>i</w:t>
+      </w:r>
+      <w:proofErr w:type="spellEnd"/>
+      <w:r>
+        <w:rPr>
+          <w:rFonts w:eastAsia="Times New Roman" w:cs="Times New Roman"/>
+          <w:szCs w:val="24"/>
+        </w:rPr>
+        <w:t xml:space="preserve"> </w:t>
+      </w:r>
+      <w:proofErr w:type="spellStart"/>
+      <w:r>
+        <w:rPr>
+          <w:rFonts w:eastAsia="Times New Roman" w:cs="Times New Roman"/>
+          <w:szCs w:val="24"/>
+        </w:rPr>
+        <w:t>recenzije</w:t>
+      </w:r>
+      <w:proofErr w:type="spellEnd"/>
+      <w:r>
+        <w:rPr>
+          <w:rFonts w:eastAsia="Times New Roman" w:cs="Times New Roman"/>
+          <w:szCs w:val="24"/>
+        </w:rPr>
+        <w:t xml:space="preserve"> za </w:t>
+      </w:r>
+      <w:proofErr w:type="spellStart"/>
+      <w:r>
+        <w:rPr>
+          <w:rFonts w:eastAsia="Times New Roman" w:cs="Times New Roman"/>
+          <w:szCs w:val="24"/>
+        </w:rPr>
+        <w:t>pristigle</w:t>
+      </w:r>
+      <w:proofErr w:type="spellEnd"/>
+      <w:r>
+        <w:rPr>
+          <w:rFonts w:eastAsia="Times New Roman" w:cs="Times New Roman"/>
+          <w:szCs w:val="24"/>
+        </w:rPr>
+        <w:t xml:space="preserve"> </w:t>
+      </w:r>
+      <w:proofErr w:type="spellStart"/>
+      <w:r>
+        <w:rPr>
+          <w:rFonts w:eastAsia="Times New Roman" w:cs="Times New Roman"/>
+          <w:szCs w:val="24"/>
+        </w:rPr>
+        <w:t>igračke</w:t>
+      </w:r>
+      <w:proofErr w:type="spellEnd"/>
+      <w:r>
+        <w:rPr>
+          <w:rFonts w:eastAsia="Times New Roman" w:cs="Times New Roman"/>
+          <w:szCs w:val="24"/>
+        </w:rPr>
+        <w:t>.</w:t>
+      </w:r>
+    </w:p>
+    <w:p>
+      <w:pPr>
+        <w:spacing w:before="100" w:beforeAutospacing="1" w:after="100" w:afterAutospacing="1" w:line="240" w:lineRule="auto"/>
+        <w:rPr>
+          <w:rFonts w:eastAsia="Times New Roman" w:cs="Times New Roman"/>
+          <w:szCs w:val="24"/>
+        </w:rPr>
+      </w:pPr>
+      <w:proofErr w:type="spellStart"/>
+      <w:r>
+        <w:rPr>
+          <w:rFonts w:eastAsia="Times New Roman" w:cs="Times New Roman"/>
+          <w:szCs w:val="24"/>
+        </w:rPr>
+        <w:t>Podaci</w:t>
+      </w:r>
+      <w:proofErr w:type="spellEnd"/>
+      <w:r>
+        <w:rPr>
+          <w:rFonts w:eastAsia="Times New Roman" w:cs="Times New Roman"/>
+          <w:szCs w:val="24"/>
+        </w:rPr>
+        <w:t xml:space="preserve"> o </w:t>
+      </w:r>
+      <w:proofErr w:type="spellStart"/>
+      <w:r>
+        <w:rPr>
+          <w:rFonts w:eastAsia="Times New Roman" w:cs="Times New Roman"/>
+          <w:szCs w:val="24"/>
+        </w:rPr>
+        <w:t>igračkama</w:t>
+      </w:r>
+      <w:proofErr w:type="spellEnd"/>
+      <w:r>
+        <w:rPr>
+          <w:rFonts w:eastAsia="Times New Roman" w:cs="Times New Roman"/>
+          <w:szCs w:val="24"/>
+        </w:rPr>
+        <w:t xml:space="preserve"> </w:t>
+      </w:r>
+      <w:proofErr w:type="spellStart"/>
+      <w:r>
+        <w:rPr>
+          <w:rFonts w:eastAsia="Times New Roman" w:cs="Times New Roman"/>
+          <w:szCs w:val="24"/>
+        </w:rPr>
+        <w:t>učitavaju</w:t>
+      </w:r>
+      <w:proofErr w:type="spellEnd"/>
+      <w:r>
+        <w:rPr>
+          <w:rFonts w:eastAsia="Times New Roman" w:cs="Times New Roman"/>
+          <w:szCs w:val="24"/>
+        </w:rPr>
+        <w:t xml:space="preserve"> se </w:t>
+      </w:r>
+      <w:proofErr w:type="spellStart"/>
+      <w:r>
+        <w:rPr>
+          <w:rFonts w:eastAsia="Times New Roman" w:cs="Times New Roman"/>
+          <w:szCs w:val="24"/>
+        </w:rPr>
+        <w:t>preko</w:t>
+      </w:r>
+      <w:proofErr w:type="spellEnd"/>
+      <w:r>
+        <w:rPr>
+          <w:rFonts w:eastAsia="Times New Roman" w:cs="Times New Roman"/>
+          <w:szCs w:val="24"/>
+        </w:rPr>
+        <w:t xml:space="preserve"> </w:t>
+      </w:r>
+      <w:proofErr w:type="spellStart"/>
+      <w:r>
+        <w:rPr>
+          <w:rFonts w:eastAsia="Times New Roman" w:cs="Times New Roman"/>
+          <w:szCs w:val="24"/>
+        </w:rPr>
+        <w:t>servisa</w:t>
+      </w:r>
+      <w:proofErr w:type="spellEnd"/>
+      <w:r>
+        <w:rPr>
+          <w:rFonts w:eastAsia="Times New Roman" w:cs="Times New Roman"/>
+          <w:szCs w:val="24"/>
+        </w:rPr>
+        <w:t xml:space="preserve">, </w:t>
+      </w:r>
+      <w:proofErr w:type="spellStart"/>
+      <w:r>
+        <w:rPr>
+          <w:rFonts w:eastAsia="Times New Roman" w:cs="Times New Roman"/>
+          <w:szCs w:val="24"/>
+        </w:rPr>
+        <w:t>dok</w:t>
+      </w:r>
+      <w:proofErr w:type="spellEnd"/>
+      <w:r>
+        <w:rPr>
+          <w:rFonts w:eastAsia="Times New Roman" w:cs="Times New Roman"/>
+          <w:szCs w:val="24"/>
+        </w:rPr>
+        <w:t xml:space="preserve"> se </w:t>
+      </w:r>
+      <w:proofErr w:type="spellStart"/>
+      <w:r>
+        <w:rPr>
+          <w:rFonts w:eastAsia="Times New Roman" w:cs="Times New Roman"/>
+          <w:szCs w:val="24"/>
+        </w:rPr>
+        <w:t>podaci</w:t>
+      </w:r>
+      <w:proofErr w:type="spellEnd"/>
+      <w:r>
+        <w:rPr>
+          <w:rFonts w:eastAsia="Times New Roman" w:cs="Times New Roman"/>
+          <w:szCs w:val="24"/>
+        </w:rPr>
+        <w:t xml:space="preserve"> koji </w:t>
+      </w:r>
+      <w:proofErr w:type="spellStart"/>
+      <w:r>
+        <w:rPr>
+          <w:rFonts w:eastAsia="Times New Roman" w:cs="Times New Roman"/>
+          <w:szCs w:val="24"/>
+        </w:rPr>
+        <w:t>nastaju</w:t>
+      </w:r>
+      <w:proofErr w:type="spellEnd"/>
+      <w:r>
+        <w:rPr>
+          <w:rFonts w:eastAsia="Times New Roman" w:cs="Times New Roman"/>
+          <w:szCs w:val="24"/>
+        </w:rPr>
+        <w:t xml:space="preserve"> </w:t>
+      </w:r>
+      <w:proofErr w:type="spellStart"/>
+      <w:r>
+        <w:rPr>
+          <w:rFonts w:eastAsia="Times New Roman" w:cs="Times New Roman"/>
+          <w:szCs w:val="24"/>
+        </w:rPr>
+        <w:t>tokom</w:t>
+      </w:r>
+      <w:proofErr w:type="spellEnd"/>
+      <w:r>
+        <w:rPr>
+          <w:rFonts w:eastAsia="Times New Roman" w:cs="Times New Roman"/>
+          <w:szCs w:val="24"/>
+        </w:rPr>
+        <w:t xml:space="preserve"> </w:t>
+      </w:r>
+      <w:proofErr w:type="spellStart"/>
+      <w:r>
+        <w:rPr>
+          <w:rFonts w:eastAsia="Times New Roman" w:cs="Times New Roman"/>
+          <w:szCs w:val="24"/>
+        </w:rPr>
+        <w:t>korišćenja</w:t>
+      </w:r>
+      <w:proofErr w:type="spellEnd"/>
+      <w:r>
+        <w:rPr>
+          <w:rFonts w:eastAsia="Times New Roman" w:cs="Times New Roman"/>
+          <w:szCs w:val="24"/>
+        </w:rPr>
+        <w:t xml:space="preserve"> </w:t>
+      </w:r>
+      <w:proofErr w:type="spellStart"/>
+      <w:r>
+        <w:rPr>
+          <w:rFonts w:eastAsia="Times New Roman" w:cs="Times New Roman"/>
+          <w:szCs w:val="24"/>
+        </w:rPr>
+        <w:t>aplikacije</w:t>
+      </w:r>
+      <w:proofErr w:type="spellEnd"/>
+      <w:r>
+        <w:rPr>
+          <w:rFonts w:eastAsia="Times New Roman" w:cs="Times New Roman"/>
+          <w:szCs w:val="24"/>
+        </w:rPr>
+        <w:t xml:space="preserve">, </w:t>
+      </w:r>
+      <w:proofErr w:type="spellStart"/>
+      <w:r>
+        <w:rPr>
+          <w:rFonts w:eastAsia="Times New Roman" w:cs="Times New Roman"/>
+          <w:szCs w:val="24"/>
+        </w:rPr>
+        <w:t>kao</w:t>
+      </w:r>
+      <w:proofErr w:type="spellEnd"/>
+      <w:r>
+        <w:rPr>
+          <w:rFonts w:eastAsia="Times New Roman" w:cs="Times New Roman"/>
+          <w:szCs w:val="24"/>
+        </w:rPr>
+        <w:t xml:space="preserve"> </w:t>
+      </w:r>
+      <w:proofErr w:type="spellStart"/>
+      <w:r>
+        <w:rPr>
+          <w:rFonts w:eastAsia="Times New Roman" w:cs="Times New Roman"/>
+          <w:szCs w:val="24"/>
+        </w:rPr>
+        <w:t>što</w:t>
+      </w:r>
+      <w:proofErr w:type="spellEnd"/>
+      <w:r>
+        <w:rPr>
+          <w:rFonts w:eastAsia="Times New Roman" w:cs="Times New Roman"/>
+          <w:szCs w:val="24"/>
+        </w:rPr>
+        <w:t xml:space="preserve"> </w:t>
+      </w:r>
+      <w:proofErr w:type="spellStart"/>
+      <w:r>
+        <w:rPr>
+          <w:rFonts w:eastAsia="Times New Roman" w:cs="Times New Roman"/>
+          <w:szCs w:val="24"/>
+        </w:rPr>
+        <w:t>su</w:t>
+      </w:r>
+      <w:proofErr w:type="spellEnd"/>
+      <w:r>
+        <w:rPr>
+          <w:rFonts w:eastAsia="Times New Roman" w:cs="Times New Roman"/>
+          <w:szCs w:val="24"/>
+        </w:rPr>
+        <w:t xml:space="preserve"> </w:t>
+      </w:r>
+      <w:proofErr w:type="spellStart"/>
+      <w:r>
+        <w:rPr>
+          <w:rFonts w:eastAsia="Times New Roman" w:cs="Times New Roman"/>
+          <w:szCs w:val="24"/>
+        </w:rPr>
+        <w:t>korisnički</w:t>
+      </w:r>
+      <w:proofErr w:type="spellEnd"/>
+      <w:r>
+        <w:rPr>
+          <w:rFonts w:eastAsia="Times New Roman" w:cs="Times New Roman"/>
+          <w:szCs w:val="24"/>
+        </w:rPr>
+        <w:t xml:space="preserve"> </w:t>
+      </w:r>
+      <w:proofErr w:type="spellStart"/>
+      <w:r>
+        <w:rPr>
+          <w:rFonts w:eastAsia="Times New Roman" w:cs="Times New Roman"/>
+          <w:szCs w:val="24"/>
+        </w:rPr>
+        <w:t>nalozi</w:t>
+      </w:r>
+      <w:proofErr w:type="spellEnd"/>
+      <w:r>
+        <w:rPr>
+          <w:rFonts w:eastAsia="Times New Roman" w:cs="Times New Roman"/>
+          <w:szCs w:val="24"/>
+        </w:rPr>
+        <w:t xml:space="preserve">, </w:t>
+      </w:r>
+      <w:proofErr w:type="spellStart"/>
+      <w:r>
+        <w:rPr>
+          <w:rFonts w:eastAsia="Times New Roman" w:cs="Times New Roman"/>
+          <w:szCs w:val="24"/>
+        </w:rPr>
+        <w:t>rezervacije</w:t>
+      </w:r>
+      <w:proofErr w:type="spellEnd"/>
+      <w:r>
+        <w:rPr>
+          <w:rFonts w:eastAsia="Times New Roman" w:cs="Times New Roman"/>
+          <w:szCs w:val="24"/>
+        </w:rPr>
+        <w:t xml:space="preserve"> </w:t>
+      </w:r>
+      <w:proofErr w:type="spellStart"/>
+      <w:r>
+        <w:rPr>
+          <w:rFonts w:eastAsia="Times New Roman" w:cs="Times New Roman"/>
+          <w:szCs w:val="24"/>
+        </w:rPr>
+        <w:t>i</w:t>
+      </w:r>
+      <w:proofErr w:type="spellEnd"/>
+      <w:r>
+        <w:rPr>
+          <w:rFonts w:eastAsia="Times New Roman" w:cs="Times New Roman"/>
+          <w:szCs w:val="24"/>
+        </w:rPr>
+        <w:t xml:space="preserve"> </w:t>
+      </w:r>
+      <w:proofErr w:type="spellStart"/>
+      <w:r>
+        <w:rPr>
+          <w:rFonts w:eastAsia="Times New Roman" w:cs="Times New Roman"/>
+          <w:szCs w:val="24"/>
+        </w:rPr>
+        <w:t>recenzije</w:t>
+      </w:r>
+      <w:proofErr w:type="spellEnd"/>
+      <w:r>
+        <w:rPr>
+          <w:rFonts w:eastAsia="Times New Roman" w:cs="Times New Roman"/>
+          <w:szCs w:val="24"/>
+        </w:rPr>
+        <w:t xml:space="preserve">, </w:t>
+      </w:r>
+      <w:proofErr w:type="spellStart"/>
+      <w:r>
+        <w:rPr>
+          <w:rFonts w:eastAsia="Times New Roman" w:cs="Times New Roman"/>
+          <w:szCs w:val="24"/>
+        </w:rPr>
+        <w:t>čuvaju</w:t>
+      </w:r>
+      <w:proofErr w:type="spellEnd"/>
+      <w:r>
+        <w:rPr>
+          <w:rFonts w:eastAsia="Times New Roman" w:cs="Times New Roman"/>
+          <w:szCs w:val="24"/>
+        </w:rPr>
+        <w:t xml:space="preserve"> </w:t>
+      </w:r>
+      <w:proofErr w:type="spellStart"/>
+      <w:r>
+        <w:rPr>
+          <w:rFonts w:eastAsia="Times New Roman" w:cs="Times New Roman"/>
+          <w:szCs w:val="24"/>
+        </w:rPr>
+        <w:t>lokalno</w:t>
+      </w:r>
+      <w:proofErr w:type="spellEnd"/>
+      <w:r>
+        <w:rPr>
+          <w:rFonts w:eastAsia="Times New Roman" w:cs="Times New Roman"/>
+          <w:szCs w:val="24"/>
+        </w:rPr>
+        <w:t xml:space="preserve"> u </w:t>
+      </w:r>
+      <w:proofErr w:type="spellStart"/>
+      <w:r>
+        <w:rPr>
+          <w:rFonts w:eastAsia="Times New Roman" w:cs="Times New Roman"/>
+          <w:szCs w:val="24"/>
+        </w:rPr>
+        <w:t>pregledaču</w:t>
+      </w:r>
+      <w:proofErr w:type="spellEnd"/>
+      <w:r>
+        <w:rPr>
+          <w:rFonts w:eastAsia="Times New Roman" w:cs="Times New Roman"/>
+          <w:szCs w:val="24"/>
+        </w:rPr>
+        <w:t xml:space="preserve"> </w:t>
+      </w:r>
+      <w:proofErr w:type="spellStart"/>
+      <w:r>
+        <w:rPr>
+          <w:rFonts w:eastAsia="Times New Roman" w:cs="Times New Roman"/>
+          <w:szCs w:val="24"/>
+        </w:rPr>
+        <w:t>korišćenjem</w:t>
+      </w:r>
+      <w:proofErr w:type="spellEnd"/>
+      <w:r>
+        <w:rPr>
+          <w:rFonts w:eastAsia="Times New Roman" w:cs="Times New Roman"/>
+          <w:szCs w:val="24"/>
+        </w:rPr>
+        <w:t xml:space="preserve"> </w:t>
+      </w:r>
+      <w:proofErr w:type="spellStart"/>
+      <w:r>
+        <w:rPr>
+          <w:rFonts w:eastAsia="Times New Roman" w:cs="Times New Roman"/>
+          <w:szCs w:val="24"/>
+        </w:rPr>
+        <w:t>localStorage</w:t>
+      </w:r>
+      <w:proofErr w:type="spellEnd"/>
+      <w:r>
+        <w:rPr>
+          <w:rFonts w:eastAsia="Times New Roman" w:cs="Times New Roman"/>
+          <w:szCs w:val="24"/>
+        </w:rPr>
+        <w:t xml:space="preserve">-a. Na taj </w:t>
+      </w:r>
+      <w:proofErr w:type="spellStart"/>
+      <w:r>
+        <w:rPr>
+          <w:rFonts w:eastAsia="Times New Roman" w:cs="Times New Roman"/>
+          <w:szCs w:val="24"/>
+        </w:rPr>
+        <w:t>način</w:t>
+      </w:r>
+      <w:proofErr w:type="spellEnd"/>
+      <w:r>
+        <w:rPr>
+          <w:rFonts w:eastAsia="Times New Roman" w:cs="Times New Roman"/>
+          <w:szCs w:val="24"/>
+        </w:rPr>
+        <w:t xml:space="preserve"> je </w:t>
+      </w:r>
+      <w:proofErr w:type="spellStart"/>
+      <w:r>
+        <w:rPr>
+          <w:rFonts w:eastAsia="Times New Roman" w:cs="Times New Roman"/>
+          <w:szCs w:val="24"/>
+        </w:rPr>
+        <w:t>omogućeno</w:t>
+      </w:r>
+      <w:proofErr w:type="spellEnd"/>
+      <w:r>
+        <w:rPr>
+          <w:rFonts w:eastAsia="Times New Roman" w:cs="Times New Roman"/>
+          <w:szCs w:val="24"/>
+        </w:rPr>
+        <w:t xml:space="preserve"> </w:t>
+      </w:r>
+      <w:proofErr w:type="spellStart"/>
+      <w:r>
+        <w:rPr>
+          <w:rFonts w:eastAsia="Times New Roman" w:cs="Times New Roman"/>
+          <w:szCs w:val="24"/>
+        </w:rPr>
+        <w:t>čuvanje</w:t>
+      </w:r>
+      <w:proofErr w:type="spellEnd"/>
+      <w:r>
+        <w:rPr>
+          <w:rFonts w:eastAsia="Times New Roman" w:cs="Times New Roman"/>
+          <w:szCs w:val="24"/>
+        </w:rPr>
+        <w:t xml:space="preserve"> </w:t>
+      </w:r>
+      <w:proofErr w:type="spellStart"/>
+      <w:r>
+        <w:rPr>
+          <w:rFonts w:eastAsia="Times New Roman" w:cs="Times New Roman"/>
+          <w:szCs w:val="24"/>
+        </w:rPr>
+        <w:t>podataka</w:t>
+      </w:r>
+      <w:proofErr w:type="spellEnd"/>
+      <w:r>
+        <w:rPr>
+          <w:rFonts w:eastAsia="Times New Roman" w:cs="Times New Roman"/>
+          <w:szCs w:val="24"/>
+        </w:rPr>
+        <w:t xml:space="preserve"> bez </w:t>
+      </w:r>
+      <w:proofErr w:type="spellStart"/>
+      <w:r>
+        <w:rPr>
+          <w:rFonts w:eastAsia="Times New Roman" w:cs="Times New Roman"/>
+          <w:szCs w:val="24"/>
+        </w:rPr>
+        <w:t>korišćenja</w:t>
+      </w:r>
+      <w:proofErr w:type="spellEnd"/>
+      <w:r>
+        <w:rPr>
+          <w:rFonts w:eastAsia="Times New Roman" w:cs="Times New Roman"/>
+          <w:szCs w:val="24"/>
+        </w:rPr>
+        <w:t xml:space="preserve"> </w:t>
+      </w:r>
+      <w:proofErr w:type="spellStart"/>
+      <w:r>
+        <w:rPr>
+          <w:rFonts w:eastAsia="Times New Roman" w:cs="Times New Roman"/>
+          <w:szCs w:val="24"/>
+        </w:rPr>
+        <w:t>posebne</w:t>
+      </w:r>
+      <w:proofErr w:type="spellEnd"/>
+      <w:r>
+        <w:rPr>
+          <w:rFonts w:eastAsia="Times New Roman" w:cs="Times New Roman"/>
+          <w:szCs w:val="24"/>
+        </w:rPr>
+        <w:t xml:space="preserve"> </w:t>
+      </w:r>
+      <w:proofErr w:type="spellStart"/>
+      <w:r>
+        <w:rPr>
+          <w:rFonts w:eastAsia="Times New Roman" w:cs="Times New Roman"/>
+          <w:szCs w:val="24"/>
+        </w:rPr>
+        <w:t>baze</w:t>
+      </w:r>
+      <w:proofErr w:type="spellEnd"/>
+      <w:r>
+        <w:rPr>
+          <w:rFonts w:eastAsia="Times New Roman" w:cs="Times New Roman"/>
+          <w:szCs w:val="24"/>
+        </w:rPr>
+        <w:t xml:space="preserve"> </w:t>
+      </w:r>
+      <w:proofErr w:type="spellStart"/>
+      <w:r>
+        <w:rPr>
+          <w:rFonts w:eastAsia="Times New Roman" w:cs="Times New Roman"/>
+          <w:szCs w:val="24"/>
+        </w:rPr>
+        <w:t>podataka</w:t>
+      </w:r>
+      <w:proofErr w:type="spellEnd"/>
+      <w:r>
+        <w:rPr>
+          <w:rFonts w:eastAsia="Times New Roman" w:cs="Times New Roman"/>
+          <w:szCs w:val="24"/>
+        </w:rPr>
+        <w:t xml:space="preserve">, </w:t>
+      </w:r>
+      <w:proofErr w:type="spellStart"/>
+      <w:r>
+        <w:rPr>
+          <w:rFonts w:eastAsia="Times New Roman" w:cs="Times New Roman"/>
+          <w:szCs w:val="24"/>
+        </w:rPr>
+        <w:t>što</w:t>
+      </w:r>
+      <w:proofErr w:type="spellEnd"/>
+      <w:r>
+        <w:rPr>
+          <w:rFonts w:eastAsia="Times New Roman" w:cs="Times New Roman"/>
+          <w:szCs w:val="24"/>
+        </w:rPr>
+        <w:t xml:space="preserve"> </w:t>
+      </w:r>
+      <w:proofErr w:type="spellStart"/>
+      <w:r>
+        <w:rPr>
+          <w:rFonts w:eastAsia="Times New Roman" w:cs="Times New Roman"/>
+          <w:szCs w:val="24"/>
+        </w:rPr>
+        <w:t>odgovara</w:t>
+      </w:r>
+      <w:proofErr w:type="spellEnd"/>
+      <w:r>
+        <w:rPr>
+          <w:rFonts w:eastAsia="Times New Roman" w:cs="Times New Roman"/>
+          <w:szCs w:val="24"/>
+        </w:rPr>
+        <w:t xml:space="preserve"> </w:t>
+      </w:r>
+      <w:proofErr w:type="spellStart"/>
+      <w:r>
+        <w:rPr>
+          <w:rFonts w:eastAsia="Times New Roman" w:cs="Times New Roman"/>
+          <w:szCs w:val="24"/>
+        </w:rPr>
+        <w:t>potrebama</w:t>
+      </w:r>
+      <w:proofErr w:type="spellEnd"/>
+      <w:r>
+        <w:rPr>
+          <w:rFonts w:eastAsia="Times New Roman" w:cs="Times New Roman"/>
+          <w:szCs w:val="24"/>
+        </w:rPr>
+        <w:t xml:space="preserve"> </w:t>
+      </w:r>
+      <w:proofErr w:type="spellStart"/>
+      <w:r>
+        <w:rPr>
+          <w:rFonts w:eastAsia="Times New Roman" w:cs="Times New Roman"/>
+          <w:szCs w:val="24"/>
+        </w:rPr>
+        <w:t>prototipa</w:t>
+      </w:r>
+      <w:proofErr w:type="spellEnd"/>
+      <w:r>
+        <w:rPr>
+          <w:rFonts w:eastAsia="Times New Roman" w:cs="Times New Roman"/>
+          <w:szCs w:val="24"/>
+        </w:rPr>
+        <w:t xml:space="preserve"> </w:t>
+      </w:r>
+      <w:proofErr w:type="spellStart"/>
+      <w:r>
+        <w:rPr>
+          <w:rFonts w:eastAsia="Times New Roman" w:cs="Times New Roman"/>
+          <w:szCs w:val="24"/>
+        </w:rPr>
+        <w:t>aplikacije</w:t>
+      </w:r>
+      <w:proofErr w:type="spellEnd"/>
+      <w:r>
+        <w:rPr>
+          <w:rFonts w:eastAsia="Times New Roman" w:cs="Times New Roman"/>
+          <w:szCs w:val="24"/>
+        </w:rPr>
+        <w:t>.</w:t>
+      </w:r>
     </w:p>
     <w:p/>
     <w:p>
       <w:pPr>
-        <w:jc w:val="both"/>
+        <w:pStyle w:val="Heading2"/>
+        <w:numPr>
+          <w:ilvl w:val="1"/>
+          <w:numId w:val="10"/>
+        </w:numPr>
+        <w:rPr>
+          <w:rFonts w:ascii="Times New Roman" w:hAnsi="Times New Roman" w:cs="Times New Roman"/>
+          <w:color w:val="auto"/>
+          <w:sz w:val="24"/>
+          <w:szCs w:val="24"/>
+        </w:rPr>
       </w:pPr>
-      <w:r>
-        <w:t>DreamLand Toys je veb aplikacija namenjena prikazu i rezervaciji igračaka. Aplikacija je realizovana korišćenjem Angular okruženja i predstavlja klijentski deo digitalne prodavnice igračaka. Korisniku je omogućen pregled ponude, pretraga i filtriranje igračaka, pregled detalja, registracija i prijava, rezervacija proizvoda, upravljanje korpom, izmena profila i ostavljanje ocene i recenzije za pristigle igračke.</w:t>
-      </w:r>
+      <w:bookmarkStart w:id="2" w:name="_Toc240492815"/>
+      <w:bookmarkStart w:id="3" w:name="_Toc240552644"/>
+      <w:proofErr w:type="spellStart"/>
+      <w:r>
+        <w:rPr>
+          <w:rFonts w:ascii="Times New Roman" w:hAnsi="Times New Roman" w:cs="Times New Roman"/>
+          <w:color w:val="auto"/>
+          <w:sz w:val="24"/>
+          <w:szCs w:val="24"/>
+        </w:rPr>
+        <w:t>Korišćene</w:t>
+      </w:r>
+      <w:proofErr w:type="spellEnd"/>
+      <w:r>
+        <w:rPr>
+          <w:rFonts w:ascii="Times New Roman" w:hAnsi="Times New Roman" w:cs="Times New Roman"/>
+          <w:color w:val="auto"/>
+          <w:sz w:val="24"/>
+          <w:szCs w:val="24"/>
+        </w:rPr>
+        <w:t xml:space="preserve"> </w:t>
+      </w:r>
+      <w:proofErr w:type="spellStart"/>
+      <w:r>
+        <w:rPr>
+          <w:rFonts w:ascii="Times New Roman" w:hAnsi="Times New Roman" w:cs="Times New Roman"/>
+          <w:color w:val="auto"/>
+          <w:sz w:val="24"/>
+          <w:szCs w:val="24"/>
+        </w:rPr>
+        <w:t>tehnologije</w:t>
+      </w:r>
+      <w:bookmarkEnd w:id="2"/>
+      <w:bookmarkEnd w:id="3"/>
+      <w:proofErr w:type="spellEnd"/>
     </w:p>
     <w:p>
       <w:pPr>
-        <w:jc w:val="both"/>
+        <w:pStyle w:val="ListBullet"/>
       </w:pPr>
       <w:r>
-        <w:t>Podaci o igračkama učitavaju se preko servisa, dok se podaci koji nastaju tokom korišćenja aplikacije, kao što su korisnički nalozi, rezervacije i recenzije, čuvaju lokalno tokom rada aplikacije. Na taj način je simuliran rad serverske strane potreban za prototip aplikacije.</w:t>
+        <w:t>Angular i TypeScript – izrada komponenti, ruta, modela i servisa.</w:t>
+      </w:r>
+    </w:p>
+    <w:p>
+      <w:pPr>
+        <w:pStyle w:val="ListBullet"/>
+      </w:pPr>
+      <w:r>
+        <w:t>Angular Material – forme, dugmad, ikonice i pojedini elementi korisničkog interfejsa.</w:t>
+      </w:r>
+    </w:p>
+    <w:p>
+      <w:pPr>
+        <w:pStyle w:val="ListBullet"/>
+      </w:pPr>
+      <w:r>
+        <w:t>HTML i CSS – struktura i vizuelno oblikovanje stranica.</w:t>
+      </w:r>
+    </w:p>
+    <w:p>
+      <w:pPr>
+        <w:pStyle w:val="ListBullet"/>
+      </w:pPr>
+      <w:r>
+        <w:t>HttpClient – komunikacija sa API servisom za učitavanje podataka o igračkama.</w:t>
       </w:r>
     </w:p>
     <w:p>
@@ -2237,90 +3537,8 @@
           <w:szCs w:val="24"/>
         </w:rPr>
       </w:pPr>
-      <w:bookmarkStart w:id="2" w:name="_Toc240492815"/>
-      <w:bookmarkStart w:id="3" w:name="_Toc240552329"/>
-      <w:proofErr w:type="spellStart"/>
-      <w:r>
-        <w:rPr>
-          <w:rFonts w:ascii="Times New Roman" w:hAnsi="Times New Roman" w:cs="Times New Roman"/>
-          <w:color w:val="auto"/>
-          <w:sz w:val="24"/>
-          <w:szCs w:val="24"/>
-        </w:rPr>
-        <w:t>Korišćene</w:t>
-      </w:r>
-      <w:proofErr w:type="spellEnd"/>
-      <w:r>
-        <w:rPr>
-          <w:rFonts w:ascii="Times New Roman" w:hAnsi="Times New Roman" w:cs="Times New Roman"/>
-          <w:color w:val="auto"/>
-          <w:sz w:val="24"/>
-          <w:szCs w:val="24"/>
-        </w:rPr>
-        <w:t xml:space="preserve"> </w:t>
-      </w:r>
-      <w:proofErr w:type="spellStart"/>
-      <w:r>
-        <w:rPr>
-          <w:rFonts w:ascii="Times New Roman" w:hAnsi="Times New Roman" w:cs="Times New Roman"/>
-          <w:color w:val="auto"/>
-          <w:sz w:val="24"/>
-          <w:szCs w:val="24"/>
-        </w:rPr>
-        <w:t>tehnologije</w:t>
-      </w:r>
-      <w:bookmarkEnd w:id="2"/>
-      <w:bookmarkEnd w:id="3"/>
-      <w:proofErr w:type="spellEnd"/>
-    </w:p>
-    <w:p>
-      <w:pPr>
-        <w:pStyle w:val="ListBullet"/>
-      </w:pPr>
-      <w:r>
-        <w:t>Angular i TypeScript – izrada komponenti, ruta, modela i servisa.</w:t>
-      </w:r>
-    </w:p>
-    <w:p>
-      <w:pPr>
-        <w:pStyle w:val="ListBullet"/>
-      </w:pPr>
-      <w:r>
-        <w:t>Angular Material – forme, dugmad, ikonice i pojedini elementi korisničkog interfejsa.</w:t>
-      </w:r>
-    </w:p>
-    <w:p>
-      <w:pPr>
-        <w:pStyle w:val="ListBullet"/>
-      </w:pPr>
-      <w:r>
-        <w:t>HTML i CSS – struktura i vizuelno oblikovanje stranica.</w:t>
-      </w:r>
-    </w:p>
-    <w:p>
-      <w:pPr>
-        <w:pStyle w:val="ListBullet"/>
-      </w:pPr>
-      <w:r>
-        <w:t>HttpClient – komunikacija sa API servisom za učitavanje podataka o igračkama.</w:t>
-      </w:r>
-    </w:p>
-    <w:p>
-      <w:pPr>
-        <w:pStyle w:val="Heading2"/>
-        <w:numPr>
-          <w:ilvl w:val="1"/>
-          <w:numId w:val="10"/>
-        </w:numPr>
-        <w:rPr>
-          <w:rFonts w:ascii="Times New Roman" w:hAnsi="Times New Roman" w:cs="Times New Roman"/>
-          <w:color w:val="auto"/>
-          <w:sz w:val="24"/>
-          <w:szCs w:val="24"/>
-        </w:rPr>
-      </w:pPr>
       <w:bookmarkStart w:id="4" w:name="_Toc240492816"/>
-      <w:bookmarkStart w:id="5" w:name="_Toc240552330"/>
+      <w:bookmarkStart w:id="5" w:name="_Toc240552645"/>
       <w:proofErr w:type="spellStart"/>
       <w:r>
         <w:rPr>
@@ -2382,7 +3600,7 @@
           <w:sz w:val="28"/>
         </w:rPr>
       </w:pPr>
-      <w:bookmarkStart w:id="6" w:name="_Toc240552331"/>
+      <w:bookmarkStart w:id="6" w:name="_Toc240552646"/>
       <w:proofErr w:type="spellStart"/>
       <w:r>
         <w:rPr>
@@ -2537,7 +3755,7 @@
           <w:szCs w:val="24"/>
         </w:rPr>
       </w:pPr>
-      <w:bookmarkStart w:id="7" w:name="_Toc240552332"/>
+      <w:bookmarkStart w:id="7" w:name="_Toc240552647"/>
       <w:r>
         <w:rPr>
           <w:rFonts w:ascii="Times New Roman" w:hAnsi="Times New Roman" w:cs="Times New Roman"/>
@@ -2784,7 +4002,15 @@
       </w:r>
       <w:proofErr w:type="spellEnd"/>
       <w:r>
-        <w:t xml:space="preserve"> prikaz aplikacije. Na njoj se prikazuje lista dostupnih igračaka u obliku kartica. Svaka kartica sadrži sliku, naziv, kratak opis, cenu, prosečnu ocenu kada postoje recenzije i dugme „</w:t>
+        <w:t xml:space="preserve"> </w:t>
+      </w:r>
+      <w:proofErr w:type="spellStart"/>
+      <w:r>
+        <w:t>prikaz</w:t>
+      </w:r>
+      <w:proofErr w:type="spellEnd"/>
+      <w:r>
+        <w:t xml:space="preserve"> aplikacije. Na njoj se prikazuje lista dostupnih igračaka u obliku kartica. Svaka kartica sadrži sliku, naziv, kratak opis, cenu, prosečnu ocenu kada postoje recenzije i dugme „</w:t>
       </w:r>
       <w:proofErr w:type="gramStart"/>
       <w:r>
@@ -2825,7 +4051,7 @@
         </w:rPr>
       </w:pPr>
       <w:bookmarkStart w:id="8" w:name="_Toc240492818"/>
-      <w:bookmarkStart w:id="9" w:name="_Toc240552333"/>
+      <w:bookmarkStart w:id="9" w:name="_Toc240552648"/>
       <w:proofErr w:type="spellStart"/>
       <w:r>
         <w:rPr>
@@ -3751,7 +4977,7 @@
         <w:lastRenderedPageBreak/>
         <w:t xml:space="preserve"> </w:t>
       </w:r>
-      <w:bookmarkStart w:id="11" w:name="_Toc240552334"/>
+      <w:bookmarkStart w:id="11" w:name="_Toc240552649"/>
       <w:proofErr w:type="spellStart"/>
       <w:r>
         <w:rPr>
@@ -3924,7 +5150,7 @@
         </w:rPr>
       </w:pPr>
       <w:bookmarkStart w:id="12" w:name="_Toc240492820"/>
-      <w:bookmarkStart w:id="13" w:name="_Toc240552335"/>
+      <w:bookmarkStart w:id="13" w:name="_Toc240552650"/>
       <w:proofErr w:type="spellStart"/>
       <w:r>
         <w:rPr>
@@ -4251,7 +5477,7 @@
         </w:rPr>
       </w:pPr>
       <w:bookmarkStart w:id="14" w:name="_Toc240492821"/>
-      <w:bookmarkStart w:id="15" w:name="_Toc240552336"/>
+      <w:bookmarkStart w:id="15" w:name="_Toc240552651"/>
       <w:proofErr w:type="spellStart"/>
       <w:r>
         <w:rPr>
@@ -4658,7 +5884,23 @@
       </w:r>
       <w:proofErr w:type="spellEnd"/>
       <w:r>
-        <w:t xml:space="preserve">“. Korisnik može promeniti status rezervisane igračke. Stavke sa </w:t>
+        <w:t xml:space="preserve">“. Korisnik može promeniti status rezervisane igračke. </w:t>
+      </w:r>
+      <w:proofErr w:type="spellStart"/>
+      <w:r>
+        <w:t>Stavke</w:t>
+      </w:r>
+      <w:proofErr w:type="spellEnd"/>
+      <w:r>
+        <w:t xml:space="preserve"> </w:t>
+      </w:r>
+      <w:proofErr w:type="spellStart"/>
+      <w:r>
+        <w:t>sa</w:t>
+      </w:r>
+      <w:proofErr w:type="spellEnd"/>
+      <w:r>
+        <w:t xml:space="preserve"> </w:t>
       </w:r>
       <w:proofErr w:type="spellStart"/>
       <w:r>
@@ -5063,7 +6305,7 @@
         <w:lastRenderedPageBreak/>
         <w:t xml:space="preserve"> </w:t>
       </w:r>
-      <w:bookmarkStart w:id="17" w:name="_Toc240552337"/>
+      <w:bookmarkStart w:id="17" w:name="_Toc240552652"/>
       <w:r>
         <w:rPr>
           <w:rFonts w:ascii="Times New Roman" w:hAnsi="Times New Roman" w:cs="Times New Roman"/>
@@ -5264,7 +6506,31 @@
       </w:r>
       <w:proofErr w:type="spellEnd"/>
       <w:r>
-        <w:t xml:space="preserve"> trenutno prijavljenog korisnika: ime </w:t>
+        <w:t xml:space="preserve"> trenutno </w:t>
+      </w:r>
+      <w:proofErr w:type="spellStart"/>
+      <w:r>
+        <w:t>prijavljenog</w:t>
+      </w:r>
+      <w:proofErr w:type="spellEnd"/>
+      <w:r>
+        <w:t xml:space="preserve"> </w:t>
+      </w:r>
+      <w:proofErr w:type="spellStart"/>
+      <w:r>
+        <w:t>korisnika</w:t>
+      </w:r>
+      <w:proofErr w:type="spellEnd"/>
+      <w:r>
+        <w:t xml:space="preserve">: </w:t>
+      </w:r>
+      <w:proofErr w:type="spellStart"/>
+      <w:r>
+        <w:t>ime</w:t>
+      </w:r>
+      <w:proofErr w:type="spellEnd"/>
+      <w:r>
+        <w:t xml:space="preserve"> </w:t>
       </w:r>
       <w:proofErr w:type="spellStart"/>
       <w:r>
@@ -5363,7 +6629,7 @@
         </w:rPr>
       </w:pPr>
       <w:bookmarkStart w:id="18" w:name="_Toc240492823"/>
-      <w:bookmarkStart w:id="19" w:name="_Toc240552338"/>
+      <w:bookmarkStart w:id="19" w:name="_Toc240552653"/>
       <w:r>
         <w:rPr>
           <w:rFonts w:ascii="Times New Roman" w:hAnsi="Times New Roman" w:cs="Times New Roman"/>
@@ -5395,7 +6661,7 @@
         </w:rPr>
       </w:pPr>
       <w:bookmarkStart w:id="20" w:name="_Toc240492824"/>
-      <w:bookmarkStart w:id="21" w:name="_Toc240552339"/>
+      <w:bookmarkStart w:id="21" w:name="_Toc240552654"/>
       <w:r>
         <w:rPr>
           <w:rFonts w:ascii="Times New Roman" w:hAnsi="Times New Roman" w:cs="Times New Roman"/>
@@ -5444,7 +6710,7 @@
         </w:rPr>
       </w:pPr>
       <w:bookmarkStart w:id="22" w:name="_Toc240492825"/>
-      <w:bookmarkStart w:id="23" w:name="_Toc240552340"/>
+      <w:bookmarkStart w:id="23" w:name="_Toc240552655"/>
       <w:r>
         <w:rPr>
           <w:rFonts w:ascii="Times New Roman" w:hAnsi="Times New Roman" w:cs="Times New Roman"/>
@@ -5485,7 +6751,7 @@
         </w:rPr>
       </w:pPr>
       <w:bookmarkStart w:id="24" w:name="_Toc240492826"/>
-      <w:bookmarkStart w:id="25" w:name="_Toc240552341"/>
+      <w:bookmarkStart w:id="25" w:name="_Toc240552656"/>
       <w:r>
         <w:rPr>
           <w:rFonts w:ascii="Times New Roman" w:hAnsi="Times New Roman" w:cs="Times New Roman"/>
@@ -5525,7 +6791,7 @@
         </w:rPr>
       </w:pPr>
       <w:bookmarkStart w:id="26" w:name="_Toc240492827"/>
-      <w:bookmarkStart w:id="27" w:name="_Toc240552342"/>
+      <w:bookmarkStart w:id="27" w:name="_Toc240552657"/>
       <w:r>
         <w:rPr>
           <w:rFonts w:ascii="Times New Roman" w:hAnsi="Times New Roman" w:cs="Times New Roman"/>
@@ -5566,7 +6832,7 @@
         </w:rPr>
       </w:pPr>
       <w:bookmarkStart w:id="28" w:name="_Toc240492828"/>
-      <w:bookmarkStart w:id="29" w:name="_Toc240552343"/>
+      <w:bookmarkStart w:id="29" w:name="_Toc240552658"/>
       <w:r>
         <w:rPr>
           <w:rFonts w:ascii="Times New Roman" w:hAnsi="Times New Roman" w:cs="Times New Roman"/>
@@ -5611,7 +6877,7 @@
         </w:rPr>
       </w:pPr>
       <w:bookmarkStart w:id="30" w:name="_Toc240492829"/>
-      <w:bookmarkStart w:id="31" w:name="_Toc240552344"/>
+      <w:bookmarkStart w:id="31" w:name="_Toc240552659"/>
       <w:r>
         <w:rPr>
           <w:rFonts w:ascii="Times New Roman" w:hAnsi="Times New Roman" w:cs="Times New Roman"/>
@@ -5710,7 +6976,31 @@
         <w:jc w:val="both"/>
       </w:pPr>
       <w:r>
-        <w:t xml:space="preserve">Korpa i profil zaštićeni su authGuard mehanizmom. Njih može otvoriti samo prijavljeni korisnik. Nepoznata putanja preusmerava </w:t>
+        <w:t xml:space="preserve">Korpa i profil zaštićeni su authGuard mehanizmom. Njih može otvoriti samo prijavljeni korisnik. </w:t>
+      </w:r>
+      <w:proofErr w:type="spellStart"/>
+      <w:r>
+        <w:t>Nepoznata</w:t>
+      </w:r>
+      <w:proofErr w:type="spellEnd"/>
+      <w:r>
+        <w:t xml:space="preserve"> </w:t>
+      </w:r>
+      <w:proofErr w:type="spellStart"/>
+      <w:r>
+        <w:t>putanja</w:t>
+      </w:r>
+      <w:proofErr w:type="spellEnd"/>
+      <w:r>
+        <w:t xml:space="preserve"> </w:t>
+      </w:r>
+      <w:proofErr w:type="spellStart"/>
+      <w:r>
+        <w:t>preusmerava</w:t>
+      </w:r>
+      <w:proofErr w:type="spellEnd"/>
+      <w:r>
+        <w:t xml:space="preserve"> </w:t>
       </w:r>
       <w:proofErr w:type="spellStart"/>
       <w:r>
@@ -5744,338 +7034,11 @@
       <w:r>
         <w:t>.</w:t>
       </w:r>
-    </w:p>
-    <w:p>
-      <w:pPr>
-        <w:jc w:val="both"/>
-      </w:pPr>
     </w:p>
     <w:p>
       <w:pPr>
         <w:pStyle w:val="Heading1"/>
-        <w:rPr>
-          <w:rFonts w:ascii="Times New Roman" w:hAnsi="Times New Roman" w:cs="Times New Roman"/>
-          <w:color w:val="auto"/>
-          <w:sz w:val="28"/>
-          <w:lang w:val="sr-Latn-RS"/>
-        </w:rPr>
       </w:pPr>
-      <w:bookmarkStart w:id="32" w:name="_Toc240552345"/>
-      <w:r>
-        <w:rPr>
-          <w:rFonts w:ascii="Times New Roman" w:hAnsi="Times New Roman" w:cs="Times New Roman"/>
-          <w:color w:val="auto"/>
-          <w:sz w:val="28"/>
-        </w:rPr>
-        <w:t xml:space="preserve">5. </w:t>
-      </w:r>
-      <w:proofErr w:type="spellStart"/>
-      <w:r>
-        <w:rPr>
-          <w:rFonts w:ascii="Times New Roman" w:hAnsi="Times New Roman" w:cs="Times New Roman"/>
-          <w:color w:val="auto"/>
-          <w:sz w:val="28"/>
-        </w:rPr>
-        <w:t>Simulacija</w:t>
-      </w:r>
-      <w:proofErr w:type="spellEnd"/>
-      <w:r>
-        <w:rPr>
-          <w:rFonts w:ascii="Times New Roman" w:hAnsi="Times New Roman" w:cs="Times New Roman"/>
-          <w:color w:val="auto"/>
-          <w:sz w:val="28"/>
-        </w:rPr>
-        <w:t xml:space="preserve"> </w:t>
-      </w:r>
-      <w:r>
-        <w:rPr>
-          <w:rFonts w:ascii="Times New Roman" w:hAnsi="Times New Roman" w:cs="Times New Roman"/>
-          <w:color w:val="auto"/>
-          <w:sz w:val="28"/>
-          <w:lang w:val="sr-Latn-RS"/>
-        </w:rPr>
-        <w:t>čuvanja podataka</w:t>
-      </w:r>
-      <w:bookmarkEnd w:id="32"/>
-    </w:p>
-    <w:p>
-      <w:pPr>
-        <w:rPr>
-          <w:lang w:val="sr-Latn-RS"/>
-        </w:rPr>
-      </w:pPr>
-    </w:p>
-    <w:p>
-      <w:r>
-        <w:t xml:space="preserve">Za </w:t>
-      </w:r>
-      <w:proofErr w:type="spellStart"/>
-      <w:r>
-        <w:t>čuvanje</w:t>
-      </w:r>
-      <w:proofErr w:type="spellEnd"/>
-      <w:r>
-        <w:t xml:space="preserve"> </w:t>
-      </w:r>
-      <w:proofErr w:type="spellStart"/>
-      <w:r>
-        <w:t>podataka</w:t>
-      </w:r>
-      <w:proofErr w:type="spellEnd"/>
-      <w:r>
-        <w:t xml:space="preserve"> o </w:t>
-      </w:r>
-      <w:proofErr w:type="spellStart"/>
-      <w:r>
-        <w:t>korisnicima</w:t>
-      </w:r>
-      <w:proofErr w:type="spellEnd"/>
-      <w:r>
-        <w:t xml:space="preserve">, </w:t>
-      </w:r>
-      <w:proofErr w:type="spellStart"/>
-      <w:r>
-        <w:t>rezervacijama</w:t>
-      </w:r>
-      <w:proofErr w:type="spellEnd"/>
-      <w:r>
-        <w:t xml:space="preserve"> </w:t>
-      </w:r>
-      <w:proofErr w:type="spellStart"/>
-      <w:r>
-        <w:t>i</w:t>
-      </w:r>
-      <w:proofErr w:type="spellEnd"/>
-      <w:r>
-        <w:t xml:space="preserve"> </w:t>
-      </w:r>
-      <w:proofErr w:type="spellStart"/>
-      <w:r>
-        <w:t>recenzijama</w:t>
-      </w:r>
-      <w:proofErr w:type="spellEnd"/>
-      <w:r>
-        <w:t xml:space="preserve"> </w:t>
-      </w:r>
-      <w:proofErr w:type="spellStart"/>
-      <w:r>
-        <w:t>koristi</w:t>
-      </w:r>
-      <w:proofErr w:type="spellEnd"/>
-      <w:r>
-        <w:t xml:space="preserve"> se </w:t>
-      </w:r>
-      <w:proofErr w:type="spellStart"/>
-      <w:r>
-        <w:rPr>
-          <w:rStyle w:val="HTMLCode"/>
-          <w:rFonts w:ascii="Times New Roman" w:eastAsiaTheme="minorEastAsia" w:hAnsi="Times New Roman" w:cs="Times New Roman"/>
-        </w:rPr>
-        <w:t>L</w:t>
-      </w:r>
-      <w:r>
-        <w:rPr>
-          <w:rStyle w:val="HTMLCode"/>
-          <w:rFonts w:ascii="Times New Roman" w:eastAsiaTheme="minorEastAsia" w:hAnsi="Times New Roman" w:cs="Times New Roman"/>
-        </w:rPr>
-        <w:t>ocalStorage</w:t>
-      </w:r>
-      <w:proofErr w:type="spellEnd"/>
-      <w:r>
-        <w:t xml:space="preserve"> </w:t>
-      </w:r>
-      <w:proofErr w:type="spellStart"/>
-      <w:r>
-        <w:t>pregledača</w:t>
-      </w:r>
-      <w:proofErr w:type="spellEnd"/>
-      <w:r>
-        <w:t xml:space="preserve">. Na </w:t>
-      </w:r>
-      <w:proofErr w:type="spellStart"/>
-      <w:r>
-        <w:t>ovaj</w:t>
-      </w:r>
-      <w:proofErr w:type="spellEnd"/>
-      <w:r>
-        <w:t xml:space="preserve"> </w:t>
-      </w:r>
-      <w:proofErr w:type="spellStart"/>
-      <w:r>
-        <w:t>način</w:t>
-      </w:r>
-      <w:proofErr w:type="spellEnd"/>
-      <w:r>
-        <w:t xml:space="preserve"> </w:t>
-      </w:r>
-      <w:proofErr w:type="spellStart"/>
-      <w:r>
-        <w:t>podaci</w:t>
-      </w:r>
-      <w:proofErr w:type="spellEnd"/>
-      <w:r>
-        <w:t xml:space="preserve"> </w:t>
-      </w:r>
-      <w:proofErr w:type="spellStart"/>
-      <w:r>
-        <w:t>ostaju</w:t>
-      </w:r>
-      <w:proofErr w:type="spellEnd"/>
-      <w:r>
-        <w:t xml:space="preserve"> </w:t>
-      </w:r>
-      <w:proofErr w:type="spellStart"/>
-      <w:r>
-        <w:t>sačuvani</w:t>
-      </w:r>
-      <w:proofErr w:type="spellEnd"/>
-      <w:r>
-        <w:t xml:space="preserve"> </w:t>
-      </w:r>
-      <w:proofErr w:type="spellStart"/>
-      <w:r>
-        <w:t>i</w:t>
-      </w:r>
-      <w:proofErr w:type="spellEnd"/>
-      <w:r>
-        <w:t xml:space="preserve"> </w:t>
-      </w:r>
-      <w:proofErr w:type="spellStart"/>
-      <w:r>
-        <w:t>nakon</w:t>
-      </w:r>
-      <w:proofErr w:type="spellEnd"/>
-      <w:r>
-        <w:t xml:space="preserve"> </w:t>
-      </w:r>
-      <w:proofErr w:type="spellStart"/>
-      <w:r>
-        <w:t>osvežavanja</w:t>
-      </w:r>
-      <w:proofErr w:type="spellEnd"/>
-      <w:r>
-        <w:t xml:space="preserve"> </w:t>
-      </w:r>
-      <w:proofErr w:type="spellStart"/>
-      <w:r>
-        <w:t>stranice</w:t>
-      </w:r>
-      <w:proofErr w:type="spellEnd"/>
-      <w:r>
-        <w:t xml:space="preserve">, bez </w:t>
-      </w:r>
-      <w:proofErr w:type="spellStart"/>
-      <w:r>
-        <w:t>korišćenja</w:t>
-      </w:r>
-      <w:proofErr w:type="spellEnd"/>
-      <w:r>
-        <w:t xml:space="preserve"> </w:t>
-      </w:r>
-      <w:proofErr w:type="spellStart"/>
-      <w:r>
-        <w:t>posebne</w:t>
-      </w:r>
-      <w:proofErr w:type="spellEnd"/>
-      <w:r>
-        <w:t xml:space="preserve"> </w:t>
-      </w:r>
-      <w:proofErr w:type="spellStart"/>
-      <w:r>
-        <w:t>baze</w:t>
-      </w:r>
-      <w:proofErr w:type="spellEnd"/>
-      <w:r>
-        <w:t xml:space="preserve"> </w:t>
-      </w:r>
-      <w:proofErr w:type="spellStart"/>
-      <w:r>
-        <w:t>podataka</w:t>
-      </w:r>
-      <w:proofErr w:type="spellEnd"/>
-      <w:r>
-        <w:t xml:space="preserve">. </w:t>
-      </w:r>
-      <w:proofErr w:type="spellStart"/>
-      <w:r>
-        <w:t>Svaki</w:t>
-      </w:r>
-      <w:proofErr w:type="spellEnd"/>
-      <w:r>
-        <w:t xml:space="preserve"> </w:t>
-      </w:r>
-      <w:proofErr w:type="spellStart"/>
-      <w:r>
-        <w:t>korisnik</w:t>
-      </w:r>
-      <w:proofErr w:type="spellEnd"/>
-      <w:r>
-        <w:t xml:space="preserve"> </w:t>
-      </w:r>
-      <w:proofErr w:type="spellStart"/>
-      <w:r>
-        <w:t>ima</w:t>
-      </w:r>
-      <w:proofErr w:type="spellEnd"/>
-      <w:r>
-        <w:t xml:space="preserve"> </w:t>
-      </w:r>
-      <w:proofErr w:type="spellStart"/>
-      <w:r>
-        <w:t>svoju</w:t>
-      </w:r>
-      <w:proofErr w:type="spellEnd"/>
-      <w:r>
-        <w:t xml:space="preserve"> </w:t>
-      </w:r>
-      <w:proofErr w:type="spellStart"/>
-      <w:r>
-        <w:t>korpu</w:t>
-      </w:r>
-      <w:proofErr w:type="spellEnd"/>
-      <w:r>
-        <w:t xml:space="preserve">, </w:t>
-      </w:r>
-      <w:proofErr w:type="spellStart"/>
-      <w:r>
-        <w:t>dok</w:t>
-      </w:r>
-      <w:proofErr w:type="spellEnd"/>
-      <w:r>
-        <w:t xml:space="preserve"> se </w:t>
-      </w:r>
-      <w:proofErr w:type="spellStart"/>
-      <w:r>
-        <w:t>podaci</w:t>
-      </w:r>
-      <w:proofErr w:type="spellEnd"/>
-      <w:r>
-        <w:t xml:space="preserve"> o </w:t>
-      </w:r>
-      <w:proofErr w:type="spellStart"/>
-      <w:r>
-        <w:t>igračkama</w:t>
-      </w:r>
-      <w:proofErr w:type="spellEnd"/>
-      <w:r>
-        <w:t xml:space="preserve"> </w:t>
-      </w:r>
-      <w:proofErr w:type="spellStart"/>
-      <w:r>
-        <w:t>preuzimaju</w:t>
-      </w:r>
-      <w:proofErr w:type="spellEnd"/>
-      <w:r>
-        <w:t xml:space="preserve"> </w:t>
-      </w:r>
-      <w:proofErr w:type="spellStart"/>
-      <w:r>
-        <w:t>sa</w:t>
-      </w:r>
-      <w:proofErr w:type="spellEnd"/>
-      <w:r>
-        <w:t xml:space="preserve"> API-ja.</w:t>
-      </w:r>
     </w:p>
     <w:p>
       <w:pPr>
